--- a/downloads/student/ai-7-week-21.docx
+++ b/downloads/student/ai-7-week-21.docx
@@ -777,6 +777,16 @@
     <w:p>
       <w:r>
         <w:t>A plan cannot correct poor sampling or guarantee valid assumptions; it makes decisions auditable.</w:t>
+      </w:r>
+    </w:p>
+    <w:p>
+      <w:r>
+        <w:t>Read the labelled picture: Apply the recorded exclusion rule. Can two readable model failures be removed, and how must a necessary later plan change be disclosed?</w:t>
+      </w:r>
+    </w:p>
+    <w:p>
+      <w:r>
+        <w:t>Change one thing: Exclude two readable cases because the new model fails them. Predict the result before checking the explanation. What remains the same?</w:t>
       </w:r>
     </w:p>
     <w:p>
@@ -1875,6 +1885,187 @@
         <w:t>Attempt the independent case before hints. Record whether you worked alone, used a hint or followed a model. After feedback, fix the first unsupported step and explain why it changed. A later check uses a changed case, not a copied answer.</w:t>
       </w:r>
     </w:p>
+    <w:p>
+      <w:pPr>
+        <w:pStyle w:val="Heading1"/>
+      </w:pPr>
+      <w:r>
+        <w:t>15. Your lesson route</w:t>
+      </w:r>
+    </w:p>
+    <w:p>
+      <w:r>
+        <w:t>Start with this question: Freeze decisions before the result. A team records its outcome, exclusions and analysis before evaluating a reserved set.</w:t>
+      </w:r>
+    </w:p>
+    <w:tbl>
+      <w:tblPr>
+        <w:tblStyle w:val="LightShading-Accent1"/>
+        <w:tblW w:type="auto" w:w="0"/>
+        <w:tblLook w:firstColumn="1" w:firstRow="1" w:lastColumn="0" w:lastRow="0" w:noHBand="0" w:noVBand="1" w:val="04A0"/>
+      </w:tblPr>
+      <w:tblGrid>
+        <w:gridCol w:w="5112"/>
+        <w:gridCol w:w="5112"/>
+      </w:tblGrid>
+      <w:tr>
+        <w:trPr>
+          <w:tblHeader/>
+        </w:trPr>
+        <w:tc>
+          <w:tcPr>
+            <w:tcW w:type="dxa" w:w="5112"/>
+          </w:tcPr>
+          <w:p>
+            <w:r>
+              <w:t>By the end, I can</w:t>
+            </w:r>
+          </w:p>
+        </w:tc>
+        <w:tc>
+          <w:tcPr>
+            <w:tcW w:type="dxa" w:w="5112"/>
+          </w:tcPr>
+          <w:p>
+            <w:r>
+              <w:t>How I will show it</w:t>
+            </w:r>
+          </w:p>
+        </w:tc>
+      </w:tr>
+      <w:tr>
+        <w:tc>
+          <w:tcPr>
+            <w:tcW w:type="dxa" w:w="5112"/>
+          </w:tcPr>
+          <w:p>
+            <w:r>
+              <w:t>Explain the mechanism and terminology of predefining an analysis plan</w:t>
+            </w:r>
+          </w:p>
+        </w:tc>
+        <w:tc>
+          <w:tcPr>
+            <w:tcW w:type="dxa" w:w="5112"/>
+          </w:tcPr>
+          <w:p>
+            <w:r>
+              <w:t>Explain the deciding step, show a trace or test, and state one limit.</w:t>
+            </w:r>
+          </w:p>
+        </w:tc>
+      </w:tr>
+      <w:tr>
+        <w:tc>
+          <w:tcPr>
+            <w:tcW w:type="dxa" w:w="5112"/>
+          </w:tcPr>
+          <w:p>
+            <w:r>
+              <w:t>Apply the stated procedure to a new case with a traceable result</w:t>
+            </w:r>
+          </w:p>
+        </w:tc>
+        <w:tc>
+          <w:tcPr>
+            <w:tcW w:type="dxa" w:w="5112"/>
+          </w:tcPr>
+          <w:p>
+            <w:r>
+              <w:t>Explain the deciding step, show a trace or test, and state one limit.</w:t>
+            </w:r>
+          </w:p>
+        </w:tc>
+      </w:tr>
+      <w:tr>
+        <w:tc>
+          <w:tcPr>
+            <w:tcW w:type="dxa" w:w="5112"/>
+          </w:tcPr>
+          <w:p>
+            <w:r>
+              <w:t>Identify an assumption or limitation and design a revealing follow-up</w:t>
+            </w:r>
+          </w:p>
+        </w:tc>
+        <w:tc>
+          <w:tcPr>
+            <w:tcW w:type="dxa" w:w="5112"/>
+          </w:tcPr>
+          <w:p>
+            <w:r>
+              <w:t>Explain the deciding step, show a trace or test, and state one limit.</w:t>
+            </w:r>
+          </w:p>
+        </w:tc>
+      </w:tr>
+    </w:tbl>
+    <w:p>
+      <w:r>
+        <w:t>Remember → watch and explain → try with help → investigate → try independently → keep project evidence. Your teacher may spread this lesson across several classes.</w:t>
+      </w:r>
+    </w:p>
+    <w:p>
+      <w:r>
+        <w:t>Keep your first prediction. Compare it with what the evidence shows and explain any change.</w:t>
+      </w:r>
+    </w:p>
+    <w:p>
+      <w:pPr>
+        <w:pStyle w:val="Heading1"/>
+      </w:pPr>
+      <w:r>
+        <w:t>16. Finish and return</w:t>
+      </w:r>
+    </w:p>
+    <w:p>
+      <w:r>
+        <w:t>Close your notes. Explain this goal in your own words: Explain the mechanism and terminology of predefining an analysis plan</w:t>
+      </w:r>
+    </w:p>
+    <w:p>
+      <w:pPr>
+        <w:pStyle w:val="Heading3"/>
+      </w:pPr>
+      <w:r>
+        <w:t>My deciding step, evidence and one remaining question</w:t>
+      </w:r>
+    </w:p>
+    <w:p>
+      <w:r>
+        <w:t>________________________________________________________________</w:t>
+      </w:r>
+    </w:p>
+    <w:p>
+      <w:r>
+        <w:t>________________________________________________________________</w:t>
+      </w:r>
+    </w:p>
+    <w:p>
+      <w:r>
+        <w:t>________________________________________________________________</w:t>
+      </w:r>
+    </w:p>
+    <w:p>
+      <w:r>
+        <w:t>________________________________________________________________</w:t>
+      </w:r>
+    </w:p>
+    <w:p>
+      <w:r>
+        <w:t>________________________________________________________________</w:t>
+      </w:r>
+    </w:p>
+    <w:p>
+      <w:r>
+        <w:t>If you are unsure, return to the worked picture and explain one arrow. If you are ready, change an input or assumption and justify your prediction.</w:t>
+      </w:r>
+    </w:p>
+    <w:p>
+      <w:r>
+        <w:t>Save your workbook evidence. At the next review, try a different case before opening your old answer.</w:t>
+      </w:r>
+    </w:p>
     <w:sectPr>
       <w:pgSz w:w="12240" w:h="15840"/>
       <w:pgMar w:top="936" w:right="1008" w:bottom="936" w:left="1008" w:header="720" w:footer="720" w:gutter="0"/>

--- a/downloads/student/ai-7-week-21.docx
+++ b/downloads/student/ai-7-week-21.docx
@@ -2066,6 +2066,202 @@
         <w:t>Save your workbook evidence. At the next review, try a different case before opening your old answer.</w:t>
       </w:r>
     </w:p>
+    <w:p>
+      <w:pPr>
+        <w:pStyle w:val="Heading1"/>
+      </w:pPr>
+      <w:r>
+        <w:t>17. Supported practice, repair and portfolio</w:t>
+      </w:r>
+    </w:p>
+    <w:p>
+      <w:r>
+        <w:t>Use this supported practice once, in the browser or on paper. Keep the reserved independent assessment for a separate first attempt before teacher feedback.</w:t>
+      </w:r>
+    </w:p>
+    <w:p>
+      <w:r>
+        <w:t>Freeze decisions before the result. A team records its outcome, exclusions and analysis before evaluating a reserved set.</w:t>
+      </w:r>
+    </w:p>
+    <w:p>
+      <w:pPr>
+        <w:pStyle w:val="Heading3"/>
+      </w:pPr>
+      <w:r>
+        <w:t>Practice 1: explain the deciding evidence</w:t>
+      </w:r>
+    </w:p>
+    <w:p>
+      <w:r>
+        <w:t>Which labelled step matches this detail? If the plan changes, mark the change and give its reason.</w:t>
+      </w:r>
+    </w:p>
+    <w:p>
+      <w:r>
+        <w:t>1. Protect the reserved set</w:t>
+      </w:r>
+    </w:p>
+    <w:p>
+      <w:r>
+        <w:t>2. Write the rule first</w:t>
+      </w:r>
+    </w:p>
+    <w:p>
+      <w:r>
+        <w:t>3. Report deviations</w:t>
+      </w:r>
+    </w:p>
+    <w:p>
+      <w:pPr>
+        <w:pStyle w:val="Heading3"/>
+      </w:pPr>
+      <w:r>
+        <w:t>My selected conclusion, deciding fact and explanation</w:t>
+      </w:r>
+    </w:p>
+    <w:p>
+      <w:r>
+        <w:t>________________________________________________________________</w:t>
+      </w:r>
+    </w:p>
+    <w:p>
+      <w:r>
+        <w:t>________________________________________________________________</w:t>
+      </w:r>
+    </w:p>
+    <w:p>
+      <w:r>
+        <w:t>________________________________________________________________</w:t>
+      </w:r>
+    </w:p>
+    <w:p>
+      <w:r>
+        <w:t>________________________________________________________________</w:t>
+      </w:r>
+    </w:p>
+    <w:p>
+      <w:r>
+        <w:t>________________________________________________________________</w:t>
+      </w:r>
+    </w:p>
+    <w:p>
+      <w:r>
+        <w:t>Hint if needed: Read the steps in the pictorial case. Match the supplied detail to the stage that performs or records it.</w:t>
+      </w:r>
+    </w:p>
+    <w:p>
+      <w:r>
+        <w:t>After your attempt, compare with the supported explanation: Report deviations If the plan changes, mark the change and give its reason. An analysis plan limits flexibility after outcomes are known. Necessary changes can be transparent, but they should not be silently presented as the original plan.</w:t>
+      </w:r>
+    </w:p>
+    <w:p>
+      <w:pPr>
+        <w:pStyle w:val="Heading3"/>
+      </w:pPr>
+      <w:r>
+        <w:t>Practice 2: explain the deciding evidence</w:t>
+      </w:r>
+    </w:p>
+    <w:p>
+      <w:r>
+        <w:t>Changed-case practice: Exclude two readable cases because the new model fails them. Which conclusion is supported by the supplied facts?</w:t>
+      </w:r>
+    </w:p>
+    <w:p>
+      <w:r>
+        <w:t>1. That outcome-driven exclusion violates the recorded rule.</w:t>
+      </w:r>
+    </w:p>
+    <w:p>
+      <w:r>
+        <w:t>2. This one example guarantees correct results for every future input.</w:t>
+      </w:r>
+    </w:p>
+    <w:p>
+      <w:r>
+        <w:t>3. We can decide the result without examining the changed input or the procedure.</w:t>
+      </w:r>
+    </w:p>
+    <w:p>
+      <w:pPr>
+        <w:pStyle w:val="Heading3"/>
+      </w:pPr>
+      <w:r>
+        <w:t>My selected conclusion, deciding fact and explanation</w:t>
+      </w:r>
+    </w:p>
+    <w:p>
+      <w:r>
+        <w:t>________________________________________________________________</w:t>
+      </w:r>
+    </w:p>
+    <w:p>
+      <w:r>
+        <w:t>________________________________________________________________</w:t>
+      </w:r>
+    </w:p>
+    <w:p>
+      <w:r>
+        <w:t>________________________________________________________________</w:t>
+      </w:r>
+    </w:p>
+    <w:p>
+      <w:r>
+        <w:t>________________________________________________________________</w:t>
+      </w:r>
+    </w:p>
+    <w:p>
+      <w:r>
+        <w:t>________________________________________________________________</w:t>
+      </w:r>
+    </w:p>
+    <w:p>
+      <w:r>
+        <w:t>Hint if needed: Use the changed condition and the deciding step in the pictorial trace. The answer must say what follows from those facts.</w:t>
+      </w:r>
+    </w:p>
+    <w:p>
+      <w:r>
+        <w:t>After your attempt, compare with the supported explanation: That outcome-driven exclusion violates the recorded rule. Model failure is not the predeclared unreadable-file criterion.</w:t>
+      </w:r>
+    </w:p>
+    <w:p>
+      <w:pPr>
+        <w:pStyle w:val="Heading3"/>
+      </w:pPr>
+      <w:r>
+        <w:t>Repair a missing building block</w:t>
+      </w:r>
+    </w:p>
+    <w:p>
+      <w:r>
+        <w:t>Review Privacy and data governance (ai-7/20). Goal: Explain the mechanism and terminology of privacy and data governance. Short practice: Point to the analysis table and the restricted identity key. Why are the codes pseudonymous rather than guaranteed anonymous, and what changes if the key is published?. Return to this week and explain what you changed.</w:t>
+      </w:r>
+    </w:p>
+    <w:p>
+      <w:r>
+        <w:t>Review Dataset and benchmark limitations (ai-7/18). Goal: Explain the mechanism and terminology of dataset and benchmark limitations. Short practice: Report the indoor benchmark with its denominator and missing condition. After two correct outdoor cases out of four are added, what slice rate is supported and what remains uncertain?. Return to this week and explain what you changed.</w:t>
+      </w:r>
+    </w:p>
+    <w:p>
+      <w:r>
+        <w:t>Review Multiple comparisons (ai-7/15). Goal: Explain the mechanism and terminology of multiple comparisons. Short practice: Calculate the six-test cutoff and identify which supplied p-values reject. Why must the team count every planned comparison rather than report only its smallest p-value?. Return to this week and explain what you changed.</w:t>
+      </w:r>
+    </w:p>
+    <w:p>
+      <w:pPr>
+        <w:pStyle w:val="Heading3"/>
+      </w:pPr>
+      <w:r>
+        <w:t>Keep your completed work</w:t>
+      </w:r>
+    </w:p>
+    <w:p>
+      <w:r>
+        <w:t>Use Download completed work in the hosted lesson to export your answers, reflections, practice feedback and code-run evidence. Open the HTML copy to read or print it. Drafts stay in this browser when storage is available; clear drafts on a shared device.</w:t>
+      </w:r>
+    </w:p>
     <w:sectPr>
       <w:pgSz w:w="12240" w:h="15840"/>
       <w:pgMar w:top="936" w:right="1008" w:bottom="936" w:left="1008" w:header="720" w:footer="720" w:gutter="0"/>

--- a/downloads/student/ai-7-week-21.docx
+++ b/downloads/student/ai-7-week-21.docx
@@ -42,6 +42,11 @@
       </w:r>
     </w:p>
     <w:p>
+      <w:r>
+        <w:t>Start with the target: Explain the mechanism and terminology of predefining an analysis plan. Try the recall before opening notes.</w:t>
+      </w:r>
+    </w:p>
+    <w:p>
       <w:pPr>
         <w:pStyle w:val="Heading3"/>
       </w:pPr>
@@ -50,17 +55,59 @@
       </w:r>
     </w:p>
     <w:p>
-      <w:r>
-        <w:t>I can explain the mechanism and terminology of predefining an analysis plan.</w:t>
-      </w:r>
-    </w:p>
-    <w:p>
-      <w:r>
+      <w:pPr>
+        <w:spacing w:line="336" w:lineRule="auto" w:after="180"/>
+      </w:pPr>
+      <w:r>
+        <w:rPr>
+          <w:b w:val="0"/>
+        </w:rPr>
+        <w:t xml:space="preserve">I can explain the </w:t>
+      </w:r>
+      <w:r>
+        <w:rPr>
+          <w:b/>
+        </w:rPr>
+        <w:t>mechanism</w:t>
+      </w:r>
+      <w:r>
+        <w:rPr>
+          <w:b w:val="0"/>
+        </w:rPr>
+        <w:t xml:space="preserve"> and terminology of predefining an </w:t>
+      </w:r>
+      <w:r>
+        <w:rPr>
+          <w:b/>
+        </w:rPr>
+        <w:t>analysis plan</w:t>
+      </w:r>
+      <w:r>
+        <w:rPr>
+          <w:b w:val="0"/>
+        </w:rPr>
+        <w:t>.</w:t>
+      </w:r>
+    </w:p>
+    <w:p>
+      <w:pPr>
+        <w:spacing w:line="336" w:lineRule="auto" w:after="180"/>
+      </w:pPr>
+      <w:r>
+        <w:rPr>
+          <w:b w:val="0"/>
+        </w:rPr>
         <w:t>I can apply the stated procedure to a new case with a traceable result.</w:t>
       </w:r>
     </w:p>
     <w:p>
-      <w:r>
+      <w:pPr>
+        <w:spacing w:line="336" w:lineRule="auto" w:after="180"/>
+      </w:pPr>
+      <w:r>
+        <w:rPr>
+          <w:b w:val="0"/>
+        </w:rPr>
         <w:t>I can identify an assumption or limitation and design a revealing follow-up.</w:t>
       </w:r>
     </w:p>
@@ -73,47 +120,131 @@
       </w:r>
     </w:p>
     <w:p>
-      <w:r>
+      <w:pPr>
+        <w:spacing w:line="336" w:lineRule="auto" w:after="180"/>
+      </w:pPr>
+      <w:r>
+        <w:rPr>
+          <w:b w:val="0"/>
+        </w:rPr>
         <w:t>Close your notes first. A rough first answer helps us choose the right starting point; it is not a score for your ability.</w:t>
       </w:r>
     </w:p>
     <w:p>
-      <w:r>
+      <w:pPr>
+        <w:spacing w:line="336" w:lineRule="auto" w:after="180"/>
+      </w:pPr>
+      <w:r>
+        <w:rPr>
+          <w:b w:val="0"/>
+        </w:rPr>
         <w:t>Without opening the old lesson, explain one key idea from Privacy and data governance. Give an example and a mistake that the idea helps you avoid.</w:t>
       </w:r>
     </w:p>
     <w:p>
-      <w:r>
+      <w:pPr>
+        <w:spacing w:line="336" w:lineRule="auto" w:after="180"/>
+      </w:pPr>
+      <w:r>
+        <w:rPr>
+          <w:b w:val="0"/>
+        </w:rPr>
         <w:t>Without opening the old lesson, explain one key idea from Dataset and benchmark limitations. Give an example and a mistake that the idea helps you avoid.</w:t>
       </w:r>
     </w:p>
     <w:p>
-      <w:r>
+      <w:pPr>
+        <w:spacing w:line="336" w:lineRule="auto" w:after="180"/>
+      </w:pPr>
+      <w:r>
+        <w:rPr>
+          <w:b w:val="0"/>
+        </w:rPr>
         <w:t>Without opening the old lesson, explain one key idea from Multiple comparisons. Give an example and a mistake that the idea helps you avoid.</w:t>
       </w:r>
     </w:p>
     <w:p>
-      <w:r>
-        <w:t>After trying, check the relevant lesson or ask your teacher. Change the part of your explanation that the evidence shows was wrong.</w:t>
-      </w:r>
-    </w:p>
-    <w:p>
-      <w:r>
+      <w:pPr>
+        <w:spacing w:line="336" w:lineRule="auto" w:after="180"/>
+      </w:pPr>
+      <w:r>
+        <w:rPr>
+          <w:b w:val="0"/>
+        </w:rPr>
+        <w:t xml:space="preserve">After trying, check the relevant lesson or ask your teacher. Change the part of your explanation that the </w:t>
+      </w:r>
+      <w:r>
+        <w:rPr>
+          <w:b/>
+        </w:rPr>
+        <w:t>evidence</w:t>
+      </w:r>
+      <w:r>
+        <w:rPr>
+          <w:b w:val="0"/>
+        </w:rPr>
+        <w:t xml:space="preserve"> shows was wrong.</w:t>
+      </w:r>
+    </w:p>
+    <w:p>
+      <w:pPr>
+        <w:spacing w:line="336" w:lineRule="auto" w:after="180"/>
+      </w:pPr>
+      <w:r>
+        <w:rPr>
+          <w:b w:val="0"/>
+        </w:rPr>
         <w:t>This week you will practise:</w:t>
       </w:r>
     </w:p>
     <w:p>
-      <w:r>
-        <w:t>Explain the mechanism and terminology of predefining an analysis plan</w:t>
-      </w:r>
-    </w:p>
-    <w:p>
-      <w:r>
+      <w:pPr>
+        <w:spacing w:line="336" w:lineRule="auto" w:after="180"/>
+      </w:pPr>
+      <w:r>
+        <w:rPr>
+          <w:b w:val="0"/>
+        </w:rPr>
+        <w:t xml:space="preserve">Explain the </w:t>
+      </w:r>
+      <w:r>
+        <w:rPr>
+          <w:b/>
+        </w:rPr>
+        <w:t>mechanism</w:t>
+      </w:r>
+      <w:r>
+        <w:rPr>
+          <w:b w:val="0"/>
+        </w:rPr>
+        <w:t xml:space="preserve"> and terminology of predefining an </w:t>
+      </w:r>
+      <w:r>
+        <w:rPr>
+          <w:b/>
+        </w:rPr>
+        <w:t>analysis plan</w:t>
+      </w:r>
+    </w:p>
+    <w:p>
+      <w:pPr>
+        <w:spacing w:line="336" w:lineRule="auto" w:after="180"/>
+      </w:pPr>
+      <w:r>
+        <w:rPr>
+          <w:b w:val="0"/>
+        </w:rPr>
         <w:t>Apply the stated procedure to a new case with a traceable result</w:t>
       </w:r>
     </w:p>
     <w:p>
-      <w:r>
+      <w:pPr>
+        <w:spacing w:line="336" w:lineRule="auto" w:after="180"/>
+      </w:pPr>
+      <w:r>
+        <w:rPr>
+          <w:b w:val="0"/>
+        </w:rPr>
         <w:t>Identify an assumption or limitation and design a revealing follow-up</w:t>
       </w:r>
     </w:p>
@@ -126,8 +257,38 @@
       </w:r>
     </w:p>
     <w:p>
-      <w:r>
-        <w:t>Recall Privacy and data governance. Explain why a recorded result needs its input conditions and evidence source before it can support a claim.</w:t>
+      <w:pPr>
+        <w:spacing w:line="336" w:lineRule="auto" w:after="180"/>
+      </w:pPr>
+      <w:r>
+        <w:rPr>
+          <w:b w:val="0"/>
+        </w:rPr>
+        <w:t xml:space="preserve">Recall Privacy and data governance. Explain why a recorded result needs its </w:t>
+      </w:r>
+      <w:r>
+        <w:rPr>
+          <w:b/>
+        </w:rPr>
+        <w:t>input</w:t>
+      </w:r>
+      <w:r>
+        <w:rPr>
+          <w:b w:val="0"/>
+        </w:rPr>
+        <w:t xml:space="preserve"> conditions and </w:t>
+      </w:r>
+      <w:r>
+        <w:rPr>
+          <w:b/>
+        </w:rPr>
+        <w:t>evidence</w:t>
+      </w:r>
+      <w:r>
+        <w:rPr>
+          <w:b w:val="0"/>
+        </w:rPr>
+        <w:t xml:space="preserve"> source before it can support a claim.</w:t>
       </w:r>
     </w:p>
     <w:p>
@@ -162,8 +323,26 @@
       </w:r>
     </w:p>
     <w:p>
-      <w:r>
-        <w:t>Explain predefining an analysis plan using the records and boundaries of this fictional investigation.</w:t>
+      <w:pPr>
+        <w:spacing w:line="336" w:lineRule="auto" w:after="180"/>
+      </w:pPr>
+      <w:r>
+        <w:rPr>
+          <w:b w:val="0"/>
+        </w:rPr>
+        <w:t xml:space="preserve">Explain predefining an </w:t>
+      </w:r>
+      <w:r>
+        <w:rPr>
+          <w:b/>
+        </w:rPr>
+        <w:t>analysis plan</w:t>
+      </w:r>
+      <w:r>
+        <w:rPr>
+          <w:b w:val="0"/>
+        </w:rPr>
+        <w:t xml:space="preserve"> using the records and boundaries of this fictional investigation.</w:t>
       </w:r>
     </w:p>
     <w:p>
@@ -176,12 +355,64 @@
     </w:p>
     <w:p>
       <w:r>
-        <w:t>An analysis plan records outcomes, units, exclusions, comparisons and uncertainty methods before primary results are inspected. Deviations remain visible.</w:t>
-      </w:r>
-    </w:p>
-    <w:p>
-      <w:r>
-        <w:t>Begin by writing the question the procedure is intended to answer. Identify the information already supplied, the information it will produce and the information still missing. These are constructed classroom examples; they do not require live accounts, private records or an external service. Do not treat a plausible explanation as a measured outcome.</w:t>
+        <w:t>Investigate the supplied Predefining an analysis plan case. Separate observations, given facts and assumptions before choosing an explanation.</w:t>
+      </w:r>
+    </w:p>
+    <w:p>
+      <w:pPr>
+        <w:spacing w:line="336" w:lineRule="auto" w:after="180"/>
+      </w:pPr>
+      <w:r>
+        <w:rPr>
+          <w:b w:val="0"/>
+        </w:rPr>
+        <w:t xml:space="preserve">An </w:t>
+      </w:r>
+      <w:r>
+        <w:rPr>
+          <w:b/>
+        </w:rPr>
+        <w:t>analysis plan</w:t>
+      </w:r>
+      <w:r>
+        <w:rPr>
+          <w:b w:val="0"/>
+        </w:rPr>
+        <w:t xml:space="preserve"> records outcomes, units, exclusions, comparisons and uncertainty methods before primary results are inspected. </w:t>
+      </w:r>
+      <w:r>
+        <w:rPr>
+          <w:b/>
+        </w:rPr>
+        <w:t>Deviation</w:t>
+      </w:r>
+      <w:r>
+        <w:rPr>
+          <w:b w:val="0"/>
+        </w:rPr>
+        <w:t>s remain visible.</w:t>
+      </w:r>
+    </w:p>
+    <w:p>
+      <w:pPr>
+        <w:spacing w:line="336" w:lineRule="auto" w:after="180"/>
+      </w:pPr>
+      <w:r>
+        <w:rPr>
+          <w:b w:val="0"/>
+        </w:rPr>
+        <w:t>Begin by writing the question the procedure is intended to answer. Identify the information already supplied, the information it will produce and the information still missing.</w:t>
+      </w:r>
+    </w:p>
+    <w:p>
+      <w:pPr>
+        <w:spacing w:line="336" w:lineRule="auto" w:after="180"/>
+      </w:pPr>
+      <w:r>
+        <w:rPr>
+          <w:b w:val="0"/>
+        </w:rPr>
+        <w:t>These are constructed classroom examples; they do not require live accounts, private records or an external service. Do not treat a plausible explanation as a measured outcome.</w:t>
       </w:r>
     </w:p>
     <w:p>
@@ -217,6 +448,17 @@
     </w:p>
     <w:p>
       <w:r>
+        <w:t>Follow the mechanism for Predefining an analysis plan. Connect each labelled input, deciding step and result.</w:t>
+      </w:r>
+    </w:p>
+    <w:p>
+      <w:pPr>
+        <w:spacing w:line="336" w:lineRule="auto" w:after="180"/>
+      </w:pPr>
+      <w:r>
+        <w:rPr>
+          <w:b w:val="0"/>
+        </w:rPr>
         <w:t>Declare primary metric, eligible cases, missing handling, baseline, test assumptions and reporting. Timestamp/version the plan; label later choices exploratory.</w:t>
       </w:r>
     </w:p>
@@ -313,8 +555,49 @@
       </w:r>
     </w:p>
     <w:p>
-      <w:r>
-        <w:t>Before applying the procedure, write its units, denominator or decision boundary where relevant. A partner should be able to repeat each step using the same inputs. If a required input is absent or violates the stated contract, record that condition explicitly instead of quietly replacing it with a convenient value.</w:t>
+      <w:pPr>
+        <w:spacing w:line="336" w:lineRule="auto" w:after="180"/>
+      </w:pPr>
+      <w:r>
+        <w:rPr>
+          <w:b w:val="0"/>
+        </w:rPr>
+        <w:t xml:space="preserve">Before applying the procedure, write its units, denominator or decision boundary where relevant. A partner should be able to repeat each step using the same </w:t>
+      </w:r>
+      <w:r>
+        <w:rPr>
+          <w:b/>
+        </w:rPr>
+        <w:t>input</w:t>
+      </w:r>
+      <w:r>
+        <w:rPr>
+          <w:b w:val="0"/>
+        </w:rPr>
+        <w:t>s.</w:t>
+      </w:r>
+    </w:p>
+    <w:p>
+      <w:pPr>
+        <w:spacing w:line="336" w:lineRule="auto" w:after="180"/>
+      </w:pPr>
+      <w:r>
+        <w:rPr>
+          <w:b w:val="0"/>
+        </w:rPr>
+        <w:t xml:space="preserve">If a required </w:t>
+      </w:r>
+      <w:r>
+        <w:rPr>
+          <w:b/>
+        </w:rPr>
+        <w:t>input</w:t>
+      </w:r>
+      <w:r>
+        <w:rPr>
+          <w:b w:val="0"/>
+        </w:rPr>
+        <w:t xml:space="preserve"> is absent or violates the stated contract, record that condition explicitly instead of quietly replacing it with a convenient value.</w:t>
       </w:r>
     </w:p>
     <w:p>
@@ -326,8 +609,26 @@
       </w:r>
     </w:p>
     <w:p>
-      <w:r>
-        <w:t>Point to the input, the deciding step and the result in this week’s visual. Explain the same step in ordinary words. A picture helps when you can say what each part represents.</w:t>
+      <w:pPr>
+        <w:spacing w:line="336" w:lineRule="auto" w:after="180"/>
+      </w:pPr>
+      <w:r>
+        <w:rPr>
+          <w:b w:val="0"/>
+        </w:rPr>
+        <w:t xml:space="preserve">Point to the </w:t>
+      </w:r>
+      <w:r>
+        <w:rPr>
+          <w:b/>
+        </w:rPr>
+        <w:t>input</w:t>
+      </w:r>
+      <w:r>
+        <w:rPr>
+          <w:b w:val="0"/>
+        </w:rPr>
+        <w:t>, the deciding step and the result in this week’s visual. Explain the same step in ordinary words. A picture helps when you can say what each part represents.</w:t>
       </w:r>
     </w:p>
     <w:p>
@@ -339,6 +640,11 @@
       </w:r>
     </w:p>
     <w:p>
+      <w:r>
+        <w:t>Compare the supplied cases for Predefining an analysis plan. Identify the detail that changes the conclusion.</w:t>
+      </w:r>
+    </w:p>
+    <w:p>
       <w:pPr>
         <w:pStyle w:val="Heading3"/>
       </w:pPr>
@@ -347,7 +653,13 @@
       </w:r>
     </w:p>
     <w:p>
-      <w:r>
+      <w:pPr>
+        <w:spacing w:line="336" w:lineRule="auto" w:after="180"/>
+      </w:pPr>
+      <w:r>
+        <w:rPr>
+          <w:b w:val="0"/>
+        </w:rPr>
         <w:t>Plan includes all20 cases. After results, the team removes four failed cases because they make the graph look worse. Show the intermediate steps and give the conclusion with its scope.</w:t>
       </w:r>
     </w:p>
@@ -393,17 +705,68 @@
       </w:r>
     </w:p>
     <w:p>
-      <w:r>
+      <w:pPr>
+        <w:pStyle w:val="Heading3"/>
+      </w:pPr>
+      <w:r>
+        <w:t>Change one thing</w:t>
+      </w:r>
+    </w:p>
+    <w:p>
+      <w:pPr>
+        <w:spacing w:line="336" w:lineRule="auto" w:after="180"/>
+        <w:shd w:fill="F5F1FB"/>
+      </w:pPr>
+      <w:r>
+        <w:rPr>
+          <w:b w:val="0"/>
+        </w:rPr>
         <w:t>Change: Exclude two readable cases because the new model fails them.</w:t>
       </w:r>
     </w:p>
     <w:p>
-      <w:r>
-        <w:t>Prediction: That outcome-driven exclusion violates the recorded rule.</w:t>
-      </w:r>
-    </w:p>
-    <w:p>
-      <w:r>
+      <w:pPr>
+        <w:pStyle w:val="Heading3"/>
+      </w:pPr>
+      <w:r>
+        <w:t>Predicted result</w:t>
+      </w:r>
+    </w:p>
+    <w:p>
+      <w:pPr>
+        <w:spacing w:line="336" w:lineRule="auto" w:after="180"/>
+        <w:shd w:fill="F1F6FC"/>
+      </w:pPr>
+      <w:r>
+        <w:rPr>
+          <w:b/>
+        </w:rPr>
+        <w:t>Prediction</w:t>
+      </w:r>
+      <w:r>
+        <w:rPr>
+          <w:b w:val="0"/>
+        </w:rPr>
+        <w:t>: That outcome-driven exclusion violates the recorded rule.</w:t>
+      </w:r>
+    </w:p>
+    <w:p>
+      <w:pPr>
+        <w:pStyle w:val="Heading3"/>
+      </w:pPr>
+      <w:r>
+        <w:t>Why the result follows</w:t>
+      </w:r>
+    </w:p>
+    <w:p>
+      <w:pPr>
+        <w:spacing w:line="336" w:lineRule="auto" w:after="180"/>
+        <w:shd w:fill="F1F6FC"/>
+      </w:pPr>
+      <w:r>
+        <w:rPr>
+          <w:b w:val="0"/>
+        </w:rPr>
         <w:t>Reason: Model failure is not the predeclared unreadable-file criterion.</w:t>
       </w:r>
     </w:p>
@@ -413,6 +776,11 @@
       </w:pPr>
       <w:r>
         <w:t>05. Words that unlock the idea</w:t>
+      </w:r>
+    </w:p>
+    <w:p>
+      <w:r>
+        <w:t>Use the vocabulary of Predefining an analysis plan to explain a concrete decision, rather than only memorising definitions.</w:t>
       </w:r>
     </w:p>
     <w:tbl>
@@ -550,29 +918,115 @@
     </w:p>
     <w:p>
       <w:r>
+        <w:t>Follow the worked trace for Predefining an analysis plan, predict a step, then compare with its explanation.</w:t>
+      </w:r>
+    </w:p>
+    <w:p>
+      <w:pPr>
+        <w:spacing w:line="336" w:lineRule="auto" w:after="180"/>
+      </w:pPr>
+      <w:r>
+        <w:rPr>
+          <w:b w:val="0"/>
+        </w:rPr>
         <w:t>Plan includes all20 cases. After results, the team removes four failed cases because they make the graph look worse.</w:t>
       </w:r>
     </w:p>
     <w:p>
-      <w:r>
+      <w:pPr>
+        <w:spacing w:line="336" w:lineRule="auto" w:after="180"/>
+      </w:pPr>
+      <w:r>
+        <w:rPr>
+          <w:b w:val="0"/>
+        </w:rPr>
         <w:t>The exclusion is outcome-informed and violates the plan. Report original16/20 if16 passed, and label any revised analysis with reasons rather than hiding failures.</w:t>
       </w:r>
     </w:p>
     <w:p>
-      <w:r>
-        <w:t>Compare the intermediate evidence with the final statement. Explain why each number or decision follows from the stated inputs. The conclusion belongs to this scenario and procedure; changing the inputs, evaluation population or authority can change what it establishes. Retain the raw record so a later revision can be compared honestly.</w:t>
-      </w:r>
-    </w:p>
-    <w:p>
       <w:pPr>
         <w:pStyle w:val="Heading3"/>
       </w:pPr>
       <w:r>
+        <w:t>Worked explanation · Predefining an analysis plan</w:t>
+      </w:r>
+    </w:p>
+    <w:p>
+      <w:pPr>
+        <w:spacing w:line="336" w:lineRule="auto" w:after="180"/>
+        <w:shd w:fill="F1F6FC"/>
+      </w:pPr>
+      <w:r>
+        <w:rPr>
+          <w:b w:val="0"/>
+        </w:rPr>
+        <w:t xml:space="preserve">Compare the intermediate </w:t>
+      </w:r>
+      <w:r>
+        <w:rPr>
+          <w:b/>
+        </w:rPr>
+        <w:t>evidence</w:t>
+      </w:r>
+      <w:r>
+        <w:rPr>
+          <w:b w:val="0"/>
+        </w:rPr>
+        <w:t xml:space="preserve"> with the final statement. Explain why each number or decision follows from the stated </w:t>
+      </w:r>
+      <w:r>
+        <w:rPr>
+          <w:b/>
+        </w:rPr>
+        <w:t>input</w:t>
+      </w:r>
+      <w:r>
+        <w:rPr>
+          <w:b w:val="0"/>
+        </w:rPr>
+        <w:t>s.</w:t>
+      </w:r>
+    </w:p>
+    <w:p>
+      <w:pPr>
+        <w:spacing w:line="336" w:lineRule="auto" w:after="180"/>
+        <w:shd w:fill="F1F6FC"/>
+      </w:pPr>
+      <w:r>
+        <w:rPr>
+          <w:b w:val="0"/>
+        </w:rPr>
+        <w:t xml:space="preserve">The conclusion belongs to this scenario and procedure; changing the </w:t>
+      </w:r>
+      <w:r>
+        <w:rPr>
+          <w:b/>
+        </w:rPr>
+        <w:t>input</w:t>
+      </w:r>
+      <w:r>
+        <w:rPr>
+          <w:b w:val="0"/>
+        </w:rPr>
+        <w:t>s, evaluation population or authority can change what it establishes. Retain the raw record so a later revision can be compared honestly.</w:t>
+      </w:r>
+    </w:p>
+    <w:p>
+      <w:pPr>
+        <w:pStyle w:val="Heading3"/>
+      </w:pPr>
+      <w:r>
         <w:t>Learn from the worked case</w:t>
       </w:r>
     </w:p>
     <w:p>
-      <w:r>
+      <w:pPr>
+        <w:spacing w:line="336" w:lineRule="auto" w:after="180"/>
+      </w:pPr>
+      <w:r>
+        <w:rPr>
+          <w:b w:val="0"/>
+        </w:rPr>
         <w:t>Cover the result before checking it. Say what is given, choose the procedure, and follow one step at a time. Then uncover the result and explain your first mismatch. Ask why a step is allowed, not only what number it produces.</w:t>
       </w:r>
     </w:p>
@@ -585,7 +1039,13 @@
       </w:r>
     </w:p>
     <w:p>
-      <w:r>
+      <w:pPr>
+        <w:spacing w:line="336" w:lineRule="auto" w:after="180"/>
+      </w:pPr>
+      <w:r>
+        <w:rPr>
+          <w:b w:val="0"/>
+        </w:rPr>
         <w:t>Freeze decisions before the result. A team records its outcome, exclusions and analysis before evaluating a reserved set.</w:t>
       </w:r>
     </w:p>
@@ -598,7 +1058,22 @@
       </w:r>
     </w:p>
     <w:p>
-      <w:r>
+      <w:pPr>
+        <w:pStyle w:val="Heading3"/>
+      </w:pPr>
+      <w:r>
+        <w:t>Supplied facts</w:t>
+      </w:r>
+    </w:p>
+    <w:p>
+      <w:pPr>
+        <w:spacing w:line="336" w:lineRule="auto" w:after="180"/>
+        <w:shd w:fill="F1F6FC"/>
+      </w:pPr>
+      <w:r>
+        <w:rPr>
+          <w:b w:val="0"/>
+        </w:rPr>
         <w:t>Plan: compare correct counts on 12 cases; exclude only unreadable files identified before scoring; report all version results.</w:t>
       </w:r>
     </w:p>
@@ -762,30 +1237,114 @@
       </w:r>
     </w:p>
     <w:p>
-      <w:r>
-        <w:t>An analysis plan limits flexibility after outcomes are known. Necessary changes can be transparent, but they should not be silently presented as the original plan.</w:t>
-      </w:r>
-    </w:p>
-    <w:p>
       <w:pPr>
         <w:pStyle w:val="Heading3"/>
       </w:pPr>
       <w:r>
+        <w:t>Why the result follows</w:t>
+      </w:r>
+    </w:p>
+    <w:p>
+      <w:pPr>
+        <w:spacing w:line="336" w:lineRule="auto" w:after="180"/>
+        <w:shd w:fill="F1F6FC"/>
+      </w:pPr>
+      <w:r>
+        <w:rPr>
+          <w:b w:val="0"/>
+        </w:rPr>
+        <w:t xml:space="preserve">An </w:t>
+      </w:r>
+      <w:r>
+        <w:rPr>
+          <w:b/>
+        </w:rPr>
+        <w:t>analysis plan</w:t>
+      </w:r>
+      <w:r>
+        <w:rPr>
+          <w:b w:val="0"/>
+        </w:rPr>
+        <w:t xml:space="preserve"> limits flexibility after outcomes are known. Necessary changes can be transparent, but they should not be silently presented as the original plan.</w:t>
+      </w:r>
+    </w:p>
+    <w:p>
+      <w:pPr>
+        <w:pStyle w:val="Heading3"/>
+      </w:pPr>
+      <w:r>
         <w:t>What this example does not establish</w:t>
       </w:r>
     </w:p>
     <w:p>
-      <w:r>
+      <w:pPr>
+        <w:pStyle w:val="Heading3"/>
+      </w:pPr>
+      <w:r>
+        <w:t>Keep the stated limit</w:t>
+      </w:r>
+    </w:p>
+    <w:p>
+      <w:pPr>
+        <w:spacing w:line="336" w:lineRule="auto" w:after="180"/>
+        <w:shd w:fill="FFF5E6"/>
+      </w:pPr>
+      <w:r>
+        <w:rPr>
+          <w:b w:val="0"/>
+        </w:rPr>
         <w:t>A plan cannot correct poor sampling or guarantee valid assumptions; it makes decisions auditable.</w:t>
       </w:r>
     </w:p>
     <w:p>
-      <w:r>
-        <w:t>Read the labelled picture: Apply the recorded exclusion rule. Can two readable model failures be removed, and how must a necessary later plan change be disclosed?</w:t>
-      </w:r>
-    </w:p>
-    <w:p>
-      <w:r>
+      <w:pPr>
+        <w:pStyle w:val="Heading3"/>
+      </w:pPr>
+      <w:r>
+        <w:t>Keep the stated limit</w:t>
+      </w:r>
+    </w:p>
+    <w:p>
+      <w:pPr>
+        <w:spacing w:line="336" w:lineRule="auto" w:after="180"/>
+        <w:shd w:fill="FFF5E6"/>
+      </w:pPr>
+      <w:r>
+        <w:rPr>
+          <w:b w:val="0"/>
+        </w:rPr>
+        <w:t xml:space="preserve">Read the labelled picture: Apply the recorded </w:t>
+      </w:r>
+      <w:r>
+        <w:rPr>
+          <w:b/>
+        </w:rPr>
+        <w:t>exclusion rule</w:t>
+      </w:r>
+      <w:r>
+        <w:rPr>
+          <w:b w:val="0"/>
+        </w:rPr>
+        <w:t>. Can two readable model failures be removed, and how must a necessary later plan change be disclosed?</w:t>
+      </w:r>
+    </w:p>
+    <w:p>
+      <w:pPr>
+        <w:pStyle w:val="Heading3"/>
+      </w:pPr>
+      <w:r>
+        <w:t>Keep the stated limit</w:t>
+      </w:r>
+    </w:p>
+    <w:p>
+      <w:pPr>
+        <w:spacing w:line="336" w:lineRule="auto" w:after="180"/>
+        <w:shd w:fill="FFF5E6"/>
+      </w:pPr>
+      <w:r>
+        <w:rPr>
+          <w:b w:val="0"/>
+        </w:rPr>
         <w:t>Change one thing: Exclude two readable cases because the new model fails them. Predict the result before checking the explanation. What remains the same?</w:t>
       </w:r>
     </w:p>
@@ -799,19 +1358,69 @@
     </w:p>
     <w:p>
       <w:r>
+        <w:t>Find the unsupported step in the Predefining an analysis plan claim and explain a repair using the supplied evidence.</w:t>
+      </w:r>
+    </w:p>
+    <w:p>
+      <w:pPr>
+        <w:spacing w:line="336" w:lineRule="auto" w:after="180"/>
+      </w:pPr>
+      <w:r>
+        <w:rPr>
+          <w:b w:val="0"/>
+        </w:rPr>
         <w:t>A prespecified plan can still be flawed; transparency prevents hidden changes, not invalid assumptions.</w:t>
       </w:r>
     </w:p>
     <w:p>
-      <w:r>
-        <w:t>A useful check asks what would make the reasoning fail. Distinguish a failure to execute the declared procedure from a weakness in the procedure itself. The first may require a correction; the second requires an explicitly revised method and new evidence. Preserve unsuccessful cases so an improved result cannot hide the original problem.</w:t>
-      </w:r>
-    </w:p>
-    <w:p>
       <w:pPr>
         <w:pStyle w:val="Heading3"/>
       </w:pPr>
       <w:r>
+        <w:t>Check the claim against the facts</w:t>
+      </w:r>
+    </w:p>
+    <w:p>
+      <w:pPr>
+        <w:spacing w:line="336" w:lineRule="auto" w:after="180"/>
+        <w:shd w:fill="FFF5E6"/>
+      </w:pPr>
+      <w:r>
+        <w:rPr>
+          <w:b w:val="0"/>
+        </w:rPr>
+        <w:t>A useful check asks what would make the reasoning fail. Distinguish a failure to execute the declared procedure from a weakness in the procedure itself.</w:t>
+      </w:r>
+    </w:p>
+    <w:p>
+      <w:pPr>
+        <w:spacing w:line="336" w:lineRule="auto" w:after="180"/>
+        <w:shd w:fill="FFF5E6"/>
+      </w:pPr>
+      <w:r>
+        <w:rPr>
+          <w:b w:val="0"/>
+        </w:rPr>
+        <w:t xml:space="preserve">The first may require a correction; the second requires an explicitly revised method and new </w:t>
+      </w:r>
+      <w:r>
+        <w:rPr>
+          <w:b/>
+        </w:rPr>
+        <w:t>evidence</w:t>
+      </w:r>
+      <w:r>
+        <w:rPr>
+          <w:b w:val="0"/>
+        </w:rPr>
+        <w:t>. Preserve unsuccessful cases so an improved result cannot hide the original problem.</w:t>
+      </w:r>
+    </w:p>
+    <w:p>
+      <w:pPr>
+        <w:pStyle w:val="Heading3"/>
+      </w:pPr>
+      <w:r>
         <w:t>Guided: restate the worked result, then name the assumption or limitation that prevents a broader conclusion.</w:t>
       </w:r>
     </w:p>
@@ -849,8 +1458,25 @@
       </w:r>
     </w:p>
     <w:p>
-      <w:r>
-        <w:t>A report omits this qualification: A prespecified plan can still be flawed; transparency prevents hidden changes, not invalid assumptions. Explain how omitting it could change a reader's interpretation, and write an accurate replacement.</w:t>
+      <w:pPr>
+        <w:spacing w:line="336" w:lineRule="auto" w:after="180"/>
+      </w:pPr>
+      <w:r>
+        <w:rPr>
+          <w:b w:val="0"/>
+        </w:rPr>
+        <w:t>A report omits this qualification: A prespecified plan can still be flawed; transparency prevents hidden changes, not invalid assumptions.</w:t>
+      </w:r>
+    </w:p>
+    <w:p>
+      <w:pPr>
+        <w:spacing w:line="336" w:lineRule="auto" w:after="180"/>
+      </w:pPr>
+      <w:r>
+        <w:rPr>
+          <w:b w:val="0"/>
+        </w:rPr>
+        <w:t>Explain how omitting it could change a reader's interpretation, and write an accurate replacement.</w:t>
       </w:r>
     </w:p>
     <w:p>
@@ -901,7 +1527,54 @@
     </w:p>
     <w:p>
       <w:r>
-        <w:t>Explain the weekly mechanism in your own words. Use the worked scenario to name its input, decision rule and output.</w:t>
+        <w:t>Practise Predefining an analysis plan with support, then explain the deciding step in your own words.</w:t>
+      </w:r>
+    </w:p>
+    <w:p>
+      <w:pPr>
+        <w:spacing w:line="336" w:lineRule="auto" w:after="180"/>
+      </w:pPr>
+      <w:r>
+        <w:rPr>
+          <w:b w:val="0"/>
+        </w:rPr>
+        <w:t xml:space="preserve">Explain the weekly </w:t>
+      </w:r>
+      <w:r>
+        <w:rPr>
+          <w:b/>
+        </w:rPr>
+        <w:t>mechanism</w:t>
+      </w:r>
+      <w:r>
+        <w:rPr>
+          <w:b w:val="0"/>
+        </w:rPr>
+        <w:t xml:space="preserve"> in your own words. Use the worked scenario to name its </w:t>
+      </w:r>
+      <w:r>
+        <w:rPr>
+          <w:b/>
+        </w:rPr>
+        <w:t>input</w:t>
+      </w:r>
+      <w:r>
+        <w:rPr>
+          <w:b w:val="0"/>
+        </w:rPr>
+        <w:t xml:space="preserve">, decision rule and </w:t>
+      </w:r>
+      <w:r>
+        <w:rPr>
+          <w:b/>
+        </w:rPr>
+        <w:t>output</w:t>
+      </w:r>
+      <w:r>
+        <w:rPr>
+          <w:b w:val="0"/>
+        </w:rPr>
+        <w:t>.</w:t>
       </w:r>
     </w:p>
     <w:p>
@@ -974,8 +1647,38 @@
       </w:r>
     </w:p>
     <w:p>
-      <w:r>
-        <w:t>Use workbook W2 for the connected example “Predefining an analysis plan”. First fill the input and rule boxes. Try the middle steps before asking for a hint. After a hint, try the next step yourself.</w:t>
+      <w:pPr>
+        <w:spacing w:line="336" w:lineRule="auto" w:after="180"/>
+      </w:pPr>
+      <w:r>
+        <w:rPr>
+          <w:b w:val="0"/>
+        </w:rPr>
+        <w:t xml:space="preserve">Use workbook W2 for the connected example “Predefining an </w:t>
+      </w:r>
+      <w:r>
+        <w:rPr>
+          <w:b/>
+        </w:rPr>
+        <w:t>analysis plan</w:t>
+      </w:r>
+      <w:r>
+        <w:rPr>
+          <w:b w:val="0"/>
+        </w:rPr>
+        <w:t xml:space="preserve">”. First fill the </w:t>
+      </w:r>
+      <w:r>
+        <w:rPr>
+          <w:b/>
+        </w:rPr>
+        <w:t>input</w:t>
+      </w:r>
+      <w:r>
+        <w:rPr>
+          <w:b w:val="0"/>
+        </w:rPr>
+        <w:t xml:space="preserve"> and rule boxes. Try the middle steps before asking for a hint. After a hint, try the next step yourself.</w:t>
       </w:r>
     </w:p>
     <w:tbl>
@@ -1058,7 +1761,13 @@
       </w:tr>
     </w:tbl>
     <w:p>
-      <w:r>
+      <w:pPr>
+        <w:spacing w:line="336" w:lineRule="auto" w:after="180"/>
+      </w:pPr>
+      <w:r>
+        <w:rPr>
+          <w:b w:val="0"/>
+        </w:rPr>
         <w:t>Explain your trace to a partner. Your partner points to one step to check. Swap roles on the next case. Each person writes their own explanation.</w:t>
       </w:r>
     </w:p>
@@ -1071,12 +1780,47 @@
       </w:r>
     </w:p>
     <w:p>
-      <w:r>
-        <w:t>Use the worked case for Predefining an analysis plan. Proposed explanation: “The worked result establishes every future case”. Decide whether this explanation is supported. Point to the step or supplied fact that decides; explain your repair if needed.</w:t>
-      </w:r>
-    </w:p>
-    <w:p>
-      <w:r>
+      <w:pPr>
+        <w:spacing w:line="336" w:lineRule="auto" w:after="180"/>
+      </w:pPr>
+      <w:r>
+        <w:rPr>
+          <w:b w:val="0"/>
+        </w:rPr>
+        <w:t xml:space="preserve">Use the worked case for Predefining an </w:t>
+      </w:r>
+      <w:r>
+        <w:rPr>
+          <w:b/>
+        </w:rPr>
+        <w:t>analysis plan</w:t>
+      </w:r>
+      <w:r>
+        <w:rPr>
+          <w:b w:val="0"/>
+        </w:rPr>
+        <w:t>. Proposed explanation: “The worked result establishes every future case”. Decide whether this explanation is supported.</w:t>
+      </w:r>
+    </w:p>
+    <w:p>
+      <w:pPr>
+        <w:spacing w:line="336" w:lineRule="auto" w:after="180"/>
+      </w:pPr>
+      <w:r>
+        <w:rPr>
+          <w:b w:val="0"/>
+        </w:rPr>
+        <w:t>Point to the step or supplied fact that decides; explain your repair if needed.</w:t>
+      </w:r>
+    </w:p>
+    <w:p>
+      <w:pPr>
+        <w:spacing w:line="336" w:lineRule="auto" w:after="180"/>
+      </w:pPr>
+      <w:r>
+        <w:rPr>
+          <w:b w:val="0"/>
+        </w:rPr>
         <w:t>Answer on your own before discussion. If you are unsure, say which step you need help with.</w:t>
       </w:r>
     </w:p>
@@ -1089,8 +1833,27 @@
       </w:r>
     </w:p>
     <w:p>
-      <w:r>
-        <w:t>Apply the recorded exclusion rule. Can two readable model failures be removed, and how must a necessary later plan change be disclosed?</w:t>
+      <w:pPr>
+        <w:spacing w:line="336" w:lineRule="auto" w:after="180"/>
+        <w:shd w:fill="F5F1FB"/>
+      </w:pPr>
+      <w:r>
+        <w:rPr>
+          <w:b w:val="0"/>
+        </w:rPr>
+        <w:t xml:space="preserve">Apply the recorded </w:t>
+      </w:r>
+      <w:r>
+        <w:rPr>
+          <w:b/>
+        </w:rPr>
+        <w:t>exclusion rule</w:t>
+      </w:r>
+      <w:r>
+        <w:rPr>
+          <w:b w:val="0"/>
+        </w:rPr>
+        <w:t>. Can two readable model failures be removed, and how must a necessary later plan change be disclosed?</w:t>
       </w:r>
     </w:p>
     <w:p>
@@ -1122,7 +1885,13 @@
       </w:r>
     </w:p>
     <w:p>
-      <w:r>
+      <w:pPr>
+        <w:spacing w:line="336" w:lineRule="auto" w:after="180"/>
+      </w:pPr>
+      <w:r>
+        <w:rPr>
+          <w:b w:val="0"/>
+        </w:rPr>
         <w:t>This is supported practice. Keep the separately named independent case for an attempt before feedback.</w:t>
       </w:r>
     </w:p>
@@ -1135,6 +1904,11 @@
       </w:r>
     </w:p>
     <w:p>
+      <w:r>
+        <w:t>Investigate Predefining an analysis plan. Record the prediction, actual observation or labelled paper trace, explanation and next test separately.</w:t>
+      </w:r>
+    </w:p>
+    <w:p>
       <w:pPr>
         <w:pStyle w:val="Heading3"/>
       </w:pPr>
@@ -1143,7 +1917,13 @@
       </w:r>
     </w:p>
     <w:p>
-      <w:r>
+      <w:pPr>
+        <w:spacing w:line="336" w:lineRule="auto" w:after="180"/>
+      </w:pPr>
+      <w:r>
+        <w:rPr>
+          <w:b w:val="0"/>
+        </w:rPr>
         <w:t>Plan includes all20 cases. After results, the team removes four failed cases because they make the graph look worse. Show the intermediate steps and give the conclusion with its scope.</w:t>
       </w:r>
     </w:p>
@@ -1284,7 +2064,13 @@
       </w:tr>
     </w:tbl>
     <w:p>
-      <w:r>
+      <w:pPr>
+        <w:spacing w:line="336" w:lineRule="auto" w:after="180"/>
+      </w:pPr>
+      <w:r>
+        <w:rPr>
+          <w:b w:val="0"/>
+        </w:rPr>
         <w:t>On paper, trace the supplied procedure. If code is provided, predict before running it in a local practice file. Never write an expected answer as though it were an observed run.</w:t>
       </w:r>
     </w:p>
@@ -1297,7 +2083,13 @@
       </w:r>
     </w:p>
     <w:p>
-      <w:r>
+      <w:pPr>
+        <w:spacing w:line="336" w:lineRule="auto" w:after="180"/>
+      </w:pPr>
+      <w:r>
+        <w:rPr>
+          <w:b w:val="0"/>
+        </w:rPr>
         <w:t>Before trying: what do I expect, and why? While trying: which step could first go wrong? Afterwards: what did I actually observe, and what should change? Keep “not run” if you only traced the procedure.</w:t>
       </w:r>
     </w:p>
@@ -1310,6 +2102,11 @@
       </w:r>
     </w:p>
     <w:p>
+      <w:r>
+        <w:t>Move from recall to tracing, diagnosis and transfer in Predefining an analysis plan. Explain why each step is justified.</w:t>
+      </w:r>
+    </w:p>
+    <w:p>
       <w:pPr>
         <w:pStyle w:val="Heading3"/>
       </w:pPr>
@@ -1318,18 +2115,94 @@
       </w:r>
     </w:p>
     <w:p>
-      <w:r>
-        <w:t>Explain the weekly mechanism in your own words. Use the worked scenario to name its input, decision rule and output.</w:t>
-      </w:r>
-    </w:p>
-    <w:p>
-      <w:r>
-        <w:t>A report omits this qualification: A prespecified plan can still be flawed; transparency prevents hidden changes, not invalid assumptions. Explain how omitting it could change a reader's interpretation, and write an accurate replacement.</w:t>
-      </w:r>
-    </w:p>
-    <w:p>
-      <w:r>
-        <w:t>For the worked scenario, propose one additional case that could reveal a failure, describe its expected outcome before running it, and explain what would need to remain fixed for a fair comparison. Do not reuse W4 as a new final test after receiving feedback.</w:t>
+      <w:pPr>
+        <w:spacing w:line="336" w:lineRule="auto" w:after="180"/>
+      </w:pPr>
+      <w:r>
+        <w:rPr>
+          <w:b w:val="0"/>
+        </w:rPr>
+        <w:t xml:space="preserve">Explain the weekly </w:t>
+      </w:r>
+      <w:r>
+        <w:rPr>
+          <w:b/>
+        </w:rPr>
+        <w:t>mechanism</w:t>
+      </w:r>
+      <w:r>
+        <w:rPr>
+          <w:b w:val="0"/>
+        </w:rPr>
+        <w:t xml:space="preserve"> in your own words. Use the worked scenario to name its </w:t>
+      </w:r>
+      <w:r>
+        <w:rPr>
+          <w:b/>
+        </w:rPr>
+        <w:t>input</w:t>
+      </w:r>
+      <w:r>
+        <w:rPr>
+          <w:b w:val="0"/>
+        </w:rPr>
+        <w:t xml:space="preserve">, decision rule and </w:t>
+      </w:r>
+      <w:r>
+        <w:rPr>
+          <w:b/>
+        </w:rPr>
+        <w:t>output</w:t>
+      </w:r>
+      <w:r>
+        <w:rPr>
+          <w:b w:val="0"/>
+        </w:rPr>
+        <w:t>.</w:t>
+      </w:r>
+    </w:p>
+    <w:p>
+      <w:pPr>
+        <w:spacing w:line="336" w:lineRule="auto" w:after="180"/>
+      </w:pPr>
+      <w:r>
+        <w:rPr>
+          <w:b w:val="0"/>
+        </w:rPr>
+        <w:t>A report omits this qualification: A prespecified plan can still be flawed; transparency prevents hidden changes, not invalid assumptions.</w:t>
+      </w:r>
+    </w:p>
+    <w:p>
+      <w:pPr>
+        <w:spacing w:line="336" w:lineRule="auto" w:after="180"/>
+      </w:pPr>
+      <w:r>
+        <w:rPr>
+          <w:b w:val="0"/>
+        </w:rPr>
+        <w:t>Explain how omitting it could change a reader's interpretation, and write an accurate replacement.</w:t>
+      </w:r>
+    </w:p>
+    <w:p>
+      <w:pPr>
+        <w:spacing w:line="336" w:lineRule="auto" w:after="180"/>
+      </w:pPr>
+      <w:r>
+        <w:rPr>
+          <w:b w:val="0"/>
+        </w:rPr>
+        <w:t>For the worked scenario, propose one additional case that could reveal a failure, describe its expected outcome before running it, and explain what would need to remain fixed for a fair comparison.</w:t>
+      </w:r>
+    </w:p>
+    <w:p>
+      <w:pPr>
+        <w:spacing w:line="336" w:lineRule="auto" w:after="180"/>
+      </w:pPr>
+      <w:r>
+        <w:rPr>
+          <w:b w:val="0"/>
+        </w:rPr>
+        <w:t>Do not reuse W4 as a new final test after receiving feedback.</w:t>
       </w:r>
     </w:p>
     <w:p>
@@ -1375,7 +2248,101 @@
     </w:p>
     <w:p>
       <w:r>
-        <w:t>Add a labelled predefining an analysis plan evidence sheet to Reproducible AI Research Study. Show how you can explain the mechanism and terminology of predefining an analysis plan. Use the supplied fictional case and keep its inputs, intermediate steps, calculation or prediction, and limitation. Connect this record to last week’s record; a matching answer without a trace is insufficient.</w:t>
+        <w:t>Apply this week’s idea to Reproducible AI Research Study. Keep an annotated decision and the evidence supporting it.</w:t>
+      </w:r>
+    </w:p>
+    <w:p>
+      <w:pPr>
+        <w:spacing w:line="336" w:lineRule="auto" w:after="180"/>
+      </w:pPr>
+      <w:r>
+        <w:rPr>
+          <w:b w:val="0"/>
+        </w:rPr>
+        <w:t xml:space="preserve">Add a labelled predefining an </w:t>
+      </w:r>
+      <w:r>
+        <w:rPr>
+          <w:b/>
+        </w:rPr>
+        <w:t>analysis plan</w:t>
+      </w:r>
+      <w:r>
+        <w:rPr>
+          <w:b w:val="0"/>
+        </w:rPr>
+        <w:t xml:space="preserve"> </w:t>
+      </w:r>
+      <w:r>
+        <w:rPr>
+          <w:b/>
+        </w:rPr>
+        <w:t>evidence</w:t>
+      </w:r>
+      <w:r>
+        <w:rPr>
+          <w:b w:val="0"/>
+        </w:rPr>
+        <w:t xml:space="preserve"> sheet to Reproducible AI Research Study. Show how you can explain the </w:t>
+      </w:r>
+      <w:r>
+        <w:rPr>
+          <w:b/>
+        </w:rPr>
+        <w:t>mechanism</w:t>
+      </w:r>
+      <w:r>
+        <w:rPr>
+          <w:b w:val="0"/>
+        </w:rPr>
+        <w:t xml:space="preserve"> and terminology of predefining an </w:t>
+      </w:r>
+      <w:r>
+        <w:rPr>
+          <w:b/>
+        </w:rPr>
+        <w:t>analysis plan</w:t>
+      </w:r>
+      <w:r>
+        <w:rPr>
+          <w:b w:val="0"/>
+        </w:rPr>
+        <w:t>.</w:t>
+      </w:r>
+    </w:p>
+    <w:p>
+      <w:pPr>
+        <w:spacing w:line="336" w:lineRule="auto" w:after="180"/>
+      </w:pPr>
+      <w:r>
+        <w:rPr>
+          <w:b w:val="0"/>
+        </w:rPr>
+        <w:t xml:space="preserve">Use the supplied fictional case and keep its </w:t>
+      </w:r>
+      <w:r>
+        <w:rPr>
+          <w:b/>
+        </w:rPr>
+        <w:t>input</w:t>
+      </w:r>
+      <w:r>
+        <w:rPr>
+          <w:b w:val="0"/>
+        </w:rPr>
+        <w:t xml:space="preserve">s, intermediate steps, calculation or </w:t>
+      </w:r>
+      <w:r>
+        <w:rPr>
+          <w:b/>
+        </w:rPr>
+        <w:t>prediction</w:t>
+      </w:r>
+      <w:r>
+        <w:rPr>
+          <w:b w:val="0"/>
+        </w:rPr>
+        <w:t>, and limitation. Connect this record to last week’s record; a matching answer without a trace is insufficient.</w:t>
       </w:r>
     </w:p>
     <w:tbl>
@@ -1503,7 +2470,13 @@
       </w:r>
     </w:p>
     <w:p>
-      <w:r>
+      <w:pPr>
+        <w:spacing w:line="336" w:lineRule="auto" w:after="180"/>
+      </w:pPr>
+      <w:r>
+        <w:rPr>
+          <w:b w:val="0"/>
+        </w:rPr>
         <w:t>For the Reproducible AI Research Study, retain an annotated worked trace and the changed-case reasoning. Connect the claim to its records, units and assumptions so another investigator can challenge or reproduce it.</w:t>
       </w:r>
     </w:p>
@@ -1517,7 +2490,29 @@
     </w:p>
     <w:p>
       <w:r>
-        <w:t>Complete the supported workbook tasks before attempting W4 independently. Record any hints or help used. After feedback, use the teacher's fresh retry rather than copying the earlier answer. For a project, select a relevant new case, predict the outcome from the declared rule and preserve the result alongside any revision.</w:t>
+        <w:t>Use a genuinely new case for independent evidence. Previously discussed examples remain practice; use the separately named independent case before feedback.</w:t>
+      </w:r>
+    </w:p>
+    <w:p>
+      <w:pPr>
+        <w:spacing w:line="336" w:lineRule="auto" w:after="180"/>
+      </w:pPr>
+      <w:r>
+        <w:rPr>
+          <w:b w:val="0"/>
+        </w:rPr>
+        <w:t>Complete the supported workbook tasks before attempting W4 independently. Record any hints or help used. After feedback, use the teacher's fresh retry rather than copying the earlier answer.</w:t>
+      </w:r>
+    </w:p>
+    <w:p>
+      <w:pPr>
+        <w:spacing w:line="336" w:lineRule="auto" w:after="180"/>
+      </w:pPr>
+      <w:r>
+        <w:rPr>
+          <w:b w:val="0"/>
+        </w:rPr>
+        <w:t>For a project, select a relevant new case, predict the outcome from the declared rule and preserve the result alongside any revision.</w:t>
       </w:r>
     </w:p>
     <w:p>
@@ -1554,8 +2549,25 @@
       </w:r>
     </w:p>
     <w:p>
-      <w:r>
-        <w:t>For the worked scenario, propose one additional case that could reveal a failure, describe its expected outcome before running it, and explain what would need to remain fixed for a fair comparison. Do not reuse W4 as a new final test after receiving feedback.</w:t>
+      <w:pPr>
+        <w:spacing w:line="336" w:lineRule="auto" w:after="180"/>
+      </w:pPr>
+      <w:r>
+        <w:rPr>
+          <w:b w:val="0"/>
+        </w:rPr>
+        <w:t>For the worked scenario, propose one additional case that could reveal a failure, describe its expected outcome before running it, and explain what would need to remain fixed for a fair comparison.</w:t>
+      </w:r>
+    </w:p>
+    <w:p>
+      <w:pPr>
+        <w:spacing w:line="336" w:lineRule="auto" w:after="180"/>
+      </w:pPr>
+      <w:r>
+        <w:rPr>
+          <w:b w:val="0"/>
+        </w:rPr>
+        <w:t>Do not reuse W4 as a new final test after receiving feedback.</w:t>
       </w:r>
     </w:p>
     <w:p>
@@ -1592,6 +2604,11 @@
       </w:pPr>
       <w:r>
         <w:t>13. Study a complete case</w:t>
+      </w:r>
+    </w:p>
+    <w:p>
+      <w:r>
+        <w:t>Revisit the complete Predefining an analysis plan case for supported practice. Repeated examples do not become fresh assessments.</w:t>
       </w:r>
     </w:p>
     <w:p>
@@ -1695,8 +2712,26 @@
       </w:r>
     </w:p>
     <w:p>
-      <w:r>
-        <w:t>Follow the input through the stated procedure to its result. Cover the result first, predict it, then explain every intermediate step. The text/table accompanies the figure so the example can be read without colour.</w:t>
+      <w:pPr>
+        <w:spacing w:line="336" w:lineRule="auto" w:after="180"/>
+      </w:pPr>
+      <w:r>
+        <w:rPr>
+          <w:b w:val="0"/>
+        </w:rPr>
+        <w:t xml:space="preserve">Follow the </w:t>
+      </w:r>
+      <w:r>
+        <w:rPr>
+          <w:b/>
+        </w:rPr>
+        <w:t>input</w:t>
+      </w:r>
+      <w:r>
+        <w:rPr>
+          <w:b w:val="0"/>
+        </w:rPr>
+        <w:t xml:space="preserve"> through the stated procedure to its result. Cover the result first, predict it, then explain every intermediate step. The text/table accompanies the figure so the example can be read without colour.</w:t>
       </w:r>
     </w:p>
     <w:p>
@@ -1746,6 +2781,11 @@
       </w:r>
     </w:p>
     <w:p>
+      <w:r>
+        <w:t>Attempt the reserved new case before feedback. Record support; the earlier examples below remain additional practice.</w:t>
+      </w:r>
+    </w:p>
+    <w:p>
       <w:pPr>
         <w:pStyle w:val="Heading3"/>
       </w:pPr>
@@ -1754,8 +2794,26 @@
       </w:r>
     </w:p>
     <w:p>
-      <w:r>
-        <w:t>Plan excludes malformed inputs by a rule fixed beforehand. Three of15 are malformed; 9 of12 eligible pass. Report.</w:t>
+      <w:pPr>
+        <w:spacing w:line="336" w:lineRule="auto" w:after="180"/>
+      </w:pPr>
+      <w:r>
+        <w:rPr>
+          <w:b w:val="0"/>
+        </w:rPr>
+        <w:t xml:space="preserve">Plan excludes malformed </w:t>
+      </w:r>
+      <w:r>
+        <w:rPr>
+          <w:b/>
+        </w:rPr>
+        <w:t>input</w:t>
+      </w:r>
+      <w:r>
+        <w:rPr>
+          <w:b w:val="0"/>
+        </w:rPr>
+        <w:t>s by a rule fixed beforehand. Three of15 are malformed; 9 of12 eligible pass. Report.</w:t>
       </w:r>
     </w:p>
     <w:p>
@@ -1802,7 +2860,13 @@
       </w:r>
     </w:p>
     <w:p>
-      <w:r>
+      <w:pPr>
+        <w:spacing w:line="336" w:lineRule="auto" w:after="180"/>
+      </w:pPr>
+      <w:r>
+        <w:rPr>
+          <w:b w:val="0"/>
+        </w:rPr>
         <w:t>Attempt this case before feedback. Record any help. Earlier examples below are further practice; a case already practised with feedback cannot establish fresh transfer.</w:t>
       </w:r>
     </w:p>
@@ -1815,8 +2879,26 @@
       </w:r>
     </w:p>
     <w:p>
-      <w:r>
-        <w:t>Plan excludes malformed inputs by a rule fixed beforehand. Three of15 are malformed; 9 of12 eligible pass. Report.</w:t>
+      <w:pPr>
+        <w:spacing w:line="336" w:lineRule="auto" w:after="180"/>
+      </w:pPr>
+      <w:r>
+        <w:rPr>
+          <w:b w:val="0"/>
+        </w:rPr>
+        <w:t xml:space="preserve">Plan excludes malformed </w:t>
+      </w:r>
+      <w:r>
+        <w:rPr>
+          <w:b/>
+        </w:rPr>
+        <w:t>input</w:t>
+      </w:r>
+      <w:r>
+        <w:rPr>
+          <w:b w:val="0"/>
+        </w:rPr>
+        <w:t>s by a rule fixed beforehand. Three of15 are malformed; 9 of12 eligible pass. Report.</w:t>
       </w:r>
     </w:p>
     <w:p>
@@ -1868,7 +2950,13 @@
       </w:r>
     </w:p>
     <w:p>
-      <w:r>
+      <w:pPr>
+        <w:spacing w:line="336" w:lineRule="auto" w:after="180"/>
+      </w:pPr>
+      <w:r>
+        <w:rPr>
+          <w:b w:val="0"/>
+        </w:rPr>
         <w:t>Record support used: none, hint or teacher explanation. After feedback, a different case is needed to demonstrate independence.</w:t>
       </w:r>
     </w:p>
@@ -1881,8 +2969,25 @@
       </w:r>
     </w:p>
     <w:p>
-      <w:r>
-        <w:t>Attempt the independent case before hints. Record whether you worked alone, used a hint or followed a model. After feedback, fix the first unsupported step and explain why it changed. A later check uses a changed case, not a copied answer.</w:t>
+      <w:pPr>
+        <w:spacing w:line="336" w:lineRule="auto" w:after="180"/>
+      </w:pPr>
+      <w:r>
+        <w:rPr>
+          <w:b w:val="0"/>
+        </w:rPr>
+        <w:t>Attempt the independent case before hints. Record whether you worked alone, used a hint or followed a model. After feedback, fix the first unsupported step and explain why it changed.</w:t>
+      </w:r>
+    </w:p>
+    <w:p>
+      <w:pPr>
+        <w:spacing w:line="336" w:lineRule="auto" w:after="180"/>
+      </w:pPr>
+      <w:r>
+        <w:rPr>
+          <w:b w:val="0"/>
+        </w:rPr>
+        <w:t>A later check uses a changed case, not a copied answer.</w:t>
       </w:r>
     </w:p>
     <w:p>
@@ -1895,6 +3000,17 @@
     </w:p>
     <w:p>
       <w:r>
+        <w:t>Use this map to navigate Predefining an analysis plan, connect the goals to tasks and keep one evidence record for each attempt.</w:t>
+      </w:r>
+    </w:p>
+    <w:p>
+      <w:pPr>
+        <w:spacing w:line="336" w:lineRule="auto" w:after="180"/>
+      </w:pPr>
+      <w:r>
+        <w:rPr>
+          <w:b w:val="0"/>
+        </w:rPr>
         <w:t>Start with this question: Freeze decisions before the result. A team records its outcome, exclusions and analysis before evaluating a reserved set.</w:t>
       </w:r>
     </w:p>
@@ -2001,13 +3117,61 @@
       </w:tr>
     </w:tbl>
     <w:p>
-      <w:r>
-        <w:t>Remember → watch and explain → try with help → investigate → try independently → keep project evidence. Your teacher may spread this lesson across several classes.</w:t>
-      </w:r>
-    </w:p>
-    <w:p>
-      <w:r>
-        <w:t>Keep your first prediction. Compare it with what the evidence shows and explain any change.</w:t>
+      <w:pPr>
+        <w:spacing w:line="336" w:lineRule="auto" w:after="180"/>
+      </w:pPr>
+      <w:r>
+        <w:rPr>
+          <w:b w:val="0"/>
+        </w:rPr>
+        <w:t xml:space="preserve">Remember → watch and explain → try with help → investigate → try independently → keep project </w:t>
+      </w:r>
+      <w:r>
+        <w:rPr>
+          <w:b/>
+        </w:rPr>
+        <w:t>evidence</w:t>
+      </w:r>
+      <w:r>
+        <w:rPr>
+          <w:b w:val="0"/>
+        </w:rPr>
+        <w:t>. Your teacher may spread this lesson across several classes.</w:t>
+      </w:r>
+    </w:p>
+    <w:p>
+      <w:pPr>
+        <w:spacing w:line="336" w:lineRule="auto" w:after="180"/>
+      </w:pPr>
+      <w:r>
+        <w:rPr>
+          <w:b w:val="0"/>
+        </w:rPr>
+        <w:t xml:space="preserve">Keep your first </w:t>
+      </w:r>
+      <w:r>
+        <w:rPr>
+          <w:b/>
+        </w:rPr>
+        <w:t>prediction</w:t>
+      </w:r>
+      <w:r>
+        <w:rPr>
+          <w:b w:val="0"/>
+        </w:rPr>
+        <w:t xml:space="preserve">. Compare it with what the </w:t>
+      </w:r>
+      <w:r>
+        <w:rPr>
+          <w:b/>
+        </w:rPr>
+        <w:t>evidence</w:t>
+      </w:r>
+      <w:r>
+        <w:rPr>
+          <w:b w:val="0"/>
+        </w:rPr>
+        <w:t xml:space="preserve"> shows and explain any change.</w:t>
       </w:r>
     </w:p>
     <w:p>
@@ -2020,7 +3184,36 @@
     </w:p>
     <w:p>
       <w:r>
-        <w:t>Close your notes. Explain this goal in your own words: Explain the mechanism and terminology of predefining an analysis plan</w:t>
+        <w:t>Explain Predefining an analysis plan without notes, identify a remaining question and plan a later check with a changed case.</w:t>
+      </w:r>
+    </w:p>
+    <w:p>
+      <w:pPr>
+        <w:spacing w:line="336" w:lineRule="auto" w:after="180"/>
+      </w:pPr>
+      <w:r>
+        <w:rPr>
+          <w:b w:val="0"/>
+        </w:rPr>
+        <w:t xml:space="preserve">Close your notes. Explain this goal in your own words: Explain the </w:t>
+      </w:r>
+      <w:r>
+        <w:rPr>
+          <w:b/>
+        </w:rPr>
+        <w:t>mechanism</w:t>
+      </w:r>
+      <w:r>
+        <w:rPr>
+          <w:b w:val="0"/>
+        </w:rPr>
+        <w:t xml:space="preserve"> and terminology of predefining an </w:t>
+      </w:r>
+      <w:r>
+        <w:rPr>
+          <w:b/>
+        </w:rPr>
+        <w:t>analysis plan</w:t>
       </w:r>
     </w:p>
     <w:p>
@@ -2057,13 +3250,61 @@
       </w:r>
     </w:p>
     <w:p>
-      <w:r>
-        <w:t>If you are unsure, return to the worked picture and explain one arrow. If you are ready, change an input or assumption and justify your prediction.</w:t>
-      </w:r>
-    </w:p>
-    <w:p>
-      <w:r>
-        <w:t>Save your workbook evidence. At the next review, try a different case before opening your old answer.</w:t>
+      <w:pPr>
+        <w:spacing w:line="336" w:lineRule="auto" w:after="180"/>
+      </w:pPr>
+      <w:r>
+        <w:rPr>
+          <w:b w:val="0"/>
+        </w:rPr>
+        <w:t xml:space="preserve">If you are unsure, return to the worked picture and explain one arrow. If you are ready, change an </w:t>
+      </w:r>
+      <w:r>
+        <w:rPr>
+          <w:b/>
+        </w:rPr>
+        <w:t>input</w:t>
+      </w:r>
+      <w:r>
+        <w:rPr>
+          <w:b w:val="0"/>
+        </w:rPr>
+        <w:t xml:space="preserve"> or assumption and justify your </w:t>
+      </w:r>
+      <w:r>
+        <w:rPr>
+          <w:b/>
+        </w:rPr>
+        <w:t>prediction</w:t>
+      </w:r>
+      <w:r>
+        <w:rPr>
+          <w:b w:val="0"/>
+        </w:rPr>
+        <w:t>.</w:t>
+      </w:r>
+    </w:p>
+    <w:p>
+      <w:pPr>
+        <w:spacing w:line="336" w:lineRule="auto" w:after="180"/>
+      </w:pPr>
+      <w:r>
+        <w:rPr>
+          <w:b w:val="0"/>
+        </w:rPr>
+        <w:t xml:space="preserve">Save your workbook </w:t>
+      </w:r>
+      <w:r>
+        <w:rPr>
+          <w:b/>
+        </w:rPr>
+        <w:t>evidence</w:t>
+      </w:r>
+      <w:r>
+        <w:rPr>
+          <w:b w:val="0"/>
+        </w:rPr>
+        <w:t>. At the next review, try a different case before opening your old answer.</w:t>
       </w:r>
     </w:p>
     <w:p>
@@ -2076,11 +3317,28 @@
     </w:p>
     <w:p>
       <w:r>
+        <w:t>Attempt supported questions before using hints or feedback. Review a missing building block, then keep the completed work.</w:t>
+      </w:r>
+    </w:p>
+    <w:p>
+      <w:pPr>
+        <w:spacing w:line="336" w:lineRule="auto" w:after="180"/>
+      </w:pPr>
+      <w:r>
+        <w:rPr>
+          <w:b w:val="0"/>
+        </w:rPr>
         <w:t>Use this supported practice once, in the browser or on paper. Keep the reserved independent assessment for a separate first attempt before teacher feedback.</w:t>
       </w:r>
     </w:p>
     <w:p>
-      <w:r>
+      <w:pPr>
+        <w:spacing w:line="336" w:lineRule="auto" w:after="180"/>
+      </w:pPr>
+      <w:r>
+        <w:rPr>
+          <w:b w:val="0"/>
+        </w:rPr>
         <w:t>Freeze decisions before the result. A team records its outcome, exclusions and analysis before evaluating a reserved set.</w:t>
       </w:r>
     </w:p>
@@ -2093,23 +3351,62 @@
       </w:r>
     </w:p>
     <w:p>
-      <w:r>
+      <w:pPr>
+        <w:spacing w:line="336" w:lineRule="auto" w:after="180"/>
+      </w:pPr>
+      <w:r>
+        <w:rPr>
+          <w:b w:val="0"/>
+        </w:rPr>
         <w:t>Which labelled step matches this detail? If the plan changes, mark the change and give its reason.</w:t>
       </w:r>
     </w:p>
     <w:p>
-      <w:r>
+      <w:pPr>
+        <w:spacing w:line="336" w:lineRule="auto" w:after="180"/>
+        <w:shd w:fill="F4F9FC"/>
+      </w:pPr>
+      <w:r>
+        <w:rPr>
+          <w:b w:val="0"/>
+        </w:rPr>
         <w:t>1. Protect the reserved set</w:t>
       </w:r>
     </w:p>
     <w:p>
-      <w:r>
+      <w:pPr>
+        <w:spacing w:line="336" w:lineRule="auto" w:after="180"/>
+        <w:shd w:fill="F4F9FC"/>
+      </w:pPr>
+      <w:r>
+        <w:rPr>
+          <w:b w:val="0"/>
+        </w:rPr>
         <w:t>2. Write the rule first</w:t>
       </w:r>
     </w:p>
     <w:p>
-      <w:r>
-        <w:t>3. Report deviations</w:t>
+      <w:pPr>
+        <w:spacing w:line="336" w:lineRule="auto" w:after="180"/>
+        <w:shd w:fill="F4F9FC"/>
+      </w:pPr>
+      <w:r>
+        <w:rPr>
+          <w:b w:val="0"/>
+        </w:rPr>
+        <w:t xml:space="preserve">3. Report </w:t>
+      </w:r>
+      <w:r>
+        <w:rPr>
+          <w:b/>
+        </w:rPr>
+        <w:t>deviation</w:t>
+      </w:r>
+      <w:r>
+        <w:rPr>
+          <w:b w:val="0"/>
+        </w:rPr>
+        <w:t>s</w:t>
       </w:r>
     </w:p>
     <w:p>
@@ -2146,41 +3443,167 @@
       </w:r>
     </w:p>
     <w:p>
-      <w:r>
+      <w:pPr>
+        <w:pStyle w:val="Heading3"/>
+      </w:pPr>
+      <w:r>
+        <w:t>Hint · try first</w:t>
+      </w:r>
+    </w:p>
+    <w:p>
+      <w:pPr>
+        <w:spacing w:line="336" w:lineRule="auto" w:after="180"/>
+        <w:shd w:fill="F1F6F8"/>
+      </w:pPr>
+      <w:r>
+        <w:rPr>
+          <w:b w:val="0"/>
+        </w:rPr>
         <w:t>Hint if needed: Read the steps in the pictorial case. Match the supplied detail to the stage that performs or records it.</w:t>
       </w:r>
     </w:p>
     <w:p>
-      <w:r>
-        <w:t>After your attempt, compare with the supported explanation: Report deviations If the plan changes, mark the change and give its reason. An analysis plan limits flexibility after outcomes are known. Necessary changes can be transparent, but they should not be silently presented as the original plan.</w:t>
-      </w:r>
-    </w:p>
-    <w:p>
       <w:pPr>
         <w:pStyle w:val="Heading3"/>
       </w:pPr>
       <w:r>
+        <w:t>Feedback · compare after trying</w:t>
+      </w:r>
+    </w:p>
+    <w:p>
+      <w:pPr>
+        <w:spacing w:line="336" w:lineRule="auto" w:after="180"/>
+        <w:shd w:fill="F1F6FC"/>
+      </w:pPr>
+      <w:r>
+        <w:rPr>
+          <w:b w:val="0"/>
+        </w:rPr>
+        <w:t xml:space="preserve">After your attempt, compare with the supported explanation: Report </w:t>
+      </w:r>
+      <w:r>
+        <w:rPr>
+          <w:b/>
+        </w:rPr>
+        <w:t>deviation</w:t>
+      </w:r>
+      <w:r>
+        <w:rPr>
+          <w:b w:val="0"/>
+        </w:rPr>
+        <w:t xml:space="preserve">s If the plan changes, mark the change and give its reason. An </w:t>
+      </w:r>
+      <w:r>
+        <w:rPr>
+          <w:b/>
+        </w:rPr>
+        <w:t>analysis plan</w:t>
+      </w:r>
+      <w:r>
+        <w:rPr>
+          <w:b w:val="0"/>
+        </w:rPr>
+        <w:t xml:space="preserve"> limits flexibility after outcomes are known.</w:t>
+      </w:r>
+    </w:p>
+    <w:p>
+      <w:pPr>
+        <w:spacing w:line="336" w:lineRule="auto" w:after="180"/>
+        <w:shd w:fill="F1F6FC"/>
+      </w:pPr>
+      <w:r>
+        <w:rPr>
+          <w:b w:val="0"/>
+        </w:rPr>
+        <w:t>Necessary changes can be transparent, but they should not be silently presented as the original plan.</w:t>
+      </w:r>
+    </w:p>
+    <w:p>
+      <w:pPr>
+        <w:pStyle w:val="Heading3"/>
+      </w:pPr>
+      <w:r>
         <w:t>Practice 2: explain the deciding evidence</w:t>
       </w:r>
     </w:p>
     <w:p>
-      <w:r>
+      <w:pPr>
+        <w:pStyle w:val="Heading3"/>
+      </w:pPr>
+      <w:r>
+        <w:t>Changed case · predict first</w:t>
+      </w:r>
+    </w:p>
+    <w:p>
+      <w:pPr>
+        <w:spacing w:line="336" w:lineRule="auto" w:after="180"/>
+        <w:shd w:fill="F5F1FB"/>
+      </w:pPr>
+      <w:r>
+        <w:rPr>
+          <w:b w:val="0"/>
+        </w:rPr>
         <w:t>Changed-case practice: Exclude two readable cases because the new model fails them. Which conclusion is supported by the supplied facts?</w:t>
       </w:r>
     </w:p>
     <w:p>
-      <w:r>
+      <w:pPr>
+        <w:spacing w:line="336" w:lineRule="auto" w:after="180"/>
+        <w:shd w:fill="F4F9FC"/>
+      </w:pPr>
+      <w:r>
+        <w:rPr>
+          <w:b w:val="0"/>
+        </w:rPr>
         <w:t>1. That outcome-driven exclusion violates the recorded rule.</w:t>
       </w:r>
     </w:p>
     <w:p>
-      <w:r>
-        <w:t>2. This one example guarantees correct results for every future input.</w:t>
-      </w:r>
-    </w:p>
-    <w:p>
-      <w:r>
-        <w:t>3. We can decide the result without examining the changed input or the procedure.</w:t>
+      <w:pPr>
+        <w:spacing w:line="336" w:lineRule="auto" w:after="180"/>
+        <w:shd w:fill="F4F9FC"/>
+      </w:pPr>
+      <w:r>
+        <w:rPr>
+          <w:b w:val="0"/>
+        </w:rPr>
+        <w:t xml:space="preserve">2. This one example guarantees correct results for every future </w:t>
+      </w:r>
+      <w:r>
+        <w:rPr>
+          <w:b/>
+        </w:rPr>
+        <w:t>input</w:t>
+      </w:r>
+      <w:r>
+        <w:rPr>
+          <w:b w:val="0"/>
+        </w:rPr>
+        <w:t>.</w:t>
+      </w:r>
+    </w:p>
+    <w:p>
+      <w:pPr>
+        <w:spacing w:line="336" w:lineRule="auto" w:after="180"/>
+        <w:shd w:fill="F4F9FC"/>
+      </w:pPr>
+      <w:r>
+        <w:rPr>
+          <w:b w:val="0"/>
+        </w:rPr>
+        <w:t xml:space="preserve">3. We can decide the result without examining the changed </w:t>
+      </w:r>
+      <w:r>
+        <w:rPr>
+          <w:b/>
+        </w:rPr>
+        <w:t>input</w:t>
+      </w:r>
+      <w:r>
+        <w:rPr>
+          <w:b w:val="0"/>
+        </w:rPr>
+        <w:t xml:space="preserve"> or the procedure.</w:t>
       </w:r>
     </w:p>
     <w:p>
@@ -2217,12 +3640,42 @@
       </w:r>
     </w:p>
     <w:p>
-      <w:r>
+      <w:pPr>
+        <w:pStyle w:val="Heading3"/>
+      </w:pPr>
+      <w:r>
+        <w:t>Hint · try first</w:t>
+      </w:r>
+    </w:p>
+    <w:p>
+      <w:pPr>
+        <w:spacing w:line="336" w:lineRule="auto" w:after="180"/>
+        <w:shd w:fill="F1F6F8"/>
+      </w:pPr>
+      <w:r>
+        <w:rPr>
+          <w:b w:val="0"/>
+        </w:rPr>
         <w:t>Hint if needed: Use the changed condition and the deciding step in the pictorial trace. The answer must say what follows from those facts.</w:t>
       </w:r>
     </w:p>
     <w:p>
-      <w:r>
+      <w:pPr>
+        <w:pStyle w:val="Heading3"/>
+      </w:pPr>
+      <w:r>
+        <w:t>Feedback · compare after trying</w:t>
+      </w:r>
+    </w:p>
+    <w:p>
+      <w:pPr>
+        <w:spacing w:line="336" w:lineRule="auto" w:after="180"/>
+        <w:shd w:fill="F1F6FC"/>
+      </w:pPr>
+      <w:r>
+        <w:rPr>
+          <w:b w:val="0"/>
+        </w:rPr>
         <w:t>After your attempt, compare with the supported explanation: That outcome-driven exclusion violates the recorded rule. Model failure is not the predeclared unreadable-file criterion.</w:t>
       </w:r>
     </w:p>
@@ -2235,18 +3688,105 @@
       </w:r>
     </w:p>
     <w:p>
-      <w:r>
-        <w:t>Review Privacy and data governance (ai-7/20). Goal: Explain the mechanism and terminology of privacy and data governance. Short practice: Point to the analysis table and the restricted identity key. Why are the codes pseudonymous rather than guaranteed anonymous, and what changes if the key is published?. Return to this week and explain what you changed.</w:t>
-      </w:r>
-    </w:p>
-    <w:p>
-      <w:r>
-        <w:t>Review Dataset and benchmark limitations (ai-7/18). Goal: Explain the mechanism and terminology of dataset and benchmark limitations. Short practice: Report the indoor benchmark with its denominator and missing condition. After two correct outdoor cases out of four are added, what slice rate is supported and what remains uncertain?. Return to this week and explain what you changed.</w:t>
-      </w:r>
-    </w:p>
-    <w:p>
-      <w:r>
-        <w:t>Review Multiple comparisons (ai-7/15). Goal: Explain the mechanism and terminology of multiple comparisons. Short practice: Calculate the six-test cutoff and identify which supplied p-values reject. Why must the team count every planned comparison rather than report only its smallest p-value?. Return to this week and explain what you changed.</w:t>
+      <w:pPr>
+        <w:spacing w:line="336" w:lineRule="auto" w:after="180"/>
+      </w:pPr>
+      <w:r>
+        <w:rPr>
+          <w:b w:val="0"/>
+        </w:rPr>
+        <w:t xml:space="preserve">Review Privacy and data governance (ai-7/20). Goal: Explain the </w:t>
+      </w:r>
+      <w:r>
+        <w:rPr>
+          <w:b/>
+        </w:rPr>
+        <w:t>mechanism</w:t>
+      </w:r>
+      <w:r>
+        <w:rPr>
+          <w:b w:val="0"/>
+        </w:rPr>
+        <w:t xml:space="preserve"> and terminology of privacy and data governance. Short practice: Point to the analysis table and the restricted identity key.</w:t>
+      </w:r>
+    </w:p>
+    <w:p>
+      <w:pPr>
+        <w:spacing w:line="336" w:lineRule="auto" w:after="180"/>
+      </w:pPr>
+      <w:r>
+        <w:rPr>
+          <w:b w:val="0"/>
+        </w:rPr>
+        <w:t>Why are the codes pseudonymous rather than guaranteed anonymous, and what changes if the key is published?. Return to this week and explain what you changed.</w:t>
+      </w:r>
+    </w:p>
+    <w:p>
+      <w:pPr>
+        <w:spacing w:line="336" w:lineRule="auto" w:after="180"/>
+      </w:pPr>
+      <w:r>
+        <w:rPr>
+          <w:b w:val="0"/>
+        </w:rPr>
+        <w:t xml:space="preserve">Review Dataset and benchmark limitations (ai-7/18). Goal: Explain the </w:t>
+      </w:r>
+      <w:r>
+        <w:rPr>
+          <w:b/>
+        </w:rPr>
+        <w:t>mechanism</w:t>
+      </w:r>
+      <w:r>
+        <w:rPr>
+          <w:b w:val="0"/>
+        </w:rPr>
+        <w:t xml:space="preserve"> and terminology of dataset and benchmark limitations. Short practice: Report the indoor benchmark with its denominator and missing condition.</w:t>
+      </w:r>
+    </w:p>
+    <w:p>
+      <w:pPr>
+        <w:spacing w:line="336" w:lineRule="auto" w:after="180"/>
+      </w:pPr>
+      <w:r>
+        <w:rPr>
+          <w:b w:val="0"/>
+        </w:rPr>
+        <w:t>After two correct outdoor cases out of four are added, what slice rate is supported and what remains uncertain?. Return to this week and explain what you changed.</w:t>
+      </w:r>
+    </w:p>
+    <w:p>
+      <w:pPr>
+        <w:spacing w:line="336" w:lineRule="auto" w:after="180"/>
+      </w:pPr>
+      <w:r>
+        <w:rPr>
+          <w:b w:val="0"/>
+        </w:rPr>
+        <w:t xml:space="preserve">Review Multiple comparisons (ai-7/15). Goal: Explain the </w:t>
+      </w:r>
+      <w:r>
+        <w:rPr>
+          <w:b/>
+        </w:rPr>
+        <w:t>mechanism</w:t>
+      </w:r>
+      <w:r>
+        <w:rPr>
+          <w:b w:val="0"/>
+        </w:rPr>
+        <w:t xml:space="preserve"> and terminology of multiple comparisons. Short practice: Calculate the six-test cutoff and identify which supplied p-values reject.</w:t>
+      </w:r>
+    </w:p>
+    <w:p>
+      <w:pPr>
+        <w:spacing w:line="336" w:lineRule="auto" w:after="180"/>
+      </w:pPr>
+      <w:r>
+        <w:rPr>
+          <w:b w:val="0"/>
+        </w:rPr>
+        <w:t>Why must the team count every planned comparison rather than report only its smallest p-value?. Return to this week and explain what you changed.</w:t>
       </w:r>
     </w:p>
     <w:p>
@@ -2258,8 +3798,614 @@
       </w:r>
     </w:p>
     <w:p>
-      <w:r>
-        <w:t>Use Download completed work in the hosted lesson to export your answers, reflections, practice feedback and code-run evidence. Open the HTML copy to read or print it. Drafts stay in this browser when storage is available; clear drafts on a shared device.</w:t>
+      <w:pPr>
+        <w:spacing w:line="336" w:lineRule="auto" w:after="180"/>
+      </w:pPr>
+      <w:r>
+        <w:rPr>
+          <w:b w:val="0"/>
+        </w:rPr>
+        <w:t xml:space="preserve">Use Download completed work in the hosted lesson to export your answers, reflections, practice feedback and code-run </w:t>
+      </w:r>
+      <w:r>
+        <w:rPr>
+          <w:b/>
+        </w:rPr>
+        <w:t>evidence</w:t>
+      </w:r>
+      <w:r>
+        <w:rPr>
+          <w:b w:val="0"/>
+        </w:rPr>
+        <w:t>. Open the HTML copy to read or print it.</w:t>
+      </w:r>
+    </w:p>
+    <w:p>
+      <w:pPr>
+        <w:spacing w:line="336" w:lineRule="auto" w:after="180"/>
+      </w:pPr>
+      <w:r>
+        <w:rPr>
+          <w:b w:val="0"/>
+        </w:rPr>
+        <w:t>Drafts stay in this browser when storage is available; clear drafts on a shared device.</w:t>
+      </w:r>
+    </w:p>
+    <w:p>
+      <w:pPr>
+        <w:pStyle w:val="Heading1"/>
+      </w:pPr>
+      <w:r>
+        <w:t>18. Visual concept journey</w:t>
+      </w:r>
+    </w:p>
+    <w:p>
+      <w:r>
+        <w:t>Explain each Predefining an analysis plan graphic using its labels, deciding evidence and relevant limitation.</w:t>
+      </w:r>
+    </w:p>
+    <w:p>
+      <w:pPr>
+        <w:pStyle w:val="Heading3"/>
+      </w:pPr>
+      <w:r>
+        <w:t>01. Predefining an analysis plan: the case</w:t>
+      </w:r>
+    </w:p>
+    <w:p>
+      <w:r>
+        <w:drawing>
+          <wp:inline xmlns:a="http://schemas.openxmlformats.org/drawingml/2006/main" xmlns:pic="http://schemas.openxmlformats.org/drawingml/2006/picture">
+            <wp:extent cx="5486400" cy="2834640"/>
+            <wp:docPr id="2" name="Picture 2" descr="Freeze decisions before the result. A team records its outcome, exclusions and analysis before evaluating a reserved set. Supplied facts: Plan: compare correct counts on 12 cases; exclude only unreadable files identified before scoring; report all version results."/>
+            <wp:cNvGraphicFramePr>
+              <a:graphicFrameLocks noChangeAspect="1"/>
+            </wp:cNvGraphicFramePr>
+            <a:graphic>
+              <a:graphicData uri="http://schemas.openxmlformats.org/drawingml/2006/picture">
+                <pic:pic>
+                  <pic:nvPicPr>
+                    <pic:cNvPr id="0" name="academy-story-ai-7-21-01.png"/>
+                    <pic:cNvPicPr/>
+                  </pic:nvPicPr>
+                  <pic:blipFill>
+                    <a:blip r:embed="rId10"/>
+                    <a:stretch>
+                      <a:fillRect/>
+                    </a:stretch>
+                  </pic:blipFill>
+                  <pic:spPr>
+                    <a:xfrm>
+                      <a:off x="0" y="0"/>
+                      <a:ext cx="5486400" cy="2834640"/>
+                    </a:xfrm>
+                    <a:prstGeom prst="rect"/>
+                  </pic:spPr>
+                </pic:pic>
+              </a:graphicData>
+            </a:graphic>
+          </wp:inline>
+        </w:drawing>
+      </w:r>
+    </w:p>
+    <w:p>
+      <w:pPr>
+        <w:spacing w:line="336" w:lineRule="auto" w:after="180"/>
+      </w:pPr>
+      <w:r>
+        <w:rPr>
+          <w:b w:val="0"/>
+        </w:rPr>
+        <w:t>Freeze decisions before the result. A team records its outcome, exclusions and analysis before evaluating a reserved set.</w:t>
+      </w:r>
+    </w:p>
+    <w:p>
+      <w:pPr>
+        <w:spacing w:line="336" w:lineRule="auto" w:after="180"/>
+      </w:pPr>
+      <w:r>
+        <w:rPr>
+          <w:b w:val="0"/>
+        </w:rPr>
+        <w:t>Supplied facts: Plan: compare correct counts on 12 cases; exclude only unreadable files identified before scoring; report all version results.</w:t>
+      </w:r>
+    </w:p>
+    <w:p>
+      <w:pPr>
+        <w:spacing w:line="336" w:lineRule="auto" w:after="180"/>
+        <w:shd w:fill="F5F1FB"/>
+      </w:pPr>
+      <w:r>
+        <w:rPr>
+          <w:b w:val="0"/>
+        </w:rPr>
+        <w:t>Point to the given fact that matters most. Explain why it matters.</w:t>
+      </w:r>
+    </w:p>
+    <w:p>
+      <w:pPr>
+        <w:pStyle w:val="Heading3"/>
+      </w:pPr>
+      <w:r>
+        <w:t>02. Follow the deciding steps</w:t>
+      </w:r>
+    </w:p>
+    <w:p>
+      <w:r>
+        <w:drawing>
+          <wp:inline xmlns:a="http://schemas.openxmlformats.org/drawingml/2006/main" xmlns:pic="http://schemas.openxmlformats.org/drawingml/2006/picture">
+            <wp:extent cx="5486400" cy="3182112"/>
+            <wp:docPr id="3" name="Picture 3" descr="Write the rule first: Record the outcome and justified unreadable-file exclusion. → Protect the reserved set: Do not choose exclusions from which cases each model fails. → Report deviations: If the plan changes, mark the change and give its reason."/>
+            <wp:cNvGraphicFramePr>
+              <a:graphicFrameLocks noChangeAspect="1"/>
+            </wp:cNvGraphicFramePr>
+            <a:graphic>
+              <a:graphicData uri="http://schemas.openxmlformats.org/drawingml/2006/picture">
+                <pic:pic>
+                  <pic:nvPicPr>
+                    <pic:cNvPr id="0" name="academy-story-ai-7-21-02.png"/>
+                    <pic:cNvPicPr/>
+                  </pic:nvPicPr>
+                  <pic:blipFill>
+                    <a:blip r:embed="rId11"/>
+                    <a:stretch>
+                      <a:fillRect/>
+                    </a:stretch>
+                  </pic:blipFill>
+                  <pic:spPr>
+                    <a:xfrm>
+                      <a:off x="0" y="0"/>
+                      <a:ext cx="5486400" cy="3182112"/>
+                    </a:xfrm>
+                    <a:prstGeom prst="rect"/>
+                  </pic:spPr>
+                </pic:pic>
+              </a:graphicData>
+            </a:graphic>
+          </wp:inline>
+        </w:drawing>
+      </w:r>
+    </w:p>
+    <w:p>
+      <w:pPr>
+        <w:spacing w:line="336" w:lineRule="auto" w:after="180"/>
+      </w:pPr>
+      <w:r>
+        <w:rPr>
+          <w:b w:val="0"/>
+        </w:rPr>
+        <w:t xml:space="preserve">Write the rule first: Record the outcome and justified unreadable-file exclusion. → Protect the reserved set: Do not choose exclusions from which cases each model fails. → Report </w:t>
+      </w:r>
+      <w:r>
+        <w:rPr>
+          <w:b/>
+        </w:rPr>
+        <w:t>deviation</w:t>
+      </w:r>
+      <w:r>
+        <w:rPr>
+          <w:b w:val="0"/>
+        </w:rPr>
+        <w:t>s: If the plan changes, mark the change and give its reason.</w:t>
+      </w:r>
+    </w:p>
+    <w:p>
+      <w:pPr>
+        <w:spacing w:line="336" w:lineRule="auto" w:after="180"/>
+        <w:shd w:fill="F5F1FB"/>
+      </w:pPr>
+      <w:r>
+        <w:rPr>
+          <w:b w:val="0"/>
+        </w:rPr>
+        <w:t xml:space="preserve">Point to each numbered stage and explain which recorded </w:t>
+      </w:r>
+      <w:r>
+        <w:rPr>
+          <w:b/>
+        </w:rPr>
+        <w:t>input</w:t>
+      </w:r>
+      <w:r>
+        <w:rPr>
+          <w:b w:val="0"/>
+        </w:rPr>
+        <w:t xml:space="preserve"> it uses.</w:t>
+      </w:r>
+    </w:p>
+    <w:p>
+      <w:pPr>
+        <w:pStyle w:val="Heading3"/>
+      </w:pPr>
+      <w:r>
+        <w:t>03. Predefining an analysis plan — evidence trace</w:t>
+      </w:r>
+    </w:p>
+    <w:p>
+      <w:r>
+        <w:drawing>
+          <wp:inline xmlns:a="http://schemas.openxmlformats.org/drawingml/2006/main" xmlns:pic="http://schemas.openxmlformats.org/drawingml/2006/picture">
+            <wp:extent cx="5486400" cy="2843784"/>
+            <wp:docPr id="4" name="Picture 4" descr="Predefining an analysis plan — evidence trace. Plan includes all20 cases. After results, the team removes four failed cases because they make the graph look worse. | Declare primary metric, eligible cases, missing handling, baseline, test assumptions and reporting. Timestamp/version the plan; label later choices exploratory. | The exclusion is outcome-informed and violates the plan. Report original16/20 if16 passed, and label any revised analysis with reasons rather than hiding failures."/>
+            <wp:cNvGraphicFramePr>
+              <a:graphicFrameLocks noChangeAspect="1"/>
+            </wp:cNvGraphicFramePr>
+            <a:graphic>
+              <a:graphicData uri="http://schemas.openxmlformats.org/drawingml/2006/picture">
+                <pic:pic>
+                  <pic:nvPicPr>
+                    <pic:cNvPr id="0" name="academy-story-ai-7-21-03.png"/>
+                    <pic:cNvPicPr/>
+                  </pic:nvPicPr>
+                  <pic:blipFill>
+                    <a:blip r:embed="rId12"/>
+                    <a:stretch>
+                      <a:fillRect/>
+                    </a:stretch>
+                  </pic:blipFill>
+                  <pic:spPr>
+                    <a:xfrm>
+                      <a:off x="0" y="0"/>
+                      <a:ext cx="5486400" cy="2843784"/>
+                    </a:xfrm>
+                    <a:prstGeom prst="rect"/>
+                  </pic:spPr>
+                </pic:pic>
+              </a:graphicData>
+            </a:graphic>
+          </wp:inline>
+        </w:drawing>
+      </w:r>
+    </w:p>
+    <w:p>
+      <w:pPr>
+        <w:spacing w:line="336" w:lineRule="auto" w:after="180"/>
+      </w:pPr>
+      <w:r>
+        <w:rPr>
+          <w:b w:val="0"/>
+        </w:rPr>
+        <w:t xml:space="preserve">Predefining an </w:t>
+      </w:r>
+      <w:r>
+        <w:rPr>
+          <w:b/>
+        </w:rPr>
+        <w:t>analysis plan</w:t>
+      </w:r>
+      <w:r>
+        <w:rPr>
+          <w:b w:val="0"/>
+        </w:rPr>
+        <w:t xml:space="preserve"> — </w:t>
+      </w:r>
+      <w:r>
+        <w:rPr>
+          <w:b/>
+        </w:rPr>
+        <w:t>evidence</w:t>
+      </w:r>
+      <w:r>
+        <w:rPr>
+          <w:b w:val="0"/>
+        </w:rPr>
+        <w:t xml:space="preserve"> trace. Plan includes all20 cases.</w:t>
+      </w:r>
+    </w:p>
+    <w:p>
+      <w:pPr>
+        <w:spacing w:line="336" w:lineRule="auto" w:after="180"/>
+      </w:pPr>
+      <w:r>
+        <w:rPr>
+          <w:b w:val="0"/>
+        </w:rPr>
+        <w:t>After results, the team removes four failed cases because they make the graph look worse. | Declare primary metric, eligible cases, missing handling, baseline, test assumptions and reporting.</w:t>
+      </w:r>
+    </w:p>
+    <w:p>
+      <w:pPr>
+        <w:spacing w:line="336" w:lineRule="auto" w:after="180"/>
+      </w:pPr>
+      <w:r>
+        <w:rPr>
+          <w:b w:val="0"/>
+        </w:rPr>
+        <w:t>Timestamp/version the plan; label later choices exploratory. | The exclusion is outcome-informed and violates the plan. Report original16/20 if16 passed, and label any revised analysis with reasons rather than hiding failures.</w:t>
+      </w:r>
+    </w:p>
+    <w:p>
+      <w:pPr>
+        <w:spacing w:line="336" w:lineRule="auto" w:after="180"/>
+        <w:shd w:fill="F5F1FB"/>
+      </w:pPr>
+      <w:r>
+        <w:rPr>
+          <w:b w:val="0"/>
+        </w:rPr>
+        <w:t>Read the labels and values. Explain the relationship the model shows.</w:t>
+      </w:r>
+    </w:p>
+    <w:p>
+      <w:pPr>
+        <w:pStyle w:val="Heading3"/>
+      </w:pPr>
+      <w:r>
+        <w:t>04. Change one thing. Trace what follows.</w:t>
+      </w:r>
+    </w:p>
+    <w:p>
+      <w:r>
+        <w:drawing>
+          <wp:inline xmlns:a="http://schemas.openxmlformats.org/drawingml/2006/main" xmlns:pic="http://schemas.openxmlformats.org/drawingml/2006/picture">
+            <wp:extent cx="5486400" cy="3026664"/>
+            <wp:docPr id="5" name="Picture 5" descr="Original case: If the plan changes, mark the change and give its reason. Changed condition: Exclude two readable cases because the new model fails them. Expected result: That outcome-driven exclusion violates the recorded rule. Reason: Model failure is not the predeclared unreadable-file criterion."/>
+            <wp:cNvGraphicFramePr>
+              <a:graphicFrameLocks noChangeAspect="1"/>
+            </wp:cNvGraphicFramePr>
+            <a:graphic>
+              <a:graphicData uri="http://schemas.openxmlformats.org/drawingml/2006/picture">
+                <pic:pic>
+                  <pic:nvPicPr>
+                    <pic:cNvPr id="0" name="academy-story-ai-7-21-04.png"/>
+                    <pic:cNvPicPr/>
+                  </pic:nvPicPr>
+                  <pic:blipFill>
+                    <a:blip r:embed="rId13"/>
+                    <a:stretch>
+                      <a:fillRect/>
+                    </a:stretch>
+                  </pic:blipFill>
+                  <pic:spPr>
+                    <a:xfrm>
+                      <a:off x="0" y="0"/>
+                      <a:ext cx="5486400" cy="3026664"/>
+                    </a:xfrm>
+                    <a:prstGeom prst="rect"/>
+                  </pic:spPr>
+                </pic:pic>
+              </a:graphicData>
+            </a:graphic>
+          </wp:inline>
+        </w:drawing>
+      </w:r>
+    </w:p>
+    <w:p>
+      <w:pPr>
+        <w:spacing w:line="336" w:lineRule="auto" w:after="180"/>
+      </w:pPr>
+      <w:r>
+        <w:rPr>
+          <w:b w:val="0"/>
+        </w:rPr>
+        <w:t>Original case: If the plan changes, mark the change and give its reason. Changed condition: Exclude two readable cases because the new model fails them.</w:t>
+      </w:r>
+    </w:p>
+    <w:p>
+      <w:pPr>
+        <w:spacing w:line="336" w:lineRule="auto" w:after="180"/>
+      </w:pPr>
+      <w:r>
+        <w:rPr>
+          <w:b w:val="0"/>
+        </w:rPr>
+        <w:t>Expected result: That outcome-driven exclusion violates the recorded rule. Reason: Model failure is not the predeclared unreadable-file criterion.</w:t>
+      </w:r>
+    </w:p>
+    <w:p>
+      <w:pPr>
+        <w:spacing w:line="336" w:lineRule="auto" w:after="180"/>
+        <w:shd w:fill="F5F1FB"/>
+      </w:pPr>
+      <w:r>
+        <w:rPr>
+          <w:b w:val="0"/>
+        </w:rPr>
+        <w:t>Predict before checking the worked changed-case result. Name what changed and what the supplied facts allow you to conclude.</w:t>
+      </w:r>
+    </w:p>
+    <w:p>
+      <w:pPr>
+        <w:pStyle w:val="Heading3"/>
+      </w:pPr>
+      <w:r>
+        <w:t>05. Connect the explanation to its limit</w:t>
+      </w:r>
+    </w:p>
+    <w:p>
+      <w:r>
+        <w:drawing>
+          <wp:inline xmlns:a="http://schemas.openxmlformats.org/drawingml/2006/main" xmlns:pic="http://schemas.openxmlformats.org/drawingml/2006/picture">
+            <wp:extent cx="5486400" cy="2834640"/>
+            <wp:docPr id="6" name="Picture 6" descr="An analysis plan limits flexibility after outcomes are known. Necessary changes can be transparent, but they should not be silently presented as the original plan. Limit: A plan cannot correct poor sampling or guarantee valid assumptions; it makes decisions auditable."/>
+            <wp:cNvGraphicFramePr>
+              <a:graphicFrameLocks noChangeAspect="1"/>
+            </wp:cNvGraphicFramePr>
+            <a:graphic>
+              <a:graphicData uri="http://schemas.openxmlformats.org/drawingml/2006/picture">
+                <pic:pic>
+                  <pic:nvPicPr>
+                    <pic:cNvPr id="0" name="academy-story-ai-7-21-05.png"/>
+                    <pic:cNvPicPr/>
+                  </pic:nvPicPr>
+                  <pic:blipFill>
+                    <a:blip r:embed="rId14"/>
+                    <a:stretch>
+                      <a:fillRect/>
+                    </a:stretch>
+                  </pic:blipFill>
+                  <pic:spPr>
+                    <a:xfrm>
+                      <a:off x="0" y="0"/>
+                      <a:ext cx="5486400" cy="2834640"/>
+                    </a:xfrm>
+                    <a:prstGeom prst="rect"/>
+                  </pic:spPr>
+                </pic:pic>
+              </a:graphicData>
+            </a:graphic>
+          </wp:inline>
+        </w:drawing>
+      </w:r>
+    </w:p>
+    <w:p>
+      <w:pPr>
+        <w:spacing w:line="336" w:lineRule="auto" w:after="180"/>
+      </w:pPr>
+      <w:r>
+        <w:rPr>
+          <w:b w:val="0"/>
+        </w:rPr>
+        <w:t xml:space="preserve">An </w:t>
+      </w:r>
+      <w:r>
+        <w:rPr>
+          <w:b/>
+        </w:rPr>
+        <w:t>analysis plan</w:t>
+      </w:r>
+      <w:r>
+        <w:rPr>
+          <w:b w:val="0"/>
+        </w:rPr>
+        <w:t xml:space="preserve"> limits flexibility after outcomes are known. Necessary changes can be transparent, but they should not be silently presented as the original plan.</w:t>
+      </w:r>
+    </w:p>
+    <w:p>
+      <w:pPr>
+        <w:spacing w:line="336" w:lineRule="auto" w:after="180"/>
+      </w:pPr>
+      <w:r>
+        <w:rPr>
+          <w:b w:val="0"/>
+        </w:rPr>
+        <w:t>Limit: A plan cannot correct poor sampling or guarantee valid assumptions; it makes decisions auditable.</w:t>
+      </w:r>
+    </w:p>
+    <w:p>
+      <w:pPr>
+        <w:spacing w:line="336" w:lineRule="auto" w:after="180"/>
+        <w:shd w:fill="F5F1FB"/>
+      </w:pPr>
+      <w:r>
+        <w:rPr>
+          <w:b w:val="0"/>
+        </w:rPr>
+        <w:t>Explain the case, then point to a limit on the claim.</w:t>
+      </w:r>
+    </w:p>
+    <w:p>
+      <w:pPr>
+        <w:pStyle w:val="Heading3"/>
+      </w:pPr>
+      <w:r>
+        <w:t>06. Make the idea visible in your project</w:t>
+      </w:r>
+    </w:p>
+    <w:p>
+      <w:r>
+        <w:drawing>
+          <wp:inline xmlns:a="http://schemas.openxmlformats.org/drawingml/2006/main" xmlns:pic="http://schemas.openxmlformats.org/drawingml/2006/picture">
+            <wp:extent cx="5486400" cy="3681984"/>
+            <wp:docPr id="7" name="Picture 7" descr="For the Reproducible AI Research Study, retain an annotated worked trace and the changed-case reasoning. Connect the claim to its records, units and assumptions so another investigator can challenge or reproduce it. Draw your input, deciding step, result and limit. Supported question: Apply the recorded exclusion rule. Can two readable model failures be removed, and how must a necessary later plan change be disclosed?"/>
+            <wp:cNvGraphicFramePr>
+              <a:graphicFrameLocks noChangeAspect="1"/>
+            </wp:cNvGraphicFramePr>
+            <a:graphic>
+              <a:graphicData uri="http://schemas.openxmlformats.org/drawingml/2006/picture">
+                <pic:pic>
+                  <pic:nvPicPr>
+                    <pic:cNvPr id="0" name="academy-story-ai-7-21-06.png"/>
+                    <pic:cNvPicPr/>
+                  </pic:nvPicPr>
+                  <pic:blipFill>
+                    <a:blip r:embed="rId15"/>
+                    <a:stretch>
+                      <a:fillRect/>
+                    </a:stretch>
+                  </pic:blipFill>
+                  <pic:spPr>
+                    <a:xfrm>
+                      <a:off x="0" y="0"/>
+                      <a:ext cx="5486400" cy="3681984"/>
+                    </a:xfrm>
+                    <a:prstGeom prst="rect"/>
+                  </pic:spPr>
+                </pic:pic>
+              </a:graphicData>
+            </a:graphic>
+          </wp:inline>
+        </w:drawing>
+      </w:r>
+    </w:p>
+    <w:p>
+      <w:pPr>
+        <w:spacing w:line="336" w:lineRule="auto" w:after="180"/>
+      </w:pPr>
+      <w:r>
+        <w:rPr>
+          <w:b w:val="0"/>
+        </w:rPr>
+        <w:t>For the Reproducible AI Research Study, retain an annotated worked trace and the changed-case reasoning. Connect the claim to its records, units and assumptions so another investigator can challenge or reproduce it.</w:t>
+      </w:r>
+    </w:p>
+    <w:p>
+      <w:pPr>
+        <w:spacing w:line="336" w:lineRule="auto" w:after="180"/>
+      </w:pPr>
+      <w:r>
+        <w:rPr>
+          <w:b w:val="0"/>
+        </w:rPr>
+        <w:t xml:space="preserve">Draw your </w:t>
+      </w:r>
+      <w:r>
+        <w:rPr>
+          <w:b/>
+        </w:rPr>
+        <w:t>input</w:t>
+      </w:r>
+      <w:r>
+        <w:rPr>
+          <w:b w:val="0"/>
+        </w:rPr>
+        <w:t xml:space="preserve">, deciding step, result and limit. Supported question: Apply the recorded </w:t>
+      </w:r>
+      <w:r>
+        <w:rPr>
+          <w:b/>
+        </w:rPr>
+        <w:t>exclusion rule</w:t>
+      </w:r>
+      <w:r>
+        <w:rPr>
+          <w:b w:val="0"/>
+        </w:rPr>
+        <w:t>. Can two readable model failures be removed, and how must a necessary later plan change be disclosed?</w:t>
+      </w:r>
+    </w:p>
+    <w:p>
+      <w:pPr>
+        <w:spacing w:line="336" w:lineRule="auto" w:after="180"/>
+        <w:shd w:fill="F5F1FB"/>
+      </w:pPr>
+      <w:r>
+        <w:rPr>
+          <w:b w:val="0"/>
+        </w:rPr>
+        <w:t xml:space="preserve">Draw your project trace and justify the deciding step using </w:t>
+      </w:r>
+      <w:r>
+        <w:rPr>
+          <w:b/>
+        </w:rPr>
+        <w:t>evidence</w:t>
+      </w:r>
+      <w:r>
+        <w:rPr>
+          <w:b w:val="0"/>
+        </w:rPr>
+        <w:t>.</w:t>
       </w:r>
     </w:p>
     <w:sectPr>

--- a/downloads/student/ai-7-week-21.docx
+++ b/downloads/student/ai-7-week-21.docx
@@ -543,7 +543,7 @@
           </w:tcPr>
           <w:p>
             <w:r>
-              <w:t>The exclusion is outcome-informed and violates the plan. Report original16/20 if16 passed, and label any revised analysis with reasons rather than hiding failures.</w:t>
+              <w:t>The exclusion is outcome-informed and violates the plan. If the other 16 cases all passed, report the original 16/20; otherwise use the actual pass count out of 20, and label any revised analysis with reasons rather than hiding failures.</w:t>
             </w:r>
           </w:p>
         </w:tc>
@@ -940,7 +940,7 @@
         <w:rPr>
           <w:b w:val="0"/>
         </w:rPr>
-        <w:t>The exclusion is outcome-informed and violates the plan. Report original16/20 if16 passed, and label any revised analysis with reasons rather than hiding failures.</w:t>
+        <w:t>The exclusion is outcome-informed and violates the plan. If the other 16 cases all passed, report the original 16/20; otherwise use the actual pass count out of 20, and label any revised analysis with reasons rather than hiding failures.</w:t>
       </w:r>
     </w:p>
     <w:p>
@@ -2700,7 +2700,7 @@
           </w:tcPr>
           <w:p>
             <w:r>
-              <w:t>The exclusion is outcome-informed and violates the plan. Report original16/20 if16 passed, and label any revised analysis with reasons rather than hiding failures.</w:t>
+              <w:t>The exclusion is outcome-informed and violates the plan. If the other 16 cases all passed, report the original 16/20; otherwise use the actual pass count out of 20, and label any revised analysis with reasons rather than hiding failures.</w:t>
             </w:r>
           </w:p>
         </w:tc>
@@ -4025,8 +4025,8 @@
       <w:r>
         <w:drawing>
           <wp:inline xmlns:a="http://schemas.openxmlformats.org/drawingml/2006/main" xmlns:pic="http://schemas.openxmlformats.org/drawingml/2006/picture">
-            <wp:extent cx="5486400" cy="2843784"/>
-            <wp:docPr id="4" name="Picture 4" descr="Predefining an analysis plan — evidence trace. Plan includes all20 cases. After results, the team removes four failed cases because they make the graph look worse. | Declare primary metric, eligible cases, missing handling, baseline, test assumptions and reporting. Timestamp/version the plan; label later choices exploratory. | The exclusion is outcome-informed and violates the plan. Report original16/20 if16 passed, and label any revised analysis with reasons rather than hiding failures."/>
+            <wp:extent cx="5486400" cy="3297936"/>
+            <wp:docPr id="4" name="Picture 4" descr="Predefining an analysis plan — evidence trace. Plan includes all20 cases. After results, the team removes four failed cases because they make the graph look worse. | Declare primary metric, eligible cases, missing handling, baseline, test assumptions and reporting. Timestamp/version the plan; label later choices exploratory. | The exclusion is outcome-informed and violates the plan. If the other 16 cases all passed, report the original 16/20; otherwise use the actual pass count out of 20, and label any revised analysis with reasons rather than hiding failures."/>
             <wp:cNvGraphicFramePr>
               <a:graphicFrameLocks noChangeAspect="1"/>
             </wp:cNvGraphicFramePr>
@@ -4046,7 +4046,7 @@
                   <pic:spPr>
                     <a:xfrm>
                       <a:off x="0" y="0"/>
-                      <a:ext cx="5486400" cy="2843784"/>
+                      <a:ext cx="5486400" cy="3297936"/>
                     </a:xfrm>
                     <a:prstGeom prst="rect"/>
                   </pic:spPr>
@@ -4111,7 +4111,7 @@
         <w:rPr>
           <w:b w:val="0"/>
         </w:rPr>
-        <w:t>Timestamp/version the plan; label later choices exploratory. | The exclusion is outcome-informed and violates the plan. Report original16/20 if16 passed, and label any revised analysis with reasons rather than hiding failures.</w:t>
+        <w:t>Timestamp/version the plan; label later choices exploratory. | The exclusion is outcome-informed and violates the plan. If the other 16 cases all passed, report the original 16/20; otherwise use the actual pass count out of 20, and label any revised analysis with reasons rather than hiding failures.</w:t>
       </w:r>
     </w:p>
     <w:p>

--- a/downloads/student/ai-7-week-21.docx
+++ b/downloads/student/ai-7-week-21.docx
@@ -25,12 +25,17 @@
         <w:pStyle w:val="Heading1"/>
       </w:pPr>
       <w:r>
-        <w:t>Before you start</w:t>
-      </w:r>
-    </w:p>
-    <w:p>
-      <w:r>
-        <w:t>Recall Privacy and data governance. Explain why a recorded result needs its input conditions and evidence source before it can support a claim.</w:t>
+        <w:t>Write the analysis decisions before inspecting primary outcomes</w:t>
+      </w:r>
+    </w:p>
+    <w:p>
+      <w:r>
+        <w:t>Preserve the original plan, denominator and visible reasons for later changes.</w:t>
+      </w:r>
+    </w:p>
+    <w:p>
+      <w:r>
+        <w:t>Question and contract → complete main ledger → separate picture → boundary probes → investigation → independent attempt.</w:t>
       </w:r>
     </w:p>
     <w:p>
@@ -38,20 +43,20 @@
         <w:pStyle w:val="Heading1"/>
       </w:pPr>
       <w:r>
-        <w:t>01. Your mission</w:t>
-      </w:r>
-    </w:p>
-    <w:p>
-      <w:r>
-        <w:t>Start with the target: Explain the mechanism and terminology of predefining an analysis plan. Try the recall before opening notes.</w:t>
-      </w:r>
-    </w:p>
-    <w:p>
-      <w:pPr>
-        <w:pStyle w:val="Heading3"/>
-      </w:pPr>
-      <w:r>
-        <w:t>Your learning target</w:t>
+        <w:t>01. Write the analysis decisions before inspecting primary outcomes</w:t>
+      </w:r>
+    </w:p>
+    <w:p>
+      <w:r>
+        <w:t>Preserve the original plan, denominator and visible reasons for later changes.</w:t>
+      </w:r>
+    </w:p>
+    <w:p>
+      <w:pPr>
+        <w:pStyle w:val="Heading2"/>
+      </w:pPr>
+      <w:r>
+        <w:t>Learning goals</w:t>
       </w:r>
     </w:p>
     <w:p>
@@ -113,10 +118,10 @@
     </w:p>
     <w:p>
       <w:pPr>
-        <w:pStyle w:val="Heading3"/>
-      </w:pPr>
-      <w:r>
-        <w:t>Remember before reading</w:t>
+        <w:pStyle w:val="Heading2"/>
+      </w:pPr>
+      <w:r>
+        <w:t>Retrieve before reading</w:t>
       </w:r>
     </w:p>
     <w:p>
@@ -188,6 +193,100 @@
     </w:p>
     <w:p>
       <w:pPr>
+        <w:pStyle w:val="Heading2"/>
+      </w:pPr>
+      <w:r>
+        <w:t>Starting explanation</w:t>
+      </w:r>
+    </w:p>
+    <w:p>
+      <w:pPr>
+        <w:pStyle w:val="ListBullet"/>
+      </w:pPr>
+      <w:r>
+        <w:t>Recall Privacy and data governance. Explain why a recorded result needs its input conditions and evidence source before it can support a claim.</w:t>
+      </w:r>
+    </w:p>
+    <w:p>
+      <w:pPr>
+        <w:pStyle w:val="Heading3"/>
+      </w:pPr>
+      <w:r>
+        <w:t>My starting explanation</w:t>
+      </w:r>
+    </w:p>
+    <w:p>
+      <w:r>
+        <w:t>________________________________________________________________</w:t>
+      </w:r>
+    </w:p>
+    <w:p>
+      <w:r>
+        <w:t>________________________________________________________________</w:t>
+      </w:r>
+    </w:p>
+    <w:p>
+      <w:r>
+        <w:t>________________________________________________________________</w:t>
+      </w:r>
+    </w:p>
+    <w:p>
+      <w:pPr>
+        <w:pStyle w:val="Heading2"/>
+      </w:pPr>
+      <w:r>
+        <w:t>End goal</w:t>
+      </w:r>
+    </w:p>
+    <w:p>
+      <w:pPr>
+        <w:spacing w:line="336" w:lineRule="auto" w:after="180"/>
+      </w:pPr>
+      <w:r>
+        <w:rPr>
+          <w:b w:val="0"/>
+        </w:rPr>
+        <w:t xml:space="preserve">Explain predefining an </w:t>
+      </w:r>
+      <w:r>
+        <w:rPr>
+          <w:b/>
+        </w:rPr>
+        <w:t>analysis plan</w:t>
+      </w:r>
+      <w:r>
+        <w:rPr>
+          <w:b w:val="0"/>
+        </w:rPr>
+        <w:t xml:space="preserve"> using the records and boundaries of this fictional investigation.</w:t>
+      </w:r>
+    </w:p>
+    <w:p>
+      <w:pPr>
+        <w:pStyle w:val="Heading2"/>
+      </w:pPr>
+      <w:r>
+        <w:t>Earlier wording, alternatives and picture transcripts · reference / check after trying</w:t>
+      </w:r>
+    </w:p>
+    <w:p>
+      <w:pPr>
+        <w:pStyle w:val="Heading3"/>
+      </w:pPr>
+      <w:r>
+        <w:t>Your learning target</w:t>
+      </w:r>
+    </w:p>
+    <w:p>
+      <w:pPr>
+        <w:pStyle w:val="Heading3"/>
+      </w:pPr>
+      <w:r>
+        <w:t>Remember before reading</w:t>
+      </w:r>
+    </w:p>
+    <w:p>
+      <w:pPr>
         <w:spacing w:line="336" w:lineRule="auto" w:after="180"/>
       </w:pPr>
       <w:r>
@@ -258,13 +357,653 @@
     </w:p>
     <w:p>
       <w:pPr>
+        <w:pStyle w:val="Heading3"/>
+      </w:pPr>
+      <w:r>
+        <w:t>This week’s end goal</w:t>
+      </w:r>
+    </w:p>
+    <w:p>
+      <w:pPr>
+        <w:pStyle w:val="Heading1"/>
+      </w:pPr>
+      <w:r>
+        <w:t>02. Understand the question and evidence contract</w:t>
+      </w:r>
+    </w:p>
+    <w:p>
+      <w:r>
+        <w:t>Preserve the original plan, denominator and visible reasons for later changes.</w:t>
+      </w:r>
+    </w:p>
+    <w:p>
+      <w:pPr>
+        <w:pStyle w:val="Heading2"/>
+      </w:pPr>
+      <w:r>
+        <w:t>Start with the research problem</w:t>
+      </w:r>
+    </w:p>
+    <w:p>
+      <w:pPr>
         <w:spacing w:line="336" w:lineRule="auto" w:after="180"/>
       </w:pPr>
       <w:r>
         <w:rPr>
           <w:b w:val="0"/>
         </w:rPr>
-        <w:t xml:space="preserve">Recall Privacy and data governance. Explain why a recorded result needs its </w:t>
+        <w:t>An analysis plan fixes the question, primary outcome, eligible units, exclusions, missing-result handling, comparisons and uncertainty method before primary results are inspected. It reduces hidden flexibility; it does not make a weak method valid. If a later change is needed, retain the original plan and report what changed, why and when.</w:t>
+      </w:r>
+    </w:p>
+    <w:p>
+      <w:pPr>
+        <w:spacing w:line="336" w:lineRule="auto" w:after="180"/>
+      </w:pPr>
+      <w:r>
+        <w:rPr>
+          <w:b w:val="0"/>
+        </w:rPr>
+        <w:t>A label saying “v1” or a timestamp written into a document is not independent proof of its history.</w:t>
+      </w:r>
+    </w:p>
+    <w:p>
+      <w:pPr>
+        <w:pStyle w:val="Heading2"/>
+      </w:pPr>
+      <w:r>
+        <w:t>Original concept explanation</w:t>
+      </w:r>
+    </w:p>
+    <w:p>
+      <w:pPr>
+        <w:spacing w:line="336" w:lineRule="auto" w:after="180"/>
+      </w:pPr>
+      <w:r>
+        <w:rPr>
+          <w:b w:val="0"/>
+        </w:rPr>
+        <w:t xml:space="preserve">An </w:t>
+      </w:r>
+      <w:r>
+        <w:rPr>
+          <w:b/>
+        </w:rPr>
+        <w:t>analysis plan</w:t>
+      </w:r>
+      <w:r>
+        <w:rPr>
+          <w:b w:val="0"/>
+        </w:rPr>
+        <w:t xml:space="preserve"> records outcomes, units, exclusions, comparisons and uncertainty methods before primary results are inspected. </w:t>
+      </w:r>
+      <w:r>
+        <w:rPr>
+          <w:b/>
+        </w:rPr>
+        <w:t>Deviation</w:t>
+      </w:r>
+      <w:r>
+        <w:rPr>
+          <w:b w:val="0"/>
+        </w:rPr>
+        <w:t>s remain visible.</w:t>
+      </w:r>
+    </w:p>
+    <w:p>
+      <w:pPr>
+        <w:pStyle w:val="Heading2"/>
+      </w:pPr>
+      <w:r>
+        <w:t>Complete case inputs, rules and limits</w:t>
+      </w:r>
+    </w:p>
+    <w:tbl>
+      <w:tblPr>
+        <w:tblStyle w:val="LightShading-Accent1"/>
+        <w:tblW w:type="auto" w:w="0"/>
+        <w:tblLook w:firstColumn="1" w:firstRow="1" w:lastColumn="0" w:lastRow="0" w:noHBand="0" w:noVBand="1" w:val="04A0"/>
+      </w:tblPr>
+      <w:tblGrid>
+        <w:gridCol w:w="5112"/>
+        <w:gridCol w:w="5112"/>
+      </w:tblGrid>
+      <w:tr>
+        <w:trPr>
+          <w:tblHeader/>
+        </w:trPr>
+        <w:tc>
+          <w:tcPr>
+            <w:tcW w:type="dxa" w:w="5112"/>
+          </w:tcPr>
+          <w:p>
+            <w:r>
+              <w:t>Plan item</w:t>
+            </w:r>
+          </w:p>
+        </w:tc>
+        <w:tc>
+          <w:tcPr>
+            <w:tcW w:type="dxa" w:w="5112"/>
+          </w:tcPr>
+          <w:p>
+            <w:r>
+              <w:t>Complete supplied exercise contract</w:t>
+            </w:r>
+          </w:p>
+        </w:tc>
+      </w:tr>
+      <w:tr>
+        <w:tc>
+          <w:tcPr>
+            <w:tcW w:type="dxa" w:w="5112"/>
+          </w:tcPr>
+          <w:p>
+            <w:r>
+              <w:t>Main population of cases</w:t>
+            </w:r>
+          </w:p>
+        </w:tc>
+        <w:tc>
+          <w:tcPr>
+            <w:tcW w:type="dxa" w:w="5112"/>
+          </w:tcPr>
+          <w:p>
+            <w:r>
+              <w:t>All twenty included by the original plan</w:t>
+            </w:r>
+          </w:p>
+        </w:tc>
+      </w:tr>
+      <w:tr>
+        <w:tc>
+          <w:tcPr>
+            <w:tcW w:type="dxa" w:w="5112"/>
+          </w:tcPr>
+          <w:p>
+            <w:r>
+              <w:t>Later proposed change</w:t>
+            </w:r>
+          </w:p>
+        </w:tc>
+        <w:tc>
+          <w:tcPr>
+            <w:tcW w:type="dxa" w:w="5112"/>
+          </w:tcPr>
+          <w:p>
+            <w:r>
+              <w:t>Drop four failed cases because they make the graph look worse</w:t>
+            </w:r>
+          </w:p>
+        </w:tc>
+      </w:tr>
+      <w:tr>
+        <w:tc>
+          <w:tcPr>
+            <w:tcW w:type="dxa" w:w="5112"/>
+          </w:tcPr>
+          <w:p>
+            <w:r>
+              <w:t>Known outcomes</w:t>
+            </w:r>
+          </w:p>
+        </w:tc>
+        <w:tc>
+          <w:tcPr>
+            <w:tcW w:type="dxa" w:w="5112"/>
+          </w:tcPr>
+          <w:p>
+            <w:r>
+              <w:t>Four proposed exclusions are failures; outcomes of the other sixteen are not supplied</w:t>
+            </w:r>
+          </w:p>
+        </w:tc>
+      </w:tr>
+      <w:tr>
+        <w:tc>
+          <w:tcPr>
+            <w:tcW w:type="dxa" w:w="5112"/>
+          </w:tcPr>
+          <w:p>
+            <w:r>
+              <w:t>Original denominator</w:t>
+            </w:r>
+          </w:p>
+        </w:tc>
+        <w:tc>
+          <w:tcPr>
+            <w:tcW w:type="dxa" w:w="5112"/>
+          </w:tcPr>
+          <w:p>
+            <w:r>
+              <w:t>Twenty; use actual pass count, not an invented sixteen passes</w:t>
+            </w:r>
+          </w:p>
+        </w:tc>
+      </w:tr>
+      <w:tr>
+        <w:tc>
+          <w:tcPr>
+            <w:tcW w:type="dxa" w:w="5112"/>
+          </w:tcPr>
+          <w:p>
+            <w:r>
+              <w:t>Picture rule</w:t>
+            </w:r>
+          </w:p>
+        </w:tc>
+        <w:tc>
+          <w:tcPr>
+            <w:tcW w:type="dxa" w:w="5112"/>
+          </w:tcPr>
+          <w:p>
+            <w:r>
+              <w:t>Twelve cases; exclude only unreadable files identified before scoring; report all versions</w:t>
+            </w:r>
+          </w:p>
+        </w:tc>
+      </w:tr>
+      <w:tr>
+        <w:tc>
+          <w:tcPr>
+            <w:tcW w:type="dxa" w:w="5112"/>
+          </w:tcPr>
+          <w:p>
+            <w:r>
+              <w:t>Picture change</w:t>
+            </w:r>
+          </w:p>
+        </w:tc>
+        <w:tc>
+          <w:tcPr>
+            <w:tcW w:type="dxa" w:w="5112"/>
+          </w:tcPr>
+          <w:p>
+            <w:r>
+              <w:t>Two readable model failures proposed for exclusion</w:t>
+            </w:r>
+          </w:p>
+        </w:tc>
+      </w:tr>
+      <w:tr>
+        <w:tc>
+          <w:tcPr>
+            <w:tcW w:type="dxa" w:w="5112"/>
+          </w:tcPr>
+          <w:p>
+            <w:r>
+              <w:t>Scope</w:t>
+            </w:r>
+          </w:p>
+        </w:tc>
+        <w:tc>
+          <w:tcPr>
+            <w:tcW w:type="dxa" w:w="5112"/>
+          </w:tcPr>
+          <w:p>
+            <w:r>
+              <w:t>Fictional audit; no actual timestamp, preregistration or experiment is created</w:t>
+            </w:r>
+          </w:p>
+        </w:tc>
+      </w:tr>
+    </w:tbl>
+    <w:p>
+      <w:pPr>
+        <w:pStyle w:val="Heading2"/>
+      </w:pPr>
+      <w:r>
+        <w:t>Name given and missing evidence</w:t>
+      </w:r>
+    </w:p>
+    <w:p>
+      <w:pPr>
+        <w:pStyle w:val="Heading3"/>
+      </w:pPr>
+      <w:r>
+        <w:t>List the given facts and one fact that is not supplied.</w:t>
+      </w:r>
+    </w:p>
+    <w:p>
+      <w:r>
+        <w:t>________________________________________________________________</w:t>
+      </w:r>
+    </w:p>
+    <w:p>
+      <w:r>
+        <w:t>________________________________________________________________</w:t>
+      </w:r>
+    </w:p>
+    <w:p>
+      <w:r>
+        <w:t>________________________________________________________________</w:t>
+      </w:r>
+    </w:p>
+    <w:p>
+      <w:pPr>
+        <w:pStyle w:val="Heading2"/>
+      </w:pPr>
+      <w:r>
+        <w:t>Earlier wording, alternatives and picture transcripts · reference / check after trying</w:t>
+      </w:r>
+    </w:p>
+    <w:p>
+      <w:pPr>
+        <w:spacing w:line="336" w:lineRule="auto" w:after="180"/>
+      </w:pPr>
+      <w:r>
+        <w:rPr>
+          <w:b w:val="0"/>
+        </w:rPr>
+        <w:t>Begin by writing the question the procedure is intended to answer. Identify the information already supplied, the information it will produce and the information still missing.</w:t>
+      </w:r>
+    </w:p>
+    <w:p>
+      <w:pPr>
+        <w:spacing w:line="336" w:lineRule="auto" w:after="180"/>
+      </w:pPr>
+      <w:r>
+        <w:rPr>
+          <w:b w:val="0"/>
+        </w:rPr>
+        <w:t>These are constructed classroom examples; they do not require live accounts, private records or an external service. Do not treat a plausible explanation as a measured outcome.</w:t>
+      </w:r>
+    </w:p>
+    <w:p>
+      <w:pPr>
+        <w:pStyle w:val="Heading1"/>
+      </w:pPr>
+      <w:r>
+        <w:t>03. Trace the complete main case before interpreting it</w:t>
+      </w:r>
+    </w:p>
+    <w:p>
+      <w:r>
+        <w:t>Follow each evidence-to-conclusion step and retain unknown quantities.</w:t>
+      </w:r>
+    </w:p>
+    <w:p>
+      <w:pPr>
+        <w:pStyle w:val="Heading2"/>
+      </w:pPr>
+      <w:r>
+        <w:t>Original declared procedure</w:t>
+      </w:r>
+    </w:p>
+    <w:p>
+      <w:pPr>
+        <w:spacing w:line="336" w:lineRule="auto" w:after="180"/>
+      </w:pPr>
+      <w:r>
+        <w:rPr>
+          <w:b w:val="0"/>
+        </w:rPr>
+        <w:t>Declare primary metric, eligible cases, missing handling, baseline, test assumptions and reporting. Timestamp/version the plan; label later choices exploratory.</w:t>
+      </w:r>
+    </w:p>
+    <w:p>
+      <w:pPr>
+        <w:pStyle w:val="Heading2"/>
+      </w:pPr>
+      <w:r>
+        <w:t>Complete main-case evidence ledger</w:t>
+      </w:r>
+    </w:p>
+    <w:tbl>
+      <w:tblPr>
+        <w:tblStyle w:val="LightShading-Accent1"/>
+        <w:tblW w:type="auto" w:w="0"/>
+        <w:tblLook w:firstColumn="1" w:firstRow="1" w:lastColumn="0" w:lastRow="0" w:noHBand="0" w:noVBand="1" w:val="04A0"/>
+      </w:tblPr>
+      <w:tblGrid>
+        <w:gridCol w:w="3408"/>
+        <w:gridCol w:w="3408"/>
+        <w:gridCol w:w="3408"/>
+      </w:tblGrid>
+      <w:tr>
+        <w:trPr>
+          <w:tblHeader/>
+        </w:trPr>
+        <w:tc>
+          <w:tcPr>
+            <w:tcW w:type="dxa" w:w="3408"/>
+          </w:tcPr>
+          <w:p>
+            <w:r>
+              <w:t>Main record</w:t>
+            </w:r>
+          </w:p>
+        </w:tc>
+        <w:tc>
+          <w:tcPr>
+            <w:tcW w:type="dxa" w:w="3408"/>
+          </w:tcPr>
+          <w:p>
+            <w:r>
+              <w:t>Supported statement</w:t>
+            </w:r>
+          </w:p>
+        </w:tc>
+        <w:tc>
+          <w:tcPr>
+            <w:tcW w:type="dxa" w:w="3408"/>
+          </w:tcPr>
+          <w:p>
+            <w:r>
+              <w:t>Unsupported shortcut</w:t>
+            </w:r>
+          </w:p>
+        </w:tc>
+      </w:tr>
+      <w:tr>
+        <w:tc>
+          <w:tcPr>
+            <w:tcW w:type="dxa" w:w="3408"/>
+          </w:tcPr>
+          <w:p>
+            <w:r>
+              <w:t>Original plan</w:t>
+            </w:r>
+          </w:p>
+        </w:tc>
+        <w:tc>
+          <w:tcPr>
+            <w:tcW w:type="dxa" w:w="3408"/>
+          </w:tcPr>
+          <w:p>
+            <w:r>
+              <w:t>All twenty cases included</w:t>
+            </w:r>
+          </w:p>
+        </w:tc>
+        <w:tc>
+          <w:tcPr>
+            <w:tcW w:type="dxa" w:w="3408"/>
+          </w:tcPr>
+          <w:p>
+            <w:r>
+              <w:t>Reconstruct eligibility after seeing outcomes</w:t>
+            </w:r>
+          </w:p>
+        </w:tc>
+      </w:tr>
+      <w:tr>
+        <w:tc>
+          <w:tcPr>
+            <w:tcW w:type="dxa" w:w="3408"/>
+          </w:tcPr>
+          <w:p>
+            <w:r>
+              <w:t>Four cases fail</w:t>
+            </w:r>
+          </w:p>
+        </w:tc>
+        <w:tc>
+          <w:tcPr>
+            <w:tcW w:type="dxa" w:w="3408"/>
+          </w:tcPr>
+          <w:p>
+            <w:r>
+              <w:t>Failure is known for those four</w:t>
+            </w:r>
+          </w:p>
+        </w:tc>
+        <w:tc>
+          <w:tcPr>
+            <w:tcW w:type="dxa" w:w="3408"/>
+          </w:tcPr>
+          <w:p>
+            <w:r>
+              <w:t>Assume every remaining case passed</w:t>
+            </w:r>
+          </w:p>
+        </w:tc>
+      </w:tr>
+      <w:tr>
+        <w:tc>
+          <w:tcPr>
+            <w:tcW w:type="dxa" w:w="3408"/>
+          </w:tcPr>
+          <w:p>
+            <w:r>
+              <w:t>Remove because graph looks worse</w:t>
+            </w:r>
+          </w:p>
+        </w:tc>
+        <w:tc>
+          <w:tcPr>
+            <w:tcW w:type="dxa" w:w="3408"/>
+          </w:tcPr>
+          <w:p>
+            <w:r>
+              <w:t>Outcome-informed exclusion violates original plan</w:t>
+            </w:r>
+          </w:p>
+        </w:tc>
+        <w:tc>
+          <w:tcPr>
+            <w:tcW w:type="dxa" w:w="3408"/>
+          </w:tcPr>
+          <w:p>
+            <w:r>
+              <w:t>Call it a predeclared eligibility rule</w:t>
+            </w:r>
+          </w:p>
+        </w:tc>
+      </w:tr>
+      <w:tr>
+        <w:tc>
+          <w:tcPr>
+            <w:tcW w:type="dxa" w:w="3408"/>
+          </w:tcPr>
+          <w:p>
+            <w:r>
+              <w:t>Original report</w:t>
+            </w:r>
+          </w:p>
+        </w:tc>
+        <w:tc>
+          <w:tcPr>
+            <w:tcW w:type="dxa" w:w="3408"/>
+          </w:tcPr>
+          <w:p>
+            <w:r>
+              <w:t>Actual passes / 20; numerator not supplied</w:t>
+            </w:r>
+          </w:p>
+        </w:tc>
+        <w:tc>
+          <w:tcPr>
+            <w:tcW w:type="dxa" w:w="3408"/>
+          </w:tcPr>
+          <w:p>
+            <w:r>
+              <w:t>Report 16/20 as an observed result</w:t>
+            </w:r>
+          </w:p>
+        </w:tc>
+      </w:tr>
+      <w:tr>
+        <w:tc>
+          <w:tcPr>
+            <w:tcW w:type="dxa" w:w="3408"/>
+          </w:tcPr>
+          <w:p>
+            <w:r>
+              <w:t>Conditional illustration</w:t>
+            </w:r>
+          </w:p>
+        </w:tc>
+        <w:tc>
+          <w:tcPr>
+            <w:tcW w:type="dxa" w:w="3408"/>
+          </w:tcPr>
+          <w:p>
+            <w:r>
+              <w:t>If all other sixteen passed, 16/20 = 80%</w:t>
+            </w:r>
+          </w:p>
+        </w:tc>
+        <w:tc>
+          <w:tcPr>
+            <w:tcW w:type="dxa" w:w="3408"/>
+          </w:tcPr>
+          <w:p>
+            <w:r>
+              <w:t>Treat the if-clause as evidence</w:t>
+            </w:r>
+          </w:p>
+        </w:tc>
+      </w:tr>
+      <w:tr>
+        <w:tc>
+          <w:tcPr>
+            <w:tcW w:type="dxa" w:w="3408"/>
+          </w:tcPr>
+          <w:p>
+            <w:r>
+              <w:t>Necessary revision</w:t>
+            </w:r>
+          </w:p>
+        </w:tc>
+        <w:tc>
+          <w:tcPr>
+            <w:tcW w:type="dxa" w:w="3408"/>
+          </w:tcPr>
+          <w:p>
+            <w:r>
+              <w:t>Retain original record and disclose revision/reason/timing</w:t>
+            </w:r>
+          </w:p>
+        </w:tc>
+        <w:tc>
+          <w:tcPr>
+            <w:tcW w:type="dxa" w:w="3408"/>
+          </w:tcPr>
+          <w:p>
+            <w:r>
+              <w:t>Erase old plan or present revised analysis as original</w:t>
+            </w:r>
+          </w:p>
+        </w:tc>
+      </w:tr>
+    </w:tbl>
+    <w:p>
+      <w:pPr>
+        <w:pStyle w:val="Heading2"/>
+      </w:pPr>
+      <w:r>
+        <w:t>State the scope and explain the visual</w:t>
+      </w:r>
+    </w:p>
+    <w:p>
+      <w:pPr>
+        <w:spacing w:line="336" w:lineRule="auto" w:after="180"/>
+      </w:pPr>
+      <w:r>
+        <w:rPr>
+          <w:b w:val="0"/>
+        </w:rPr>
+        <w:t xml:space="preserve">Before applying the procedure, write its units, denominator or decision boundary where relevant. A partner should be able to repeat each step using the same </w:t>
       </w:r>
       <w:r>
         <w:rPr>
@@ -276,50 +1015,30 @@
         <w:rPr>
           <w:b w:val="0"/>
         </w:rPr>
-        <w:t xml:space="preserve"> conditions and </w:t>
+        <w:t>s.</w:t>
+      </w:r>
+    </w:p>
+    <w:p>
+      <w:pPr>
+        <w:spacing w:line="336" w:lineRule="auto" w:after="180"/>
+      </w:pPr>
+      <w:r>
+        <w:rPr>
+          <w:b w:val="0"/>
+        </w:rPr>
+        <w:t xml:space="preserve">If a required </w:t>
       </w:r>
       <w:r>
         <w:rPr>
           <w:b/>
         </w:rPr>
-        <w:t>evidence</w:t>
+        <w:t>input</w:t>
       </w:r>
       <w:r>
         <w:rPr>
           <w:b w:val="0"/>
         </w:rPr>
-        <w:t xml:space="preserve"> source before it can support a claim.</w:t>
-      </w:r>
-    </w:p>
-    <w:p>
-      <w:pPr>
-        <w:pStyle w:val="Heading3"/>
-      </w:pPr>
-      <w:r>
-        <w:t>My starting explanation</w:t>
-      </w:r>
-    </w:p>
-    <w:p>
-      <w:r>
-        <w:t>________________________________________________________________</w:t>
-      </w:r>
-    </w:p>
-    <w:p>
-      <w:r>
-        <w:t>________________________________________________________________</w:t>
-      </w:r>
-    </w:p>
-    <w:p>
-      <w:r>
-        <w:t>________________________________________________________________</w:t>
-      </w:r>
-    </w:p>
-    <w:p>
-      <w:pPr>
-        <w:pStyle w:val="Heading3"/>
-      </w:pPr>
-      <w:r>
-        <w:t>This week’s end goal</w:t>
+        <w:t xml:space="preserve"> is absent or violates the stated contract, record that condition explicitly instead of quietly replacing it with a convenient value.</w:t>
       </w:r>
     </w:p>
     <w:p>
@@ -330,136 +1049,27 @@
         <w:rPr>
           <w:b w:val="0"/>
         </w:rPr>
-        <w:t xml:space="preserve">Explain predefining an </w:t>
+        <w:t xml:space="preserve">Point to the </w:t>
       </w:r>
       <w:r>
         <w:rPr>
           <w:b/>
         </w:rPr>
-        <w:t>analysis plan</w:t>
+        <w:t>input</w:t>
       </w:r>
       <w:r>
         <w:rPr>
           <w:b w:val="0"/>
         </w:rPr>
-        <w:t xml:space="preserve"> using the records and boundaries of this fictional investigation.</w:t>
-      </w:r>
-    </w:p>
-    <w:p>
-      <w:pPr>
-        <w:pStyle w:val="Heading1"/>
-      </w:pPr>
-      <w:r>
-        <w:t>02. Notice the evidence</w:t>
-      </w:r>
-    </w:p>
-    <w:p>
-      <w:r>
-        <w:t>Investigate the supplied Predefining an analysis plan case. Separate observations, given facts and assumptions before choosing an explanation.</w:t>
-      </w:r>
-    </w:p>
-    <w:p>
-      <w:pPr>
-        <w:spacing w:line="336" w:lineRule="auto" w:after="180"/>
-      </w:pPr>
-      <w:r>
-        <w:rPr>
-          <w:b w:val="0"/>
-        </w:rPr>
-        <w:t xml:space="preserve">An </w:t>
-      </w:r>
-      <w:r>
-        <w:rPr>
-          <w:b/>
-        </w:rPr>
-        <w:t>analysis plan</w:t>
-      </w:r>
-      <w:r>
-        <w:rPr>
-          <w:b w:val="0"/>
-        </w:rPr>
-        <w:t xml:space="preserve"> records outcomes, units, exclusions, comparisons and uncertainty methods before primary results are inspected. </w:t>
-      </w:r>
-      <w:r>
-        <w:rPr>
-          <w:b/>
-        </w:rPr>
-        <w:t>Deviation</w:t>
-      </w:r>
-      <w:r>
-        <w:rPr>
-          <w:b w:val="0"/>
-        </w:rPr>
-        <w:t>s remain visible.</w:t>
-      </w:r>
-    </w:p>
-    <w:p>
-      <w:pPr>
-        <w:spacing w:line="336" w:lineRule="auto" w:after="180"/>
-      </w:pPr>
-      <w:r>
-        <w:rPr>
-          <w:b w:val="0"/>
-        </w:rPr>
-        <w:t>Begin by writing the question the procedure is intended to answer. Identify the information already supplied, the information it will produce and the information still missing.</w:t>
-      </w:r>
-    </w:p>
-    <w:p>
-      <w:pPr>
-        <w:spacing w:line="336" w:lineRule="auto" w:after="180"/>
-      </w:pPr>
-      <w:r>
-        <w:rPr>
-          <w:b w:val="0"/>
-        </w:rPr>
-        <w:t>These are constructed classroom examples; they do not require live accounts, private records or an external service. Do not treat a plausible explanation as a measured outcome.</w:t>
-      </w:r>
-    </w:p>
-    <w:p>
-      <w:pPr>
-        <w:pStyle w:val="Heading3"/>
-      </w:pPr>
-      <w:r>
-        <w:t>List the given facts and one fact that is not supplied.</w:t>
-      </w:r>
-    </w:p>
-    <w:p>
-      <w:r>
-        <w:t>________________________________________________________________</w:t>
-      </w:r>
-    </w:p>
-    <w:p>
-      <w:r>
-        <w:t>________________________________________________________________</w:t>
-      </w:r>
-    </w:p>
-    <w:p>
-      <w:r>
-        <w:t>________________________________________________________________</w:t>
-      </w:r>
-    </w:p>
-    <w:p>
-      <w:pPr>
-        <w:pStyle w:val="Heading1"/>
-      </w:pPr>
-      <w:r>
-        <w:t>03. See how it works</w:t>
-      </w:r>
-    </w:p>
-    <w:p>
-      <w:r>
-        <w:t>Follow the mechanism for Predefining an analysis plan. Connect each labelled input, deciding step and result.</w:t>
-      </w:r>
-    </w:p>
-    <w:p>
-      <w:pPr>
-        <w:spacing w:line="336" w:lineRule="auto" w:after="180"/>
-      </w:pPr>
-      <w:r>
-        <w:rPr>
-          <w:b w:val="0"/>
-        </w:rPr>
-        <w:t>Declare primary metric, eligible cases, missing handling, baseline, test assumptions and reporting. Timestamp/version the plan; label later choices exploratory.</w:t>
+        <w:t>, the deciding step and the result in this week’s visual. Explain the same step in ordinary words. A picture helps when you can say what each part represents.</w:t>
+      </w:r>
+    </w:p>
+    <w:p>
+      <w:pPr>
+        <w:pStyle w:val="Heading2"/>
+      </w:pPr>
+      <w:r>
+        <w:t>Earlier wording, alternatives and picture transcripts · reference / check after trying</w:t>
       </w:r>
     </w:p>
     <w:p>
@@ -523,7 +1133,7 @@
           </w:tcPr>
           <w:p>
             <w:r>
-              <w:t>Plan includes all20 cases. After results, the team removes four failed cases because they make the graph look worse.</w:t>
+              <w:t>Plan includes all 20 cases. After results, the team removes four failed cases because they make the graph look worse.</w:t>
             </w:r>
           </w:p>
         </w:tc>
@@ -556,13 +1166,214 @@
     </w:p>
     <w:p>
       <w:pPr>
+        <w:pStyle w:val="Heading3"/>
+      </w:pPr>
+      <w:r>
+        <w:t>Connect the picture and the explanation</w:t>
+      </w:r>
+    </w:p>
+    <w:p>
+      <w:pPr>
+        <w:pStyle w:val="Heading1"/>
+      </w:pPr>
+      <w:r>
+        <w:t>04. Predict the changed case before reading the explanation</w:t>
+      </w:r>
+    </w:p>
+    <w:p>
+      <w:r>
+        <w:t>Keep the rule and evidence boundary visible.</w:t>
+      </w:r>
+    </w:p>
+    <w:p>
+      <w:pPr>
+        <w:pStyle w:val="Heading2"/>
+      </w:pPr>
+      <w:r>
+        <w:t>Main task and response</w:t>
+      </w:r>
+    </w:p>
+    <w:p>
+      <w:pPr>
+        <w:pStyle w:val="ListBullet"/>
+      </w:pPr>
+      <w:r>
+        <w:t>Plan includes all 20 cases. After results, the team removes four failed cases because they make the graph look worse. Show the intermediate steps and give the conclusion with its scope.</w:t>
+      </w:r>
+    </w:p>
+    <w:p>
+      <w:pPr>
+        <w:pStyle w:val="Heading3"/>
+      </w:pPr>
+      <w:r>
+        <w:t>Keep the procedure fixed. Explain what changed in the inputs and result.</w:t>
+      </w:r>
+    </w:p>
+    <w:p>
+      <w:r>
+        <w:t>________________________________________________________________</w:t>
+      </w:r>
+    </w:p>
+    <w:p>
+      <w:r>
+        <w:t>________________________________________________________________</w:t>
+      </w:r>
+    </w:p>
+    <w:p>
+      <w:r>
+        <w:t>________________________________________________________________</w:t>
+      </w:r>
+    </w:p>
+    <w:p>
+      <w:r>
+        <w:t>________________________________________________________________</w:t>
+      </w:r>
+    </w:p>
+    <w:p>
+      <w:r>
+        <w:t>________________________________________________________________</w:t>
+      </w:r>
+    </w:p>
+    <w:p>
+      <w:pPr>
+        <w:pStyle w:val="Heading2"/>
+      </w:pPr>
+      <w:r>
+        <w:t>Predict the pictured change</w:t>
+      </w:r>
+    </w:p>
+    <w:p>
+      <w:pPr>
+        <w:pStyle w:val="ListBullet"/>
+      </w:pPr>
+      <w:r>
+        <w:t>Change: Exclude two readable cases because the new model fails them.</w:t>
+      </w:r>
+    </w:p>
+    <w:p>
+      <w:pPr>
+        <w:pStyle w:val="Heading2"/>
+      </w:pPr>
+      <w:r>
+        <w:t>Check after predicting · reference / check after trying</w:t>
+      </w:r>
+    </w:p>
+    <w:p>
+      <w:pPr>
         <w:spacing w:line="336" w:lineRule="auto" w:after="180"/>
       </w:pPr>
+      <w:r>
+        <w:rPr>
+          <w:b/>
+        </w:rPr>
+        <w:t>Prediction</w:t>
+      </w:r>
       <w:r>
         <w:rPr>
           <w:b w:val="0"/>
         </w:rPr>
-        <w:t xml:space="preserve">Before applying the procedure, write its units, denominator or decision boundary where relevant. A partner should be able to repeat each step using the same </w:t>
+        <w:t>: That outcome-driven exclusion violates the recorded rule.</w:t>
+      </w:r>
+    </w:p>
+    <w:p>
+      <w:pPr>
+        <w:spacing w:line="336" w:lineRule="auto" w:after="180"/>
+      </w:pPr>
+      <w:r>
+        <w:rPr>
+          <w:b w:val="0"/>
+        </w:rPr>
+        <w:t>Reason: Model failure is not the predeclared unreadable-file criterion.</w:t>
+      </w:r>
+    </w:p>
+    <w:p>
+      <w:pPr>
+        <w:pStyle w:val="Heading2"/>
+      </w:pPr>
+      <w:r>
+        <w:t>Earlier wording, alternatives and picture transcripts · reference / check after trying</w:t>
+      </w:r>
+    </w:p>
+    <w:p>
+      <w:pPr>
+        <w:pStyle w:val="Heading3"/>
+      </w:pPr>
+      <w:r>
+        <w:t>Compare a familiar case with a changed case</w:t>
+      </w:r>
+    </w:p>
+    <w:p>
+      <w:pPr>
+        <w:pStyle w:val="Heading3"/>
+      </w:pPr>
+      <w:r>
+        <w:t>Change one thing in the pictured case</w:t>
+      </w:r>
+    </w:p>
+    <w:p>
+      <w:pPr>
+        <w:pStyle w:val="Heading1"/>
+      </w:pPr>
+      <w:r>
+        <w:t>06. Connect the main result with the separate pictured case</w:t>
+      </w:r>
+    </w:p>
+    <w:p>
+      <w:r>
+        <w:t>Keep the two scenarios and their supplied evidence distinct.</w:t>
+      </w:r>
+    </w:p>
+    <w:p>
+      <w:pPr>
+        <w:pStyle w:val="Heading2"/>
+      </w:pPr>
+      <w:r>
+        <w:t>Main case and original checked reasoning</w:t>
+      </w:r>
+    </w:p>
+    <w:p>
+      <w:pPr>
+        <w:spacing w:line="336" w:lineRule="auto" w:after="180"/>
+      </w:pPr>
+      <w:r>
+        <w:rPr>
+          <w:b w:val="0"/>
+        </w:rPr>
+        <w:t>Plan includes all 20 cases. After results, the team removes four failed cases because they make the graph look worse.</w:t>
+      </w:r>
+    </w:p>
+    <w:p>
+      <w:pPr>
+        <w:spacing w:line="336" w:lineRule="auto" w:after="180"/>
+      </w:pPr>
+      <w:r>
+        <w:rPr>
+          <w:b w:val="0"/>
+        </w:rPr>
+        <w:t>The exclusion is outcome-informed and violates the plan. If the other 16 cases all passed, report the original 16/20; otherwise use the actual pass count out of 20, and label any revised analysis with reasons rather than hiding failures.</w:t>
+      </w:r>
+    </w:p>
+    <w:p>
+      <w:pPr>
+        <w:spacing w:line="336" w:lineRule="auto" w:after="180"/>
+      </w:pPr>
+      <w:r>
+        <w:rPr>
+          <w:b w:val="0"/>
+        </w:rPr>
+        <w:t xml:space="preserve">Compare the intermediate </w:t>
+      </w:r>
+      <w:r>
+        <w:rPr>
+          <w:b/>
+        </w:rPr>
+        <w:t>evidence</w:t>
+      </w:r>
+      <w:r>
+        <w:rPr>
+          <w:b w:val="0"/>
+        </w:rPr>
+        <w:t xml:space="preserve"> with the final statement. Explain why each number or decision follows from the stated </w:t>
       </w:r>
       <w:r>
         <w:rPr>
@@ -585,7 +1396,7 @@
         <w:rPr>
           <w:b w:val="0"/>
         </w:rPr>
-        <w:t xml:space="preserve">If a required </w:t>
+        <w:t xml:space="preserve">The conclusion belongs to this scenario and procedure; changing the </w:t>
       </w:r>
       <w:r>
         <w:rPr>
@@ -597,445 +1408,15 @@
         <w:rPr>
           <w:b w:val="0"/>
         </w:rPr>
-        <w:t xml:space="preserve"> is absent or violates the stated contract, record that condition explicitly instead of quietly replacing it with a convenient value.</w:t>
-      </w:r>
-    </w:p>
-    <w:p>
-      <w:pPr>
-        <w:pStyle w:val="Heading3"/>
-      </w:pPr>
-      <w:r>
-        <w:t>Connect the picture and the explanation</w:t>
-      </w:r>
-    </w:p>
-    <w:p>
-      <w:pPr>
-        <w:spacing w:line="336" w:lineRule="auto" w:after="180"/>
-      </w:pPr>
-      <w:r>
-        <w:rPr>
-          <w:b w:val="0"/>
-        </w:rPr>
-        <w:t xml:space="preserve">Point to the </w:t>
-      </w:r>
-      <w:r>
-        <w:rPr>
-          <w:b/>
-        </w:rPr>
-        <w:t>input</w:t>
-      </w:r>
-      <w:r>
-        <w:rPr>
-          <w:b w:val="0"/>
-        </w:rPr>
-        <w:t>, the deciding step and the result in this week’s visual. Explain the same step in ordinary words. A picture helps when you can say what each part represents.</w:t>
-      </w:r>
-    </w:p>
-    <w:p>
-      <w:pPr>
-        <w:pStyle w:val="Heading1"/>
-      </w:pPr>
-      <w:r>
-        <w:t>04. Compare the cases</w:t>
-      </w:r>
-    </w:p>
-    <w:p>
-      <w:r>
-        <w:t>Compare the supplied cases for Predefining an analysis plan. Identify the detail that changes the conclusion.</w:t>
-      </w:r>
-    </w:p>
-    <w:p>
-      <w:pPr>
-        <w:pStyle w:val="Heading3"/>
-      </w:pPr>
-      <w:r>
-        <w:t>Compare a familiar case with a changed case</w:t>
-      </w:r>
-    </w:p>
-    <w:p>
-      <w:pPr>
-        <w:spacing w:line="336" w:lineRule="auto" w:after="180"/>
-      </w:pPr>
-      <w:r>
-        <w:rPr>
-          <w:b w:val="0"/>
-        </w:rPr>
-        <w:t>Plan includes all20 cases. After results, the team removes four failed cases because they make the graph look worse. Show the intermediate steps and give the conclusion with its scope.</w:t>
-      </w:r>
-    </w:p>
-    <w:p>
-      <w:pPr>
-        <w:pStyle w:val="Heading3"/>
-      </w:pPr>
-      <w:r>
-        <w:t>Keep the procedure fixed. Explain what changed in the inputs and result.</w:t>
-      </w:r>
-    </w:p>
-    <w:p>
-      <w:r>
-        <w:t>________________________________________________________________</w:t>
-      </w:r>
-    </w:p>
-    <w:p>
-      <w:r>
-        <w:t>________________________________________________________________</w:t>
-      </w:r>
-    </w:p>
-    <w:p>
-      <w:r>
-        <w:t>________________________________________________________________</w:t>
-      </w:r>
-    </w:p>
-    <w:p>
-      <w:r>
-        <w:t>________________________________________________________________</w:t>
-      </w:r>
-    </w:p>
-    <w:p>
-      <w:r>
-        <w:t>________________________________________________________________</w:t>
-      </w:r>
-    </w:p>
-    <w:p>
-      <w:pPr>
-        <w:pStyle w:val="Heading3"/>
-      </w:pPr>
-      <w:r>
-        <w:t>Change one thing in the pictured case</w:t>
-      </w:r>
-    </w:p>
-    <w:p>
-      <w:pPr>
-        <w:pStyle w:val="Heading3"/>
-      </w:pPr>
-      <w:r>
-        <w:t>Change one thing</w:t>
-      </w:r>
-    </w:p>
-    <w:p>
-      <w:pPr>
-        <w:spacing w:line="336" w:lineRule="auto" w:after="180"/>
-        <w:shd w:fill="F5F1FB"/>
-      </w:pPr>
-      <w:r>
-        <w:rPr>
-          <w:b w:val="0"/>
-        </w:rPr>
-        <w:t>Change: Exclude two readable cases because the new model fails them.</w:t>
-      </w:r>
-    </w:p>
-    <w:p>
-      <w:pPr>
-        <w:pStyle w:val="Heading3"/>
-      </w:pPr>
-      <w:r>
-        <w:t>Predicted result</w:t>
-      </w:r>
-    </w:p>
-    <w:p>
-      <w:pPr>
-        <w:spacing w:line="336" w:lineRule="auto" w:after="180"/>
-        <w:shd w:fill="F1F6FC"/>
-      </w:pPr>
-      <w:r>
-        <w:rPr>
-          <w:b/>
-        </w:rPr>
-        <w:t>Prediction</w:t>
-      </w:r>
-      <w:r>
-        <w:rPr>
-          <w:b w:val="0"/>
-        </w:rPr>
-        <w:t>: That outcome-driven exclusion violates the recorded rule.</w:t>
-      </w:r>
-    </w:p>
-    <w:p>
-      <w:pPr>
-        <w:pStyle w:val="Heading3"/>
-      </w:pPr>
-      <w:r>
-        <w:t>Why the result follows</w:t>
-      </w:r>
-    </w:p>
-    <w:p>
-      <w:pPr>
-        <w:spacing w:line="336" w:lineRule="auto" w:after="180"/>
-        <w:shd w:fill="F1F6FC"/>
-      </w:pPr>
-      <w:r>
-        <w:rPr>
-          <w:b w:val="0"/>
-        </w:rPr>
-        <w:t>Reason: Model failure is not the predeclared unreadable-file criterion.</w:t>
-      </w:r>
-    </w:p>
-    <w:p>
-      <w:pPr>
-        <w:pStyle w:val="Heading1"/>
-      </w:pPr>
-      <w:r>
-        <w:t>05. Words that unlock the idea</w:t>
-      </w:r>
-    </w:p>
-    <w:p>
-      <w:r>
-        <w:t>Use the vocabulary of Predefining an analysis plan to explain a concrete decision, rather than only memorising definitions.</w:t>
-      </w:r>
-    </w:p>
-    <w:tbl>
-      <w:tblPr>
-        <w:tblStyle w:val="LightShading-Accent1"/>
-        <w:tblW w:type="auto" w:w="0"/>
-        <w:tblLook w:firstColumn="1" w:firstRow="1" w:lastColumn="0" w:lastRow="0" w:noHBand="0" w:noVBand="1" w:val="04A0"/>
-      </w:tblPr>
-      <w:tblGrid>
-        <w:gridCol w:w="5112"/>
-        <w:gridCol w:w="5112"/>
-      </w:tblGrid>
-      <w:tr>
-        <w:trPr>
-          <w:tblHeader/>
-        </w:trPr>
-        <w:tc>
-          <w:tcPr>
-            <w:tcW w:type="dxa" w:w="5112"/>
-          </w:tcPr>
-          <w:p>
-            <w:r>
-              <w:t>Word</w:t>
-            </w:r>
-          </w:p>
-        </w:tc>
-        <w:tc>
-          <w:tcPr>
-            <w:tcW w:type="dxa" w:w="5112"/>
-          </w:tcPr>
-          <w:p>
-            <w:r>
-              <w:t>Meaning</w:t>
-            </w:r>
-          </w:p>
-        </w:tc>
-      </w:tr>
-      <w:tr>
-        <w:tc>
-          <w:tcPr>
-            <w:tcW w:type="dxa" w:w="5112"/>
-          </w:tcPr>
-          <w:p>
-            <w:r>
-              <w:t>Analysis plan</w:t>
-            </w:r>
-          </w:p>
-        </w:tc>
-        <w:tc>
-          <w:tcPr>
-            <w:tcW w:type="dxa" w:w="5112"/>
-          </w:tcPr>
-          <w:p>
-            <w:r>
-              <w:t>Declared procedures before inspecting primary results</w:t>
-            </w:r>
-          </w:p>
-        </w:tc>
-      </w:tr>
-      <w:tr>
-        <w:tc>
-          <w:tcPr>
-            <w:tcW w:type="dxa" w:w="5112"/>
-          </w:tcPr>
-          <w:p>
-            <w:r>
-              <w:t>Exclusion rule</w:t>
-            </w:r>
-          </w:p>
-        </w:tc>
-        <w:tc>
-          <w:tcPr>
-            <w:tcW w:type="dxa" w:w="5112"/>
-          </w:tcPr>
-          <w:p>
-            <w:r>
-              <w:t>A stated criterion for removing an ineligible case</w:t>
-            </w:r>
-          </w:p>
-        </w:tc>
-      </w:tr>
-      <w:tr>
-        <w:tc>
-          <w:tcPr>
-            <w:tcW w:type="dxa" w:w="5112"/>
-          </w:tcPr>
-          <w:p>
-            <w:r>
-              <w:t>Deviation</w:t>
-            </w:r>
-          </w:p>
-        </w:tc>
-        <w:tc>
-          <w:tcPr>
-            <w:tcW w:type="dxa" w:w="5112"/>
-          </w:tcPr>
-          <w:p>
-            <w:r>
-              <w:t>A recorded departure from the original plan</w:t>
-            </w:r>
-          </w:p>
-        </w:tc>
-      </w:tr>
-    </w:tbl>
-    <w:p>
-      <w:pPr>
-        <w:pStyle w:val="Heading3"/>
-      </w:pPr>
-      <w:r>
-        <w:t>Use two terms to explain a step in this week’s example.</w:t>
-      </w:r>
-    </w:p>
-    <w:p>
-      <w:r>
-        <w:t>________________________________________________________________</w:t>
-      </w:r>
-    </w:p>
-    <w:p>
-      <w:r>
-        <w:t>________________________________________________________________</w:t>
-      </w:r>
-    </w:p>
-    <w:p>
-      <w:r>
-        <w:t>________________________________________________________________</w:t>
-      </w:r>
-    </w:p>
-    <w:p>
-      <w:pPr>
-        <w:pStyle w:val="Heading1"/>
-      </w:pPr>
-      <w:r>
-        <w:t>06. Follow a worked example</w:t>
-      </w:r>
-    </w:p>
-    <w:p>
-      <w:r>
-        <w:t>Follow the worked trace for Predefining an analysis plan, predict a step, then compare with its explanation.</w:t>
-      </w:r>
-    </w:p>
-    <w:p>
-      <w:pPr>
-        <w:spacing w:line="336" w:lineRule="auto" w:after="180"/>
-      </w:pPr>
-      <w:r>
-        <w:rPr>
-          <w:b w:val="0"/>
-        </w:rPr>
-        <w:t>Plan includes all20 cases. After results, the team removes four failed cases because they make the graph look worse.</w:t>
-      </w:r>
-    </w:p>
-    <w:p>
-      <w:pPr>
-        <w:spacing w:line="336" w:lineRule="auto" w:after="180"/>
-      </w:pPr>
-      <w:r>
-        <w:rPr>
-          <w:b w:val="0"/>
-        </w:rPr>
-        <w:t>The exclusion is outcome-informed and violates the plan. If the other 16 cases all passed, report the original 16/20; otherwise use the actual pass count out of 20, and label any revised analysis with reasons rather than hiding failures.</w:t>
-      </w:r>
-    </w:p>
-    <w:p>
-      <w:pPr>
-        <w:pStyle w:val="Heading3"/>
-      </w:pPr>
-      <w:r>
-        <w:t>Worked explanation · Predefining an analysis plan</w:t>
-      </w:r>
-    </w:p>
-    <w:p>
-      <w:pPr>
-        <w:spacing w:line="336" w:lineRule="auto" w:after="180"/>
-        <w:shd w:fill="F1F6FC"/>
-      </w:pPr>
-      <w:r>
-        <w:rPr>
-          <w:b w:val="0"/>
-        </w:rPr>
-        <w:t xml:space="preserve">Compare the intermediate </w:t>
-      </w:r>
-      <w:r>
-        <w:rPr>
-          <w:b/>
-        </w:rPr>
-        <w:t>evidence</w:t>
-      </w:r>
-      <w:r>
-        <w:rPr>
-          <w:b w:val="0"/>
-        </w:rPr>
-        <w:t xml:space="preserve"> with the final statement. Explain why each number or decision follows from the stated </w:t>
-      </w:r>
-      <w:r>
-        <w:rPr>
-          <w:b/>
-        </w:rPr>
-        <w:t>input</w:t>
-      </w:r>
-      <w:r>
-        <w:rPr>
-          <w:b w:val="0"/>
-        </w:rPr>
-        <w:t>s.</w:t>
-      </w:r>
-    </w:p>
-    <w:p>
-      <w:pPr>
-        <w:spacing w:line="336" w:lineRule="auto" w:after="180"/>
-        <w:shd w:fill="F1F6FC"/>
-      </w:pPr>
-      <w:r>
-        <w:rPr>
-          <w:b w:val="0"/>
-        </w:rPr>
-        <w:t xml:space="preserve">The conclusion belongs to this scenario and procedure; changing the </w:t>
-      </w:r>
-      <w:r>
-        <w:rPr>
-          <w:b/>
-        </w:rPr>
-        <w:t>input</w:t>
-      </w:r>
-      <w:r>
-        <w:rPr>
-          <w:b w:val="0"/>
-        </w:rPr>
         <w:t>s, evaluation population or authority can change what it establishes. Retain the raw record so a later revision can be compared honestly.</w:t>
       </w:r>
     </w:p>
     <w:p>
       <w:pPr>
-        <w:pStyle w:val="Heading3"/>
-      </w:pPr>
-      <w:r>
-        <w:t>Learn from the worked case</w:t>
-      </w:r>
-    </w:p>
-    <w:p>
-      <w:pPr>
-        <w:spacing w:line="336" w:lineRule="auto" w:after="180"/>
-      </w:pPr>
-      <w:r>
-        <w:rPr>
-          <w:b w:val="0"/>
-        </w:rPr>
-        <w:t>Cover the result before checking it. Say what is given, choose the procedure, and follow one step at a time. Then uncover the result and explain your first mismatch. Ask why a step is allowed, not only what number it produces.</w:t>
-      </w:r>
-    </w:p>
-    <w:p>
-      <w:pPr>
-        <w:pStyle w:val="Heading3"/>
-      </w:pPr>
-      <w:r>
-        <w:t>A pictorial worked case: Predefining an analysis plan</w:t>
+        <w:pStyle w:val="Heading2"/>
+      </w:pPr>
+      <w:r>
+        <w:t>Separate pictured inputs and complete explanation</w:t>
       </w:r>
     </w:p>
     <w:p>
@@ -1051,24 +1432,7 @@
     </w:p>
     <w:p>
       <w:pPr>
-        <w:pStyle w:val="Heading3"/>
-      </w:pPr>
-      <w:r>
-        <w:t>The facts we will use</w:t>
-      </w:r>
-    </w:p>
-    <w:p>
-      <w:pPr>
-        <w:pStyle w:val="Heading3"/>
-      </w:pPr>
-      <w:r>
-        <w:t>Supplied facts</w:t>
-      </w:r>
-    </w:p>
-    <w:p>
-      <w:pPr>
         <w:spacing w:line="336" w:lineRule="auto" w:after="180"/>
-        <w:shd w:fill="F1F6FC"/>
       </w:pPr>
       <w:r>
         <w:rPr>
@@ -1078,11 +1442,41 @@
       </w:r>
     </w:p>
     <w:p>
+      <w:pPr>
+        <w:spacing w:line="336" w:lineRule="auto" w:after="180"/>
+      </w:pPr>
+      <w:r>
+        <w:rPr>
+          <w:b w:val="0"/>
+        </w:rPr>
+        <w:t>The separate picture records a twelve-case plan before scoring. Only unreadable files identified before scoring are eligible for exclusion; all version results are reported. A readable case on which the model fails is not unreadable. Removing two such cases after seeing failures violates this rule.</w:t>
+      </w:r>
+    </w:p>
+    <w:p>
+      <w:pPr>
+        <w:spacing w:line="336" w:lineRule="auto" w:after="180"/>
+      </w:pPr>
+      <w:r>
+        <w:rPr>
+          <w:b w:val="0"/>
+        </w:rPr>
+        <w:t>The picture supplies no actual unreadable-file count or pass count, so no twelve-case performance rate can be calculated. A later necessary correction must preserve the original plan and analysis and be identified as a deviation, with reasons and timing. This fictional account does not prove a real plan was fixed before outcomes.</w:t>
+      </w:r>
+    </w:p>
+    <w:p>
+      <w:pPr>
+        <w:pStyle w:val="Heading2"/>
+      </w:pPr>
+      <w:r>
+        <w:t>Read the labelled representation</w:t>
+      </w:r>
+    </w:p>
+    <w:p>
       <w:r>
         <w:drawing>
           <wp:inline xmlns:a="http://schemas.openxmlformats.org/drawingml/2006/main" xmlns:pic="http://schemas.openxmlformats.org/drawingml/2006/picture">
-            <wp:extent cx="5486400" cy="5225143"/>
-            <wp:docPr id="1" name="Picture 1" descr="Predefining an analysis plan. Write the rule first: Record the outcome and justified unreadable-file exclusion.. Protect the reserved set: Do not choose exclusions from which cases each model fails.. Report deviations: If the plan changes, mark the change and give its reason."/>
+            <wp:extent cx="5486400" cy="3029913"/>
+            <wp:docPr id="1" name="Picture 1" descr="Original plan includes twenty cases before results. After results, four failures are proposed for removal because the graph looks worse. Honest reporting retains the twenty-case denominator and discloses revisions separately. The other sixteen outcomes are unknown; do not assume they all passed."/>
             <wp:cNvGraphicFramePr>
               <a:graphicFrameLocks noChangeAspect="1"/>
             </wp:cNvGraphicFramePr>
@@ -1090,7 +1484,7 @@
               <a:graphicData uri="http://schemas.openxmlformats.org/drawingml/2006/picture">
                 <pic:pic>
                   <pic:nvPicPr>
-                    <pic:cNvPr id="0" name="academy-visual-ai-7-21.png"/>
+                    <pic:cNvPr id="0" name="ai-7-21-plan-timeline.png"/>
                     <pic:cNvPicPr/>
                   </pic:nvPicPr>
                   <pic:blipFill>
@@ -1102,7 +1496,43 @@
                   <pic:spPr>
                     <a:xfrm>
                       <a:off x="0" y="0"/>
-                      <a:ext cx="5486400" cy="5225143"/>
+                      <a:ext cx="5486400" cy="3029913"/>
+                    </a:xfrm>
+                    <a:prstGeom prst="rect"/>
+                  </pic:spPr>
+                </pic:pic>
+              </a:graphicData>
+            </a:graphic>
+          </wp:inline>
+        </w:drawing>
+      </w:r>
+    </w:p>
+    <w:p>
+      <w:r>
+        <w:drawing>
+          <wp:inline xmlns:a="http://schemas.openxmlformats.org/drawingml/2006/main" xmlns:pic="http://schemas.openxmlformats.org/drawingml/2006/picture">
+            <wp:extent cx="5486400" cy="3182112"/>
+            <wp:docPr id="2" name="Picture 2" descr="Write the rule first: Record the outcome and justified unreadable-file exclusion. → Protect the reserved set: Do not choose exclusions from which cases each model fails. → Report deviations: If the plan changes, mark the change and give its reason."/>
+            <wp:cNvGraphicFramePr>
+              <a:graphicFrameLocks noChangeAspect="1"/>
+            </wp:cNvGraphicFramePr>
+            <a:graphic>
+              <a:graphicData uri="http://schemas.openxmlformats.org/drawingml/2006/picture">
+                <pic:pic>
+                  <pic:nvPicPr>
+                    <pic:cNvPr id="0" name="academy-story-ai-7-21-02.png"/>
+                    <pic:cNvPicPr/>
+                  </pic:nvPicPr>
+                  <pic:blipFill>
+                    <a:blip r:embed="rId10"/>
+                    <a:stretch>
+                      <a:fillRect/>
+                    </a:stretch>
+                  </pic:blipFill>
+                  <pic:spPr>
+                    <a:xfrm>
+                      <a:off x="0" y="0"/>
+                      <a:ext cx="5486400" cy="3182112"/>
                     </a:xfrm>
                     <a:prstGeom prst="rect"/>
                   </pic:spPr>
@@ -1230,24 +1660,7 @@
     </w:p>
     <w:p>
       <w:pPr>
-        <w:pStyle w:val="Heading3"/>
-      </w:pPr>
-      <w:r>
-        <w:t>Why this result follows</w:t>
-      </w:r>
-    </w:p>
-    <w:p>
-      <w:pPr>
-        <w:pStyle w:val="Heading3"/>
-      </w:pPr>
-      <w:r>
-        <w:t>Why the result follows</w:t>
-      </w:r>
-    </w:p>
-    <w:p>
-      <w:pPr>
         <w:spacing w:line="336" w:lineRule="auto" w:after="180"/>
-        <w:shd w:fill="F1F6FC"/>
       </w:pPr>
       <w:r>
         <w:rPr>
@@ -1270,30 +1683,289 @@
     </w:p>
     <w:p>
       <w:pPr>
+        <w:pStyle w:val="Heading2"/>
+      </w:pPr>
+      <w:r>
+        <w:t>Complete picture evidence and limits</w:t>
+      </w:r>
+    </w:p>
+    <w:tbl>
+      <w:tblPr>
+        <w:tblStyle w:val="LightShading-Accent1"/>
+        <w:tblW w:type="auto" w:w="0"/>
+        <w:tblLook w:firstColumn="1" w:firstRow="1" w:lastColumn="0" w:lastRow="0" w:noHBand="0" w:noVBand="1" w:val="04A0"/>
+      </w:tblPr>
+      <w:tblGrid>
+        <w:gridCol w:w="5112"/>
+        <w:gridCol w:w="5112"/>
+      </w:tblGrid>
+      <w:tr>
+        <w:trPr>
+          <w:tblHeader/>
+        </w:trPr>
+        <w:tc>
+          <w:tcPr>
+            <w:tcW w:type="dxa" w:w="5112"/>
+          </w:tcPr>
+          <w:p>
+            <w:r>
+              <w:t>Picture evidence</w:t>
+            </w:r>
+          </w:p>
+        </w:tc>
+        <w:tc>
+          <w:tcPr>
+            <w:tcW w:type="dxa" w:w="5112"/>
+          </w:tcPr>
+          <w:p>
+            <w:r>
+              <w:t>Rule application</w:t>
+            </w:r>
+          </w:p>
+        </w:tc>
+      </w:tr>
+      <w:tr>
+        <w:tc>
+          <w:tcPr>
+            <w:tcW w:type="dxa" w:w="5112"/>
+          </w:tcPr>
+          <w:p>
+            <w:r>
+              <w:t>Twelve planned cases</w:t>
+            </w:r>
+          </w:p>
+        </w:tc>
+        <w:tc>
+          <w:tcPr>
+            <w:tcW w:type="dxa" w:w="5112"/>
+          </w:tcPr>
+          <w:p>
+            <w:r>
+              <w:t>Starting set, not a supplied twelve-case pass count</w:t>
+            </w:r>
+          </w:p>
+        </w:tc>
+      </w:tr>
+      <w:tr>
+        <w:tc>
+          <w:tcPr>
+            <w:tcW w:type="dxa" w:w="5112"/>
+          </w:tcPr>
+          <w:p>
+            <w:r>
+              <w:t>Unreadable before scoring</w:t>
+            </w:r>
+          </w:p>
+        </w:tc>
+        <w:tc>
+          <w:tcPr>
+            <w:tcW w:type="dxa" w:w="5112"/>
+          </w:tcPr>
+          <w:p>
+            <w:r>
+              <w:t>Exclusion allowed by this stated rule</w:t>
+            </w:r>
+          </w:p>
+        </w:tc>
+      </w:tr>
+      <w:tr>
+        <w:tc>
+          <w:tcPr>
+            <w:tcW w:type="dxa" w:w="5112"/>
+          </w:tcPr>
+          <w:p>
+            <w:r>
+              <w:t>Readable model failure</w:t>
+            </w:r>
+          </w:p>
+        </w:tc>
+        <w:tc>
+          <w:tcPr>
+            <w:tcW w:type="dxa" w:w="5112"/>
+          </w:tcPr>
+          <w:p>
+            <w:r>
+              <w:t>Does not meet unreadable-file exclusion</w:t>
+            </w:r>
+          </w:p>
+        </w:tc>
+      </w:tr>
+      <w:tr>
+        <w:tc>
+          <w:tcPr>
+            <w:tcW w:type="dxa" w:w="5112"/>
+          </w:tcPr>
+          <w:p>
+            <w:r>
+              <w:t>Two readable failures removed</w:t>
+            </w:r>
+          </w:p>
+        </w:tc>
+        <w:tc>
+          <w:tcPr>
+            <w:tcW w:type="dxa" w:w="5112"/>
+          </w:tcPr>
+          <w:p>
+            <w:r>
+              <w:t>Outcome-informed deviation; retain original analysis</w:t>
+            </w:r>
+          </w:p>
+        </w:tc>
+      </w:tr>
+      <w:tr>
+        <w:tc>
+          <w:tcPr>
+            <w:tcW w:type="dxa" w:w="5112"/>
+          </w:tcPr>
+          <w:p>
+            <w:r>
+              <w:t>Actual unreadable count / actual passes</w:t>
+            </w:r>
+          </w:p>
+        </w:tc>
+        <w:tc>
+          <w:tcPr>
+            <w:tcW w:type="dxa" w:w="5112"/>
+          </w:tcPr>
+          <w:p>
+            <w:r>
+              <w:t>Not supplied; no invented rate</w:t>
+            </w:r>
+          </w:p>
+        </w:tc>
+      </w:tr>
+      <w:tr>
+        <w:tc>
+          <w:tcPr>
+            <w:tcW w:type="dxa" w:w="5112"/>
+          </w:tcPr>
+          <w:p>
+            <w:r>
+              <w:t>Documented revision</w:t>
+            </w:r>
+          </w:p>
+        </w:tc>
+        <w:tc>
+          <w:tcPr>
+            <w:tcW w:type="dxa" w:w="5112"/>
+          </w:tcPr>
+          <w:p>
+            <w:r>
+              <w:t>Transparent change, not proof the original design was valid</w:t>
+            </w:r>
+          </w:p>
+        </w:tc>
+      </w:tr>
+    </w:tbl>
+    <w:p>
+      <w:pPr>
+        <w:pStyle w:val="Heading2"/>
+      </w:pPr>
+      <w:r>
+        <w:t>Predict the changed condition</w:t>
+      </w:r>
+    </w:p>
+    <w:p>
+      <w:pPr>
+        <w:pStyle w:val="ListBullet"/>
+      </w:pPr>
+      <w:r>
+        <w:t>Change one thing: Exclude two readable cases because the new model fails them. Predict the result before checking the explanation. What remains the same?</w:t>
+      </w:r>
+    </w:p>
+    <w:p>
+      <w:pPr>
+        <w:pStyle w:val="Heading2"/>
+      </w:pPr>
+      <w:r>
+        <w:t>Check after predicting · reference / check after trying</w:t>
+      </w:r>
+    </w:p>
+    <w:p>
+      <w:r>
+        <w:drawing>
+          <wp:inline xmlns:a="http://schemas.openxmlformats.org/drawingml/2006/main" xmlns:pic="http://schemas.openxmlformats.org/drawingml/2006/picture">
+            <wp:extent cx="5486400" cy="3026664"/>
+            <wp:docPr id="3" name="Picture 3" descr="Original case: If the plan changes, mark the change and give its reason. Changed condition: Exclude two readable cases because the new model fails them. Expected result: That outcome-driven exclusion violates the recorded rule. Reason: Model failure is not the predeclared unreadable-file criterion."/>
+            <wp:cNvGraphicFramePr>
+              <a:graphicFrameLocks noChangeAspect="1"/>
+            </wp:cNvGraphicFramePr>
+            <a:graphic>
+              <a:graphicData uri="http://schemas.openxmlformats.org/drawingml/2006/picture">
+                <pic:pic>
+                  <pic:nvPicPr>
+                    <pic:cNvPr id="0" name="academy-story-ai-7-21-04.png"/>
+                    <pic:cNvPicPr/>
+                  </pic:nvPicPr>
+                  <pic:blipFill>
+                    <a:blip r:embed="rId11"/>
+                    <a:stretch>
+                      <a:fillRect/>
+                    </a:stretch>
+                  </pic:blipFill>
+                  <pic:spPr>
+                    <a:xfrm>
+                      <a:off x="0" y="0"/>
+                      <a:ext cx="5486400" cy="3026664"/>
+                    </a:xfrm>
+                    <a:prstGeom prst="rect"/>
+                  </pic:spPr>
+                </pic:pic>
+              </a:graphicData>
+            </a:graphic>
+          </wp:inline>
+        </w:drawing>
+      </w:r>
+    </w:p>
+    <w:p>
+      <w:pPr>
+        <w:pStyle w:val="Heading2"/>
+      </w:pPr>
+      <w:r>
+        <w:t>Explain what remains unknown</w:t>
+      </w:r>
+    </w:p>
+    <w:p>
+      <w:pPr>
+        <w:pStyle w:val="ListBullet"/>
+      </w:pPr>
+      <w:r>
+        <w:t>A plan cannot correct poor sampling or guarantee valid assumptions; it makes decisions auditable.</w:t>
+      </w:r>
+    </w:p>
+    <w:p>
+      <w:pPr>
+        <w:pStyle w:val="ListBullet"/>
+      </w:pPr>
+      <w:r>
+        <w:t>Read the labelled picture: Apply the recorded exclusion rule. Can two readable model failures be removed, and how must a necessary later plan change be disclosed?</w:t>
+      </w:r>
+    </w:p>
+    <w:p>
+      <w:pPr>
+        <w:pStyle w:val="Heading2"/>
+      </w:pPr>
+      <w:r>
+        <w:t>Earlier wording, alternatives and picture transcripts · reference / check after trying</w:t>
+      </w:r>
+    </w:p>
+    <w:p>
+      <w:pPr>
         <w:pStyle w:val="Heading3"/>
       </w:pPr>
       <w:r>
-        <w:t>What this example does not establish</w:t>
-      </w:r>
-    </w:p>
-    <w:p>
-      <w:pPr>
-        <w:pStyle w:val="Heading3"/>
-      </w:pPr>
-      <w:r>
-        <w:t>Keep the stated limit</w:t>
+        <w:t>Learn from the worked case</w:t>
       </w:r>
     </w:p>
     <w:p>
       <w:pPr>
         <w:spacing w:line="336" w:lineRule="auto" w:after="180"/>
-        <w:shd w:fill="FFF5E6"/>
       </w:pPr>
       <w:r>
         <w:rPr>
           <w:b w:val="0"/>
         </w:rPr>
-        <w:t>A plan cannot correct poor sampling or guarantee valid assumptions; it makes decisions auditable.</w:t>
+        <w:t>Cover the result before checking it. Say what is given, choose the procedure, and follow one step at a time. Then uncover the result and explain your first mismatch. Ask why a step is allowed, not only what number it produces.</w:t>
       </w:r>
     </w:p>
     <w:p>
@@ -1301,31 +1973,7 @@
         <w:pStyle w:val="Heading3"/>
       </w:pPr>
       <w:r>
-        <w:t>Keep the stated limit</w:t>
-      </w:r>
-    </w:p>
-    <w:p>
-      <w:pPr>
-        <w:spacing w:line="336" w:lineRule="auto" w:after="180"/>
-        <w:shd w:fill="FFF5E6"/>
-      </w:pPr>
-      <w:r>
-        <w:rPr>
-          <w:b w:val="0"/>
-        </w:rPr>
-        <w:t xml:space="preserve">Read the labelled picture: Apply the recorded </w:t>
-      </w:r>
-      <w:r>
-        <w:rPr>
-          <w:b/>
-        </w:rPr>
-        <w:t>exclusion rule</w:t>
-      </w:r>
-      <w:r>
-        <w:rPr>
-          <w:b w:val="0"/>
-        </w:rPr>
-        <w:t>. Can two readable model failures be removed, and how must a necessary later plan change be disclosed?</w:t>
+        <w:t>A pictorial worked case: Predefining an analysis plan</w:t>
       </w:r>
     </w:p>
     <w:p>
@@ -1333,19 +1981,59 @@
         <w:pStyle w:val="Heading3"/>
       </w:pPr>
       <w:r>
-        <w:t>Keep the stated limit</w:t>
-      </w:r>
-    </w:p>
-    <w:p>
-      <w:pPr>
-        <w:spacing w:line="336" w:lineRule="auto" w:after="180"/>
-        <w:shd w:fill="FFF5E6"/>
-      </w:pPr>
-      <w:r>
-        <w:rPr>
-          <w:b w:val="0"/>
-        </w:rPr>
-        <w:t>Change one thing: Exclude two readable cases because the new model fails them. Predict the result before checking the explanation. What remains the same?</w:t>
+        <w:t>The facts we will use</w:t>
+      </w:r>
+    </w:p>
+    <w:p>
+      <w:r>
+        <w:drawing>
+          <wp:inline xmlns:a="http://schemas.openxmlformats.org/drawingml/2006/main" xmlns:pic="http://schemas.openxmlformats.org/drawingml/2006/picture">
+            <wp:extent cx="5486400" cy="5225143"/>
+            <wp:docPr id="4" name="Picture 4" descr="Predefining an analysis plan. Write the rule first: Record the outcome and justified unreadable-file exclusion.. Protect the reserved set: Do not choose exclusions from which cases each model fails.. Report deviations: If the plan changes, mark the change and give its reason."/>
+            <wp:cNvGraphicFramePr>
+              <a:graphicFrameLocks noChangeAspect="1"/>
+            </wp:cNvGraphicFramePr>
+            <a:graphic>
+              <a:graphicData uri="http://schemas.openxmlformats.org/drawingml/2006/picture">
+                <pic:pic>
+                  <pic:nvPicPr>
+                    <pic:cNvPr id="0" name="academy-visual-ai-7-21.png"/>
+                    <pic:cNvPicPr/>
+                  </pic:nvPicPr>
+                  <pic:blipFill>
+                    <a:blip r:embed="rId12"/>
+                    <a:stretch>
+                      <a:fillRect/>
+                    </a:stretch>
+                  </pic:blipFill>
+                  <pic:spPr>
+                    <a:xfrm>
+                      <a:off x="0" y="0"/>
+                      <a:ext cx="5486400" cy="5225143"/>
+                    </a:xfrm>
+                    <a:prstGeom prst="rect"/>
+                  </pic:spPr>
+                </pic:pic>
+              </a:graphicData>
+            </a:graphic>
+          </wp:inline>
+        </w:drawing>
+      </w:r>
+    </w:p>
+    <w:p>
+      <w:pPr>
+        <w:pStyle w:val="Heading3"/>
+      </w:pPr>
+      <w:r>
+        <w:t>Why this result follows</w:t>
+      </w:r>
+    </w:p>
+    <w:p>
+      <w:pPr>
+        <w:pStyle w:val="Heading3"/>
+      </w:pPr>
+      <w:r>
+        <w:t>What this example does not establish</w:t>
       </w:r>
     </w:p>
     <w:p>
@@ -1353,12 +2041,20 @@
         <w:pStyle w:val="Heading1"/>
       </w:pPr>
       <w:r>
-        <w:t>07. Find and repair a mistake</w:t>
-      </w:r>
-    </w:p>
-    <w:p>
-      <w:r>
-        <w:t>Find the unsupported step in the Predefining an analysis plan claim and explain a repair using the supplied evidence.</w:t>
+        <w:t>07. Find the first unsupported inference and repair it</w:t>
+      </w:r>
+    </w:p>
+    <w:p>
+      <w:r>
+        <w:t>Use the supplied conditions rather than inventing missing evidence.</w:t>
+      </w:r>
+    </w:p>
+    <w:p>
+      <w:pPr>
+        <w:pStyle w:val="Heading2"/>
+      </w:pPr>
+      <w:r>
+        <w:t>Original qualification and repair setup</w:t>
       </w:r>
     </w:p>
     <w:p>
@@ -1374,16 +2070,7 @@
     </w:p>
     <w:p>
       <w:pPr>
-        <w:pStyle w:val="Heading3"/>
-      </w:pPr>
-      <w:r>
-        <w:t>Check the claim against the facts</w:t>
-      </w:r>
-    </w:p>
-    <w:p>
-      <w:pPr>
         <w:spacing w:line="336" w:lineRule="auto" w:after="180"/>
-        <w:shd w:fill="FFF5E6"/>
       </w:pPr>
       <w:r>
         <w:rPr>
@@ -1395,7 +2082,6 @@
     <w:p>
       <w:pPr>
         <w:spacing w:line="336" w:lineRule="auto" w:after="180"/>
-        <w:shd w:fill="FFF5E6"/>
       </w:pPr>
       <w:r>
         <w:rPr>
@@ -1418,6 +2104,212 @@
     </w:p>
     <w:p>
       <w:pPr>
+        <w:pStyle w:val="Heading2"/>
+      </w:pPr>
+      <w:r>
+        <w:t>Complete boundary and misconception probes</w:t>
+      </w:r>
+    </w:p>
+    <w:tbl>
+      <w:tblPr>
+        <w:tblStyle w:val="LightShading-Accent1"/>
+        <w:tblW w:type="auto" w:w="0"/>
+        <w:tblLook w:firstColumn="1" w:firstRow="1" w:lastColumn="0" w:lastRow="0" w:noHBand="0" w:noVBand="1" w:val="04A0"/>
+      </w:tblPr>
+      <w:tblGrid>
+        <w:gridCol w:w="5112"/>
+        <w:gridCol w:w="5112"/>
+      </w:tblGrid>
+      <w:tr>
+        <w:trPr>
+          <w:tblHeader/>
+        </w:trPr>
+        <w:tc>
+          <w:tcPr>
+            <w:tcW w:type="dxa" w:w="5112"/>
+          </w:tcPr>
+          <w:p>
+            <w:r>
+              <w:t>Plan audit</w:t>
+            </w:r>
+          </w:p>
+        </w:tc>
+        <w:tc>
+          <w:tcPr>
+            <w:tcW w:type="dxa" w:w="5112"/>
+          </w:tcPr>
+          <w:p>
+            <w:r>
+              <w:t>Checked interpretation</w:t>
+            </w:r>
+          </w:p>
+        </w:tc>
+      </w:tr>
+      <w:tr>
+        <w:tc>
+          <w:tcPr>
+            <w:tcW w:type="dxa" w:w="5112"/>
+          </w:tcPr>
+          <w:p>
+            <w:r>
+              <w:t>All twenty cases planned</w:t>
+            </w:r>
+          </w:p>
+        </w:tc>
+        <w:tc>
+          <w:tcPr>
+            <w:tcW w:type="dxa" w:w="5112"/>
+          </w:tcPr>
+          <w:p>
+            <w:r>
+              <w:t>Four unattractive failures stay in original analysis</w:t>
+            </w:r>
+          </w:p>
+        </w:tc>
+      </w:tr>
+      <w:tr>
+        <w:tc>
+          <w:tcPr>
+            <w:tcW w:type="dxa" w:w="5112"/>
+          </w:tcPr>
+          <w:p>
+            <w:r>
+              <w:t>Sixteen other cases remain</w:t>
+            </w:r>
+          </w:p>
+        </w:tc>
+        <w:tc>
+          <w:tcPr>
+            <w:tcW w:type="dxa" w:w="5112"/>
+          </w:tcPr>
+          <w:p>
+            <w:r>
+              <w:t>Their pass/fail outcomes are unknown</w:t>
+            </w:r>
+          </w:p>
+        </w:tc>
+      </w:tr>
+      <w:tr>
+        <w:tc>
+          <w:tcPr>
+            <w:tcW w:type="dxa" w:w="5112"/>
+          </w:tcPr>
+          <w:p>
+            <w:r>
+              <w:t>Change disclosed</w:t>
+            </w:r>
+          </w:p>
+        </w:tc>
+        <w:tc>
+          <w:tcPr>
+            <w:tcW w:type="dxa" w:w="5112"/>
+          </w:tcPr>
+          <w:p>
+            <w:r>
+              <w:t>Makes change visible; does not remove all resulting bias</w:t>
+            </w:r>
+          </w:p>
+        </w:tc>
+      </w:tr>
+      <w:tr>
+        <w:tc>
+          <w:tcPr>
+            <w:tcW w:type="dxa" w:w="5112"/>
+          </w:tcPr>
+          <w:p>
+            <w:r>
+              <w:t>Version label or timestamp</w:t>
+            </w:r>
+          </w:p>
+        </w:tc>
+        <w:tc>
+          <w:tcPr>
+            <w:tcW w:type="dxa" w:w="5112"/>
+          </w:tcPr>
+          <w:p>
+            <w:r>
+              <w:t>Metadata alone does not prove chronology</w:t>
+            </w:r>
+          </w:p>
+        </w:tc>
+      </w:tr>
+      <w:tr>
+        <w:tc>
+          <w:tcPr>
+            <w:tcW w:type="dxa" w:w="5112"/>
+          </w:tcPr>
+          <w:p>
+            <w:r>
+              <w:t>Predeclared exclusion truly met</w:t>
+            </w:r>
+          </w:p>
+        </w:tc>
+        <w:tc>
+          <w:tcPr>
+            <w:tcW w:type="dxa" w:w="5112"/>
+          </w:tcPr>
+          <w:p>
+            <w:r>
+              <w:t>Report excluded IDs, rule and coverage</w:t>
+            </w:r>
+          </w:p>
+        </w:tc>
+      </w:tr>
+      <w:tr>
+        <w:tc>
+          <w:tcPr>
+            <w:tcW w:type="dxa" w:w="5112"/>
+          </w:tcPr>
+          <w:p>
+            <w:r>
+              <w:t>Failures are readable</w:t>
+            </w:r>
+          </w:p>
+        </w:tc>
+        <w:tc>
+          <w:tcPr>
+            <w:tcW w:type="dxa" w:w="5112"/>
+          </w:tcPr>
+          <w:p>
+            <w:r>
+              <w:t>Not eligible under unreadable-file rule</w:t>
+            </w:r>
+          </w:p>
+        </w:tc>
+      </w:tr>
+      <w:tr>
+        <w:tc>
+          <w:tcPr>
+            <w:tcW w:type="dxa" w:w="5112"/>
+          </w:tcPr>
+          <w:p>
+            <w:r>
+              <w:t>Analysis plan exists</w:t>
+            </w:r>
+          </w:p>
+        </w:tc>
+        <w:tc>
+          <w:tcPr>
+            <w:tcW w:type="dxa" w:w="5112"/>
+          </w:tcPr>
+          <w:p>
+            <w:r>
+              <w:t>Sampling and test assumptions still require justification</w:t>
+            </w:r>
+          </w:p>
+        </w:tc>
+      </w:tr>
+    </w:tbl>
+    <w:p>
+      <w:pPr>
+        <w:pStyle w:val="Heading2"/>
+      </w:pPr>
+      <w:r>
+        <w:t>Write and justify the repair</w:t>
+      </w:r>
+    </w:p>
+    <w:p>
+      <w:pPr>
         <w:pStyle w:val="Heading3"/>
       </w:pPr>
       <w:r>
@@ -1451,32 +2343,93 @@
     </w:p>
     <w:p>
       <w:pPr>
+        <w:pStyle w:val="ListBullet"/>
+      </w:pPr>
+      <w:r>
+        <w:t>A report omits this qualification: A prespecified plan can still be flawed; transparency prevents hidden changes, not invalid assumptions. Explain how omitting it could change a reader's interpretation, and write an accurate replacement.</w:t>
+      </w:r>
+    </w:p>
+    <w:p>
+      <w:pPr>
         <w:pStyle w:val="Heading3"/>
       </w:pPr>
       <w:r>
+        <w:t>State one repair and the checks you would rerun.</w:t>
+      </w:r>
+    </w:p>
+    <w:p>
+      <w:r>
+        <w:t>________________________________________________________________</w:t>
+      </w:r>
+    </w:p>
+    <w:p>
+      <w:r>
+        <w:t>________________________________________________________________</w:t>
+      </w:r>
+    </w:p>
+    <w:p>
+      <w:r>
+        <w:t>________________________________________________________________</w:t>
+      </w:r>
+    </w:p>
+    <w:p>
+      <w:r>
+        <w:t>________________________________________________________________</w:t>
+      </w:r>
+    </w:p>
+    <w:p>
+      <w:r>
+        <w:t>________________________________________________________________</w:t>
+      </w:r>
+    </w:p>
+    <w:p>
+      <w:r>
+        <w:t>________________________________________________________________</w:t>
+      </w:r>
+    </w:p>
+    <w:p>
+      <w:pPr>
+        <w:pStyle w:val="Heading2"/>
+      </w:pPr>
+      <w:r>
+        <w:t>Earlier wording, alternatives and picture transcripts · reference / check after trying</w:t>
+      </w:r>
+    </w:p>
+    <w:p>
+      <w:pPr>
+        <w:pStyle w:val="Heading3"/>
+      </w:pPr>
+      <w:r>
         <w:t>Locate the earliest unsupported step</w:t>
       </w:r>
     </w:p>
     <w:p>
       <w:pPr>
-        <w:spacing w:line="336" w:lineRule="auto" w:after="180"/>
-      </w:pPr>
-      <w:r>
-        <w:rPr>
-          <w:b w:val="0"/>
-        </w:rPr>
-        <w:t>A report omits this qualification: A prespecified plan can still be flawed; transparency prevents hidden changes, not invalid assumptions.</w:t>
-      </w:r>
-    </w:p>
-    <w:p>
-      <w:pPr>
-        <w:spacing w:line="336" w:lineRule="auto" w:after="180"/>
-      </w:pPr>
-      <w:r>
-        <w:rPr>
-          <w:b w:val="0"/>
-        </w:rPr>
-        <w:t>Explain how omitting it could change a reader's interpretation, and write an accurate replacement.</w:t>
+        <w:pStyle w:val="Heading1"/>
+      </w:pPr>
+      <w:r>
+        <w:t>08. Practise the mechanism with progressively less help</w:t>
+      </w:r>
+    </w:p>
+    <w:p>
+      <w:r>
+        <w:t>Keep the selected independent case for a first attempt.</w:t>
+      </w:r>
+    </w:p>
+    <w:p>
+      <w:pPr>
+        <w:pStyle w:val="Heading2"/>
+      </w:pPr>
+      <w:r>
+        <w:t>Shared explanation</w:t>
+      </w:r>
+    </w:p>
+    <w:p>
+      <w:pPr>
+        <w:pStyle w:val="ListBullet"/>
+      </w:pPr>
+      <w:r>
+        <w:t>Explain the weekly mechanism in your own words. Use the worked scenario to name its input, decision rule and output.</w:t>
       </w:r>
     </w:p>
     <w:p>
@@ -1484,7 +2437,7 @@
         <w:pStyle w:val="Heading3"/>
       </w:pPr>
       <w:r>
-        <w:t>State one repair and the checks you would rerun.</w:t>
+        <w:t>Guided: restate the worked result, then name the assumption or limitation that prevents a broader conclusion.</w:t>
       </w:r>
     </w:p>
     <w:p>
@@ -1513,79 +2466,19 @@
       </w:r>
     </w:p>
     <w:p>
+      <w:pPr>
+        <w:pStyle w:val="Heading3"/>
+      </w:pPr>
+      <w:r>
+        <w:t>Explain your prediction to a partner before comparing results.</w:t>
+      </w:r>
+    </w:p>
+    <w:p>
       <w:r>
         <w:t>________________________________________________________________</w:t>
       </w:r>
     </w:p>
     <w:p>
-      <w:pPr>
-        <w:pStyle w:val="Heading1"/>
-      </w:pPr>
-      <w:r>
-        <w:t>08. Practise together</w:t>
-      </w:r>
-    </w:p>
-    <w:p>
-      <w:r>
-        <w:t>Practise Predefining an analysis plan with support, then explain the deciding step in your own words.</w:t>
-      </w:r>
-    </w:p>
-    <w:p>
-      <w:pPr>
-        <w:spacing w:line="336" w:lineRule="auto" w:after="180"/>
-      </w:pPr>
-      <w:r>
-        <w:rPr>
-          <w:b w:val="0"/>
-        </w:rPr>
-        <w:t xml:space="preserve">Explain the weekly </w:t>
-      </w:r>
-      <w:r>
-        <w:rPr>
-          <w:b/>
-        </w:rPr>
-        <w:t>mechanism</w:t>
-      </w:r>
-      <w:r>
-        <w:rPr>
-          <w:b w:val="0"/>
-        </w:rPr>
-        <w:t xml:space="preserve"> in your own words. Use the worked scenario to name its </w:t>
-      </w:r>
-      <w:r>
-        <w:rPr>
-          <w:b/>
-        </w:rPr>
-        <w:t>input</w:t>
-      </w:r>
-      <w:r>
-        <w:rPr>
-          <w:b w:val="0"/>
-        </w:rPr>
-        <w:t xml:space="preserve">, decision rule and </w:t>
-      </w:r>
-      <w:r>
-        <w:rPr>
-          <w:b/>
-        </w:rPr>
-        <w:t>output</w:t>
-      </w:r>
-      <w:r>
-        <w:rPr>
-          <w:b w:val="0"/>
-        </w:rPr>
-        <w:t>.</w:t>
-      </w:r>
-    </w:p>
-    <w:p>
-      <w:pPr>
-        <w:pStyle w:val="Heading3"/>
-      </w:pPr>
-      <w:r>
-        <w:t>Guided: restate the worked result, then name the assumption or limitation that prevents a broader conclusion.</w:t>
-      </w:r>
-    </w:p>
-    <w:p>
       <w:r>
         <w:t>________________________________________________________________</w:t>
       </w:r>
@@ -1601,49 +2494,11 @@
       </w:r>
     </w:p>
     <w:p>
-      <w:r>
-        <w:t>________________________________________________________________</w:t>
-      </w:r>
-    </w:p>
-    <w:p>
-      <w:r>
-        <w:t>________________________________________________________________</w:t>
-      </w:r>
-    </w:p>
-    <w:p>
-      <w:pPr>
-        <w:pStyle w:val="Heading3"/>
-      </w:pPr>
-      <w:r>
-        <w:t>Explain your prediction to a partner before comparing results.</w:t>
-      </w:r>
-    </w:p>
-    <w:p>
-      <w:r>
-        <w:t>________________________________________________________________</w:t>
-      </w:r>
-    </w:p>
-    <w:p>
-      <w:r>
-        <w:t>________________________________________________________________</w:t>
-      </w:r>
-    </w:p>
-    <w:p>
-      <w:r>
-        <w:t>________________________________________________________________</w:t>
-      </w:r>
-    </w:p>
-    <w:p>
-      <w:r>
-        <w:t>________________________________________________________________</w:t>
-      </w:r>
-    </w:p>
-    <w:p>
-      <w:pPr>
-        <w:pStyle w:val="Heading3"/>
-      </w:pPr>
-      <w:r>
-        <w:t>Practise with less help: Trace the worked case</w:t>
+      <w:pPr>
+        <w:pStyle w:val="Heading2"/>
+      </w:pPr>
+      <w:r>
+        <w:t>Supported workbook trace</w:t>
       </w:r>
     </w:p>
     <w:p>
@@ -1773,94 +2628,49 @@
     </w:p>
     <w:p>
       <w:pPr>
+        <w:pStyle w:val="Heading2"/>
+      </w:pPr>
+      <w:r>
+        <w:t>Individual scope check</w:t>
+      </w:r>
+    </w:p>
+    <w:p>
+      <w:pPr>
+        <w:pStyle w:val="ListBullet"/>
+      </w:pPr>
+      <w:r>
+        <w:t>Use the worked case for Predefining an analysis plan. Proposed explanation: “The worked result establishes every future case”. Decide whether this explanation is supported. Point to the step or supplied fact that decides; explain your repair if needed.</w:t>
+      </w:r>
+    </w:p>
+    <w:p>
+      <w:pPr>
+        <w:pStyle w:val="ListBullet"/>
+      </w:pPr>
+      <w:r>
+        <w:t>Answer on your own before discussion. If you are unsure, say which step you need help with.</w:t>
+      </w:r>
+    </w:p>
+    <w:p>
+      <w:pPr>
+        <w:pStyle w:val="Heading2"/>
+      </w:pPr>
+      <w:r>
+        <w:t>Picture response</w:t>
+      </w:r>
+    </w:p>
+    <w:p>
+      <w:pPr>
+        <w:pStyle w:val="ListBullet"/>
+      </w:pPr>
+      <w:r>
+        <w:t>Apply the recorded exclusion rule. Can two readable model failures be removed, and how must a necessary later plan change be disclosed?</w:t>
+      </w:r>
+    </w:p>
+    <w:p>
+      <w:pPr>
         <w:pStyle w:val="Heading3"/>
       </w:pPr>
       <w:r>
-        <w:t>Check your reasoning</w:t>
-      </w:r>
-    </w:p>
-    <w:p>
-      <w:pPr>
-        <w:spacing w:line="336" w:lineRule="auto" w:after="180"/>
-      </w:pPr>
-      <w:r>
-        <w:rPr>
-          <w:b w:val="0"/>
-        </w:rPr>
-        <w:t xml:space="preserve">Use the worked case for Predefining an </w:t>
-      </w:r>
-      <w:r>
-        <w:rPr>
-          <w:b/>
-        </w:rPr>
-        <w:t>analysis plan</w:t>
-      </w:r>
-      <w:r>
-        <w:rPr>
-          <w:b w:val="0"/>
-        </w:rPr>
-        <w:t>. Proposed explanation: “The worked result establishes every future case”. Decide whether this explanation is supported.</w:t>
-      </w:r>
-    </w:p>
-    <w:p>
-      <w:pPr>
-        <w:spacing w:line="336" w:lineRule="auto" w:after="180"/>
-      </w:pPr>
-      <w:r>
-        <w:rPr>
-          <w:b w:val="0"/>
-        </w:rPr>
-        <w:t>Point to the step or supplied fact that decides; explain your repair if needed.</w:t>
-      </w:r>
-    </w:p>
-    <w:p>
-      <w:pPr>
-        <w:spacing w:line="336" w:lineRule="auto" w:after="180"/>
-      </w:pPr>
-      <w:r>
-        <w:rPr>
-          <w:b w:val="0"/>
-        </w:rPr>
-        <w:t>Answer on your own before discussion. If you are unsure, say which step you need help with.</w:t>
-      </w:r>
-    </w:p>
-    <w:p>
-      <w:pPr>
-        <w:pStyle w:val="Heading3"/>
-      </w:pPr>
-      <w:r>
-        <w:t>Explain the picture</w:t>
-      </w:r>
-    </w:p>
-    <w:p>
-      <w:pPr>
-        <w:spacing w:line="336" w:lineRule="auto" w:after="180"/>
-        <w:shd w:fill="F5F1FB"/>
-      </w:pPr>
-      <w:r>
-        <w:rPr>
-          <w:b w:val="0"/>
-        </w:rPr>
-        <w:t xml:space="preserve">Apply the recorded </w:t>
-      </w:r>
-      <w:r>
-        <w:rPr>
-          <w:b/>
-        </w:rPr>
-        <w:t>exclusion rule</w:t>
-      </w:r>
-      <w:r>
-        <w:rPr>
-          <w:b w:val="0"/>
-        </w:rPr>
-        <w:t>. Can two readable model failures be removed, and how must a necessary later plan change be disclosed?</w:t>
-      </w:r>
-    </w:p>
-    <w:p>
-      <w:pPr>
-        <w:pStyle w:val="Heading3"/>
-      </w:pPr>
-      <w:r>
         <w:t>My explanation using a pictured step and the given facts</w:t>
       </w:r>
     </w:p>
@@ -1882,6 +2692,14 @@
     <w:p>
       <w:r>
         <w:t>________________________________________________________________</w:t>
+      </w:r>
+    </w:p>
+    <w:p>
+      <w:pPr>
+        <w:pStyle w:val="Heading2"/>
+      </w:pPr>
+      <w:r>
+        <w:t>Reserve the independent task</w:t>
       </w:r>
     </w:p>
     <w:p>
@@ -1897,23 +2715,55 @@
     </w:p>
     <w:p>
       <w:pPr>
+        <w:pStyle w:val="Heading2"/>
+      </w:pPr>
+      <w:r>
+        <w:t>Earlier wording, alternatives and picture transcripts · reference / check after trying</w:t>
+      </w:r>
+    </w:p>
+    <w:p>
+      <w:pPr>
+        <w:pStyle w:val="Heading3"/>
+      </w:pPr>
+      <w:r>
+        <w:t>Practise with less help: Trace the worked case</w:t>
+      </w:r>
+    </w:p>
+    <w:p>
+      <w:pPr>
+        <w:pStyle w:val="Heading3"/>
+      </w:pPr>
+      <w:r>
+        <w:t>Check your reasoning</w:t>
+      </w:r>
+    </w:p>
+    <w:p>
+      <w:pPr>
+        <w:pStyle w:val="Heading3"/>
+      </w:pPr>
+      <w:r>
+        <w:t>Explain the picture</w:t>
+      </w:r>
+    </w:p>
+    <w:p>
+      <w:pPr>
         <w:pStyle w:val="Heading1"/>
       </w:pPr>
       <w:r>
-        <w:t>09. Run the investigation</w:t>
-      </w:r>
-    </w:p>
-    <w:p>
-      <w:r>
-        <w:t>Investigate Predefining an analysis plan. Record the prediction, actual observation or labelled paper trace, explanation and next test separately.</w:t>
-      </w:r>
-    </w:p>
-    <w:p>
-      <w:pPr>
-        <w:pStyle w:val="Heading3"/>
-      </w:pPr>
-      <w:r>
-        <w:t>Predict, investigate and preserve the evidence</w:t>
+        <w:t>09. Investigate, record the evidence and check the limits</w:t>
+      </w:r>
+    </w:p>
+    <w:p>
+      <w:r>
+        <w:t>Distinguish a prediction, a paper trace and an actual local execution.</w:t>
+      </w:r>
+    </w:p>
+    <w:p>
+      <w:pPr>
+        <w:pStyle w:val="Heading2"/>
+      </w:pPr>
+      <w:r>
+        <w:t>Current investigation</w:t>
       </w:r>
     </w:p>
     <w:p>
@@ -1924,7 +2774,31 @@
         <w:rPr>
           <w:b w:val="0"/>
         </w:rPr>
-        <w:t>Plan includes all20 cases. After results, the team removes four failed cases because they make the graph look worse. Show the intermediate steps and give the conclusion with its scope.</w:t>
+        <w:t>Plan includes all 20 cases. After results, the team removes four failed cases because they make the graph look worse. Show the intermediate steps and give the conclusion with its scope.</w:t>
+      </w:r>
+    </w:p>
+    <w:p>
+      <w:pPr>
+        <w:pStyle w:val="Heading2"/>
+      </w:pPr>
+      <w:r>
+        <w:t>Complete investigation instructions</w:t>
+      </w:r>
+    </w:p>
+    <w:p>
+      <w:pPr>
+        <w:pStyle w:val="ListNumber"/>
+      </w:pPr>
+      <w:r>
+        <w:t>Perform a paper comparison of the original plan and proposed exclusion. Record the original denominator twenty, four known failures and sixteen unspecified outcomes. Do not invent a final rate; write actual passes/20 and the conditional example separately. Then apply the picture’s unreadable-before-scoring rule to the two readable failures. Preserve a hypothetical revision log with clearly labelled proposed reasons and timing, without claiming any real preregistration or study occurred. Reserve the fifteen-input independent task for the first individual attempt.</w:t>
+      </w:r>
+    </w:p>
+    <w:p>
+      <w:pPr>
+        <w:pStyle w:val="Heading2"/>
+      </w:pPr>
+      <w:r>
+        <w:t>Evidence record and reflection</w:t>
       </w:r>
     </w:p>
     <w:tbl>
@@ -2076,14 +2950,6 @@
     </w:p>
     <w:p>
       <w:pPr>
-        <w:pStyle w:val="Heading3"/>
-      </w:pPr>
-      <w:r>
-        <w:t>Plan → try → check</w:t>
-      </w:r>
-    </w:p>
-    <w:p>
-      <w:pPr>
         <w:spacing w:line="336" w:lineRule="auto" w:after="180"/>
       </w:pPr>
       <w:r>
@@ -2095,23 +2961,47 @@
     </w:p>
     <w:p>
       <w:pPr>
+        <w:pStyle w:val="Heading2"/>
+      </w:pPr>
+      <w:r>
+        <w:t>Earlier wording, alternatives and picture transcripts · reference / check after trying</w:t>
+      </w:r>
+    </w:p>
+    <w:p>
+      <w:pPr>
+        <w:pStyle w:val="Heading3"/>
+      </w:pPr>
+      <w:r>
+        <w:t>Predict, investigate and preserve the evidence</w:t>
+      </w:r>
+    </w:p>
+    <w:p>
+      <w:pPr>
+        <w:pStyle w:val="Heading3"/>
+      </w:pPr>
+      <w:r>
+        <w:t>Plan → try → check</w:t>
+      </w:r>
+    </w:p>
+    <w:p>
+      <w:pPr>
         <w:pStyle w:val="Heading1"/>
       </w:pPr>
       <w:r>
-        <w:t>10. Build your understanding</w:t>
-      </w:r>
-    </w:p>
-    <w:p>
-      <w:r>
-        <w:t>Move from recall to tracing, diagnosis and transfer in Predefining an analysis plan. Explain why each step is justified.</w:t>
-      </w:r>
-    </w:p>
-    <w:p>
-      <w:pPr>
-        <w:pStyle w:val="Heading3"/>
-      </w:pPr>
-      <w:r>
-        <w:t>Explain → apply → challenge</w:t>
+        <w:t>14. Try the selected new case independently</w:t>
+      </w:r>
+    </w:p>
+    <w:p>
+      <w:r>
+        <w:t>Use the supplied malformed-input rule, show eligible performance and report excluded-case coverage separately.</w:t>
+      </w:r>
+    </w:p>
+    <w:p>
+      <w:pPr>
+        <w:pStyle w:val="Heading2"/>
+      </w:pPr>
+      <w:r>
+        <w:t>Complete independent task</w:t>
       </w:r>
     </w:p>
     <w:p>
@@ -2122,19 +3012,7 @@
         <w:rPr>
           <w:b w:val="0"/>
         </w:rPr>
-        <w:t xml:space="preserve">Explain the weekly </w:t>
-      </w:r>
-      <w:r>
-        <w:rPr>
-          <w:b/>
-        </w:rPr>
-        <w:t>mechanism</w:t>
-      </w:r>
-      <w:r>
-        <w:rPr>
-          <w:b w:val="0"/>
-        </w:rPr>
-        <w:t xml:space="preserve"> in your own words. Use the worked scenario to name its </w:t>
+        <w:t xml:space="preserve">Plan excludes malformed </w:t>
       </w:r>
       <w:r>
         <w:rPr>
@@ -2146,19 +3024,194 @@
         <w:rPr>
           <w:b w:val="0"/>
         </w:rPr>
-        <w:t xml:space="preserve">, decision rule and </w:t>
+        <w:t>s by a rule fixed beforehand. Three of 15 are malformed; 9 of 12 eligible pass. Report.</w:t>
+      </w:r>
+    </w:p>
+    <w:p>
+      <w:pPr>
+        <w:pStyle w:val="Heading2"/>
+      </w:pPr>
+      <w:r>
+        <w:t>First attempt and support record</w:t>
+      </w:r>
+    </w:p>
+    <w:p>
+      <w:pPr>
+        <w:pStyle w:val="Heading3"/>
+      </w:pPr>
+      <w:r>
+        <w:t>My independent explanation, trace and limits</w:t>
+      </w:r>
+    </w:p>
+    <w:p>
+      <w:r>
+        <w:t>________________________________________________________________</w:t>
+      </w:r>
+    </w:p>
+    <w:p>
+      <w:r>
+        <w:t>________________________________________________________________</w:t>
+      </w:r>
+    </w:p>
+    <w:p>
+      <w:r>
+        <w:t>________________________________________________________________</w:t>
+      </w:r>
+    </w:p>
+    <w:p>
+      <w:r>
+        <w:t>________________________________________________________________</w:t>
+      </w:r>
+    </w:p>
+    <w:p>
+      <w:r>
+        <w:t>________________________________________________________________</w:t>
+      </w:r>
+    </w:p>
+    <w:p>
+      <w:r>
+        <w:t>________________________________________________________________</w:t>
+      </w:r>
+    </w:p>
+    <w:p>
+      <w:r>
+        <w:t>________________________________________________________________</w:t>
+      </w:r>
+    </w:p>
+    <w:p>
+      <w:pPr>
+        <w:spacing w:line="336" w:lineRule="auto" w:after="180"/>
+      </w:pPr>
+      <w:r>
+        <w:rPr>
+          <w:b w:val="0"/>
+        </w:rPr>
+        <w:t>Attempt this case before feedback. Record any help. Earlier examples below are further practice; a case already practised with feedback cannot establish fresh transfer.</w:t>
+      </w:r>
+    </w:p>
+    <w:p>
+      <w:pPr>
+        <w:pStyle w:val="Heading2"/>
+      </w:pPr>
+      <w:r>
+        <w:t>Feedback after trying</w:t>
+      </w:r>
+    </w:p>
+    <w:p>
+      <w:pPr>
+        <w:spacing w:line="336" w:lineRule="auto" w:after="180"/>
+      </w:pPr>
+      <w:r>
+        <w:rPr>
+          <w:b w:val="0"/>
+        </w:rPr>
+        <w:t>Attempt the independent case before hints. Record whether you worked alone, used a hint or followed a model. After feedback, fix the first unsupported step and explain why it changed.</w:t>
+      </w:r>
+    </w:p>
+    <w:p>
+      <w:pPr>
+        <w:spacing w:line="336" w:lineRule="auto" w:after="180"/>
+      </w:pPr>
+      <w:r>
+        <w:rPr>
+          <w:b w:val="0"/>
+        </w:rPr>
+        <w:t>A later check uses a changed case, not a copied answer.</w:t>
+      </w:r>
+    </w:p>
+    <w:p>
+      <w:pPr>
+        <w:pStyle w:val="Heading2"/>
+      </w:pPr>
+      <w:r>
+        <w:t>Earlier wording, alternatives and picture transcripts · reference / check after trying</w:t>
+      </w:r>
+    </w:p>
+    <w:p>
+      <w:pPr>
+        <w:pStyle w:val="Heading3"/>
+      </w:pPr>
+      <w:r>
+        <w:t>Independent case: Apply a new case independently</w:t>
+      </w:r>
+    </w:p>
+    <w:p>
+      <w:pPr>
+        <w:pStyle w:val="Heading3"/>
+      </w:pPr>
+      <w:r>
+        <w:t>Attempt this without hints</w:t>
+      </w:r>
+    </w:p>
+    <w:p>
+      <w:pPr>
+        <w:spacing w:line="336" w:lineRule="auto" w:after="180"/>
+      </w:pPr>
+      <w:r>
+        <w:rPr>
+          <w:b w:val="0"/>
+        </w:rPr>
+        <w:t xml:space="preserve">Plan excludes malformed </w:t>
       </w:r>
       <w:r>
         <w:rPr>
           <w:b/>
         </w:rPr>
-        <w:t>output</w:t>
+        <w:t>input</w:t>
       </w:r>
       <w:r>
         <w:rPr>
           <w:b w:val="0"/>
         </w:rPr>
-        <w:t>.</w:t>
+        <w:t>s by a rule fixed beforehand. Three of 15 are malformed; 9 of 12 eligible pass. Report.</w:t>
+      </w:r>
+    </w:p>
+    <w:p>
+      <w:pPr>
+        <w:pStyle w:val="Heading3"/>
+      </w:pPr>
+      <w:r>
+        <w:t>My independent procedure, result and limitation</w:t>
+      </w:r>
+    </w:p>
+    <w:p>
+      <w:r>
+        <w:t>________________________________________________________________</w:t>
+      </w:r>
+    </w:p>
+    <w:p>
+      <w:r>
+        <w:t>________________________________________________________________</w:t>
+      </w:r>
+    </w:p>
+    <w:p>
+      <w:r>
+        <w:t>________________________________________________________________</w:t>
+      </w:r>
+    </w:p>
+    <w:p>
+      <w:r>
+        <w:t>________________________________________________________________</w:t>
+      </w:r>
+    </w:p>
+    <w:p>
+      <w:r>
+        <w:t>________________________________________________________________</w:t>
+      </w:r>
+    </w:p>
+    <w:p>
+      <w:r>
+        <w:t>________________________________________________________________</w:t>
+      </w:r>
+    </w:p>
+    <w:p>
+      <w:r>
+        <w:t>________________________________________________________________</w:t>
+      </w:r>
+    </w:p>
+    <w:p>
+      <w:r>
+        <w:t>________________________________________________________________</w:t>
       </w:r>
     </w:p>
     <w:p>
@@ -2169,40 +3222,7 @@
         <w:rPr>
           <w:b w:val="0"/>
         </w:rPr>
-        <w:t>A report omits this qualification: A prespecified plan can still be flawed; transparency prevents hidden changes, not invalid assumptions.</w:t>
-      </w:r>
-    </w:p>
-    <w:p>
-      <w:pPr>
-        <w:spacing w:line="336" w:lineRule="auto" w:after="180"/>
-      </w:pPr>
-      <w:r>
-        <w:rPr>
-          <w:b w:val="0"/>
-        </w:rPr>
-        <w:t>Explain how omitting it could change a reader's interpretation, and write an accurate replacement.</w:t>
-      </w:r>
-    </w:p>
-    <w:p>
-      <w:pPr>
-        <w:spacing w:line="336" w:lineRule="auto" w:after="180"/>
-      </w:pPr>
-      <w:r>
-        <w:rPr>
-          <w:b w:val="0"/>
-        </w:rPr>
-        <w:t>For the worked scenario, propose one additional case that could reveal a failure, describe its expected outcome before running it, and explain what would need to remain fixed for a fair comparison.</w:t>
-      </w:r>
-    </w:p>
-    <w:p>
-      <w:pPr>
-        <w:spacing w:line="336" w:lineRule="auto" w:after="180"/>
-      </w:pPr>
-      <w:r>
-        <w:rPr>
-          <w:b w:val="0"/>
-        </w:rPr>
-        <w:t>Do not reuse W4 as a new final test after receiving feedback.</w:t>
+        <w:t>Record support used: none, hint or teacher explanation. After feedback, a different case is needed to demonstrate independence.</w:t>
       </w:r>
     </w:p>
     <w:p>
@@ -2210,32 +3230,7 @@
         <w:pStyle w:val="Heading3"/>
       </w:pPr>
       <w:r>
-        <w:t>Explain which evidence supports your conclusion and which claim remains unproved.</w:t>
-      </w:r>
-    </w:p>
-    <w:p>
-      <w:r>
-        <w:t>________________________________________________________________</w:t>
-      </w:r>
-    </w:p>
-    <w:p>
-      <w:r>
-        <w:t>________________________________________________________________</w:t>
-      </w:r>
-    </w:p>
-    <w:p>
-      <w:r>
-        <w:t>________________________________________________________________</w:t>
-      </w:r>
-    </w:p>
-    <w:p>
-      <w:r>
-        <w:t>________________________________________________________________</w:t>
-      </w:r>
-    </w:p>
-    <w:p>
-      <w:r>
-        <w:t>________________________________________________________________</w:t>
+        <w:t>Use feedback to improve</w:t>
       </w:r>
     </w:p>
     <w:p>
@@ -2243,12 +3238,20 @@
         <w:pStyle w:val="Heading1"/>
       </w:pPr>
       <w:r>
-        <w:t>11. Connect your project</w:t>
-      </w:r>
-    </w:p>
-    <w:p>
-      <w:r>
-        <w:t>Apply this week’s idea to Reproducible AI Research Study. Keep an annotated decision and the evidence supporting it.</w:t>
+        <w:t>11. Save the research artifact and unresolved conditions</w:t>
+      </w:r>
+    </w:p>
+    <w:p>
+      <w:r>
+        <w:t>Keep supplied evidence, proposed revisions and actual work distinct.</w:t>
+      </w:r>
+    </w:p>
+    <w:p>
+      <w:pPr>
+        <w:pStyle w:val="Heading2"/>
+      </w:pPr>
+      <w:r>
+        <w:t>Project task and artifact</w:t>
       </w:r>
     </w:p>
     <w:p>
@@ -2463,10 +3466,10 @@
     </w:tbl>
     <w:p>
       <w:pPr>
-        <w:pStyle w:val="Heading3"/>
-      </w:pPr>
-      <w:r>
-        <w:t>Evidence for your project</w:t>
+        <w:pStyle w:val="Heading2"/>
+      </w:pPr>
+      <w:r>
+        <w:t>Evidence and limitations</w:t>
       </w:r>
     </w:p>
     <w:p>
@@ -2482,15 +3485,88 @@
     </w:p>
     <w:p>
       <w:pPr>
+        <w:pStyle w:val="Heading2"/>
+      </w:pPr>
+      <w:r>
+        <w:t>Earlier wording, alternatives and picture transcripts · reference / check after trying</w:t>
+      </w:r>
+    </w:p>
+    <w:p>
+      <w:pPr>
+        <w:pStyle w:val="Heading3"/>
+      </w:pPr>
+      <w:r>
+        <w:t>Evidence for your project</w:t>
+      </w:r>
+    </w:p>
+    <w:p>
+      <w:pPr>
         <w:pStyle w:val="Heading1"/>
       </w:pPr>
       <w:r>
-        <w:t>12. Show what you know</w:t>
-      </w:r>
-    </w:p>
-    <w:p>
-      <w:r>
-        <w:t>Use a genuinely new case for independent evidence. Previously discussed examples remain practice; use the separately named independent case before feedback.</w:t>
+        <w:t>16. Retrieve the mechanism and state the evidence boundary</w:t>
+      </w:r>
+    </w:p>
+    <w:p>
+      <w:r>
+        <w:t>Explain what follows and what would require new evidence.</w:t>
+      </w:r>
+    </w:p>
+    <w:p>
+      <w:pPr>
+        <w:pStyle w:val="Heading2"/>
+      </w:pPr>
+      <w:r>
+        <w:t>Retrieve and explain</w:t>
+      </w:r>
+    </w:p>
+    <w:p>
+      <w:pPr>
+        <w:pStyle w:val="ListBullet"/>
+      </w:pPr>
+      <w:r>
+        <w:t>Close your notes. Explain this goal in your own words: Explain the mechanism and terminology of predefining an analysis plan</w:t>
+      </w:r>
+    </w:p>
+    <w:p>
+      <w:pPr>
+        <w:pStyle w:val="Heading3"/>
+      </w:pPr>
+      <w:r>
+        <w:t>My deciding step, evidence and one remaining question</w:t>
+      </w:r>
+    </w:p>
+    <w:p>
+      <w:r>
+        <w:t>________________________________________________________________</w:t>
+      </w:r>
+    </w:p>
+    <w:p>
+      <w:r>
+        <w:t>________________________________________________________________</w:t>
+      </w:r>
+    </w:p>
+    <w:p>
+      <w:r>
+        <w:t>________________________________________________________________</w:t>
+      </w:r>
+    </w:p>
+    <w:p>
+      <w:r>
+        <w:t>________________________________________________________________</w:t>
+      </w:r>
+    </w:p>
+    <w:p>
+      <w:r>
+        <w:t>________________________________________________________________</w:t>
+      </w:r>
+    </w:p>
+    <w:p>
+      <w:pPr>
+        <w:pStyle w:val="Heading2"/>
+      </w:pPr>
+      <w:r>
+        <w:t>Plan a changed-case return</w:t>
       </w:r>
     </w:p>
     <w:p>
@@ -2501,62 +3577,31 @@
         <w:rPr>
           <w:b w:val="0"/>
         </w:rPr>
-        <w:t>Complete the supported workbook tasks before attempting W4 independently. Record any hints or help used. After feedback, use the teacher's fresh retry rather than copying the earlier answer.</w:t>
-      </w:r>
-    </w:p>
-    <w:p>
-      <w:pPr>
-        <w:spacing w:line="336" w:lineRule="auto" w:after="180"/>
-      </w:pPr>
+        <w:t xml:space="preserve">If you are unsure, return to the worked picture and explain one arrow. If you are ready, change an </w:t>
+      </w:r>
+      <w:r>
+        <w:rPr>
+          <w:b/>
+        </w:rPr>
+        <w:t>input</w:t>
+      </w:r>
       <w:r>
         <w:rPr>
           <w:b w:val="0"/>
         </w:rPr>
-        <w:t>For a project, select a relevant new case, predict the outcome from the declared rule and preserve the result alongside any revision.</w:t>
-      </w:r>
-    </w:p>
-    <w:p>
-      <w:pPr>
-        <w:pStyle w:val="Heading3"/>
-      </w:pPr>
-      <w:r>
-        <w:t>Exit: propose one revealing change to the worked scenario. State the expected outcome and the evidence that would make you revise your explanation.</w:t>
-      </w:r>
-    </w:p>
-    <w:p>
-      <w:r>
-        <w:t>________________________________________________________________</w:t>
-      </w:r>
-    </w:p>
-    <w:p>
-      <w:r>
-        <w:t>________________________________________________________________</w:t>
-      </w:r>
-    </w:p>
-    <w:p>
-      <w:r>
-        <w:t>________________________________________________________________</w:t>
-      </w:r>
-    </w:p>
-    <w:p>
-      <w:r>
-        <w:t>________________________________________________________________</w:t>
-      </w:r>
-    </w:p>
-    <w:p>
-      <w:r>
-        <w:t>________________________________________________________________</w:t>
-      </w:r>
-    </w:p>
-    <w:p>
-      <w:pPr>
-        <w:spacing w:line="336" w:lineRule="auto" w:after="180"/>
-      </w:pPr>
+        <w:t xml:space="preserve"> or assumption and justify your </w:t>
+      </w:r>
+      <w:r>
+        <w:rPr>
+          <w:b/>
+        </w:rPr>
+        <w:t>prediction</w:t>
+      </w:r>
       <w:r>
         <w:rPr>
           <w:b w:val="0"/>
         </w:rPr>
-        <w:t>For the worked scenario, propose one additional case that could reveal a failure, describe its expected outcome before running it, and explain what would need to remain fixed for a fair comparison.</w:t>
+        <w:t>.</w:t>
       </w:r>
     </w:p>
     <w:p>
@@ -2567,14 +3612,336 @@
         <w:rPr>
           <w:b w:val="0"/>
         </w:rPr>
-        <w:t>Do not reuse W4 as a new final test after receiving feedback.</w:t>
-      </w:r>
-    </w:p>
+        <w:t xml:space="preserve">Save your workbook </w:t>
+      </w:r>
+      <w:r>
+        <w:rPr>
+          <w:b/>
+        </w:rPr>
+        <w:t>evidence</w:t>
+      </w:r>
+      <w:r>
+        <w:rPr>
+          <w:b w:val="0"/>
+        </w:rPr>
+        <w:t>. At the next review, try a different case before opening your old answer.</w:t>
+      </w:r>
+    </w:p>
+    <w:p>
+      <w:pPr>
+        <w:pStyle w:val="Heading1"/>
+      </w:pPr>
+      <w:r>
+        <w:t>Reference bank and extra practice</w:t>
+      </w:r>
+    </w:p>
+    <w:p>
+      <w:pPr>
+        <w:pStyle w:val="Heading1"/>
+      </w:pPr>
+      <w:r>
+        <w:t>05. Reference · Use research vocabulary precisely</w:t>
+      </w:r>
+    </w:p>
+    <w:p>
+      <w:r>
+        <w:t>Connect each term to the question, comparison, measurement or evidence.</w:t>
+      </w:r>
+    </w:p>
+    <w:p>
+      <w:pPr>
+        <w:pStyle w:val="Heading2"/>
+      </w:pPr>
+      <w:r>
+        <w:t>Vocabulary and your explanation</w:t>
+      </w:r>
+    </w:p>
+    <w:tbl>
+      <w:tblPr>
+        <w:tblStyle w:val="LightShading-Accent1"/>
+        <w:tblW w:type="auto" w:w="0"/>
+        <w:tblLook w:firstColumn="1" w:firstRow="1" w:lastColumn="0" w:lastRow="0" w:noHBand="0" w:noVBand="1" w:val="04A0"/>
+      </w:tblPr>
+      <w:tblGrid>
+        <w:gridCol w:w="5112"/>
+        <w:gridCol w:w="5112"/>
+      </w:tblGrid>
+      <w:tr>
+        <w:trPr>
+          <w:tblHeader/>
+        </w:trPr>
+        <w:tc>
+          <w:tcPr>
+            <w:tcW w:type="dxa" w:w="5112"/>
+          </w:tcPr>
+          <w:p>
+            <w:r>
+              <w:t>Word</w:t>
+            </w:r>
+          </w:p>
+        </w:tc>
+        <w:tc>
+          <w:tcPr>
+            <w:tcW w:type="dxa" w:w="5112"/>
+          </w:tcPr>
+          <w:p>
+            <w:r>
+              <w:t>Meaning</w:t>
+            </w:r>
+          </w:p>
+        </w:tc>
+      </w:tr>
+      <w:tr>
+        <w:tc>
+          <w:tcPr>
+            <w:tcW w:type="dxa" w:w="5112"/>
+          </w:tcPr>
+          <w:p>
+            <w:r>
+              <w:t>Analysis plan</w:t>
+            </w:r>
+          </w:p>
+        </w:tc>
+        <w:tc>
+          <w:tcPr>
+            <w:tcW w:type="dxa" w:w="5112"/>
+          </w:tcPr>
+          <w:p>
+            <w:r>
+              <w:t>Declared procedures before inspecting primary results</w:t>
+            </w:r>
+          </w:p>
+        </w:tc>
+      </w:tr>
+      <w:tr>
+        <w:tc>
+          <w:tcPr>
+            <w:tcW w:type="dxa" w:w="5112"/>
+          </w:tcPr>
+          <w:p>
+            <w:r>
+              <w:t>Exclusion rule</w:t>
+            </w:r>
+          </w:p>
+        </w:tc>
+        <w:tc>
+          <w:tcPr>
+            <w:tcW w:type="dxa" w:w="5112"/>
+          </w:tcPr>
+          <w:p>
+            <w:r>
+              <w:t>A stated criterion for removing an ineligible case</w:t>
+            </w:r>
+          </w:p>
+        </w:tc>
+      </w:tr>
+      <w:tr>
+        <w:tc>
+          <w:tcPr>
+            <w:tcW w:type="dxa" w:w="5112"/>
+          </w:tcPr>
+          <w:p>
+            <w:r>
+              <w:t>Deviation</w:t>
+            </w:r>
+          </w:p>
+        </w:tc>
+        <w:tc>
+          <w:tcPr>
+            <w:tcW w:type="dxa" w:w="5112"/>
+          </w:tcPr>
+          <w:p>
+            <w:r>
+              <w:t>A recorded departure from the original plan</w:t>
+            </w:r>
+          </w:p>
+        </w:tc>
+      </w:tr>
+    </w:tbl>
     <w:p>
       <w:pPr>
         <w:pStyle w:val="Heading3"/>
       </w:pPr>
       <w:r>
+        <w:t>Use two terms to explain a step in this week’s example.</w:t>
+      </w:r>
+    </w:p>
+    <w:p>
+      <w:r>
+        <w:t>________________________________________________________________</w:t>
+      </w:r>
+    </w:p>
+    <w:p>
+      <w:r>
+        <w:t>________________________________________________________________</w:t>
+      </w:r>
+    </w:p>
+    <w:p>
+      <w:r>
+        <w:t>________________________________________________________________</w:t>
+      </w:r>
+    </w:p>
+    <w:p>
+      <w:pPr>
+        <w:pStyle w:val="Heading1"/>
+      </w:pPr>
+      <w:r>
+        <w:t>10. Extra challenge · Explain a stronger case</w:t>
+      </w:r>
+    </w:p>
+    <w:p>
+      <w:r>
+        <w:t>Choose the next challenge after the main route.</w:t>
+      </w:r>
+    </w:p>
+    <w:p>
+      <w:pPr>
+        <w:pStyle w:val="Heading2"/>
+      </w:pPr>
+      <w:r>
+        <w:t>Explain,repair and extend</w:t>
+      </w:r>
+    </w:p>
+    <w:p>
+      <w:pPr>
+        <w:pStyle w:val="Heading3"/>
+      </w:pPr>
+      <w:r>
+        <w:t>Explain → apply → challenge</w:t>
+      </w:r>
+    </w:p>
+    <w:p>
+      <w:pPr>
+        <w:pStyle w:val="ListBullet"/>
+      </w:pPr>
+      <w:r>
+        <w:t>Explain the weekly mechanism in your own words. Use the worked scenario to name its input, decision rule and output.</w:t>
+      </w:r>
+    </w:p>
+    <w:p>
+      <w:pPr>
+        <w:pStyle w:val="ListBullet"/>
+      </w:pPr>
+      <w:r>
+        <w:t>A report omits this qualification: A prespecified plan can still be flawed; transparency prevents hidden changes, not invalid assumptions. Explain how omitting it could change a reader's interpretation, and write an accurate replacement.</w:t>
+      </w:r>
+    </w:p>
+    <w:p>
+      <w:pPr>
+        <w:pStyle w:val="ListBullet"/>
+      </w:pPr>
+      <w:r>
+        <w:t>For the worked scenario, propose one additional case that could reveal a failure, describe its expected outcome before running it, and explain what would need to remain fixed for a fair comparison. Do not reuse W4 as a new final test after receiving feedback.</w:t>
+      </w:r>
+    </w:p>
+    <w:p>
+      <w:pPr>
+        <w:pStyle w:val="Heading3"/>
+      </w:pPr>
+      <w:r>
+        <w:t>Explain which evidence supports your conclusion and which claim remains unproved.</w:t>
+      </w:r>
+    </w:p>
+    <w:p>
+      <w:r>
+        <w:t>________________________________________________________________</w:t>
+      </w:r>
+    </w:p>
+    <w:p>
+      <w:r>
+        <w:t>________________________________________________________________</w:t>
+      </w:r>
+    </w:p>
+    <w:p>
+      <w:r>
+        <w:t>________________________________________________________________</w:t>
+      </w:r>
+    </w:p>
+    <w:p>
+      <w:r>
+        <w:t>________________________________________________________________</w:t>
+      </w:r>
+    </w:p>
+    <w:p>
+      <w:r>
+        <w:t>________________________________________________________________</w:t>
+      </w:r>
+    </w:p>
+    <w:p>
+      <w:pPr>
+        <w:pStyle w:val="Heading1"/>
+      </w:pPr>
+      <w:r>
+        <w:t>12. Reference · Check the research reasoning and its limits</w:t>
+      </w:r>
+    </w:p>
+    <w:p>
+      <w:r>
+        <w:t>Use after practice; reserve the selected independent case for its first attempt.</w:t>
+      </w:r>
+    </w:p>
+    <w:p>
+      <w:pPr>
+        <w:pStyle w:val="Heading2"/>
+      </w:pPr>
+      <w:r>
+        <w:t>Current explanation and response</w:t>
+      </w:r>
+    </w:p>
+    <w:p>
+      <w:pPr>
+        <w:pStyle w:val="ListBullet"/>
+      </w:pPr>
+      <w:r>
+        <w:t>Complete the supported workbook tasks before attempting W4 independently. Record any hints or help used. After feedback, use the teacher's fresh retry rather than copying the earlier answer. For a project, select a relevant new case, predict the outcome from the declared rule and preserve the result alongside any revision.</w:t>
+      </w:r>
+    </w:p>
+    <w:p>
+      <w:pPr>
+        <w:pStyle w:val="Heading3"/>
+      </w:pPr>
+      <w:r>
+        <w:t>Exit: propose one revealing change to the worked scenario. State the expected outcome and the evidence that would make you revise your explanation.</w:t>
+      </w:r>
+    </w:p>
+    <w:p>
+      <w:r>
+        <w:t>________________________________________________________________</w:t>
+      </w:r>
+    </w:p>
+    <w:p>
+      <w:r>
+        <w:t>________________________________________________________________</w:t>
+      </w:r>
+    </w:p>
+    <w:p>
+      <w:r>
+        <w:t>________________________________________________________________</w:t>
+      </w:r>
+    </w:p>
+    <w:p>
+      <w:r>
+        <w:t>________________________________________________________________</w:t>
+      </w:r>
+    </w:p>
+    <w:p>
+      <w:r>
+        <w:t>________________________________________________________________</w:t>
+      </w:r>
+    </w:p>
+    <w:p>
+      <w:pPr>
+        <w:pStyle w:val="ListBullet"/>
+      </w:pPr>
+      <w:r>
+        <w:t>For the worked scenario, propose one additional case that could reveal a failure, describe its expected outcome before running it, and explain what would need to remain fixed for a fair comparison. Do not reuse W4 as a new final test after receiving feedback.</w:t>
+      </w:r>
+    </w:p>
+    <w:p>
+      <w:pPr>
+        <w:pStyle w:val="Heading3"/>
+      </w:pPr>
+      <w:r>
         <w:t>My limited claim and a useful next check</w:t>
       </w:r>
     </w:p>
@@ -2603,12 +3970,20 @@
         <w:pStyle w:val="Heading1"/>
       </w:pPr>
       <w:r>
-        <w:t>13. Study a complete case</w:t>
-      </w:r>
-    </w:p>
-    <w:p>
-      <w:r>
-        <w:t>Revisit the complete Predefining an analysis plan case for supported practice. Repeated examples do not become fresh assessments.</w:t>
+        <w:t>13. Extra practice · Revisit the complete trace</w:t>
+      </w:r>
+    </w:p>
+    <w:p>
+      <w:r>
+        <w:t>Predict before reading the supplied steps.</w:t>
+      </w:r>
+    </w:p>
+    <w:p>
+      <w:pPr>
+        <w:pStyle w:val="Heading2"/>
+      </w:pPr>
+      <w:r>
+        <w:t>Complete trace and evidence</w:t>
       </w:r>
     </w:p>
     <w:p>
@@ -2680,7 +4055,7 @@
           </w:tcPr>
           <w:p>
             <w:r>
-              <w:t>Plan includes all20 cases. After results, the team removes four failed cases because they make the graph look worse.</w:t>
+              <w:t>Plan includes all 20 cases. After results, the team removes four failed cases because they make the graph look worse.</w:t>
             </w:r>
           </w:p>
         </w:tc>
@@ -2777,230 +4152,20 @@
         <w:pStyle w:val="Heading1"/>
       </w:pPr>
       <w:r>
-        <w:t>14. Try a new case independently</w:t>
-      </w:r>
-    </w:p>
-    <w:p>
-      <w:r>
-        <w:t>Attempt the reserved new case before feedback. Record support; the earlier examples below remain additional practice.</w:t>
-      </w:r>
-    </w:p>
-    <w:p>
-      <w:pPr>
-        <w:pStyle w:val="Heading3"/>
-      </w:pPr>
-      <w:r>
-        <w:t>Independent case: Apply a new case independently</w:t>
-      </w:r>
-    </w:p>
-    <w:p>
-      <w:pPr>
-        <w:spacing w:line="336" w:lineRule="auto" w:after="180"/>
-      </w:pPr>
-      <w:r>
-        <w:rPr>
-          <w:b w:val="0"/>
-        </w:rPr>
-        <w:t xml:space="preserve">Plan excludes malformed </w:t>
-      </w:r>
-      <w:r>
-        <w:rPr>
-          <w:b/>
-        </w:rPr>
-        <w:t>input</w:t>
-      </w:r>
-      <w:r>
-        <w:rPr>
-          <w:b w:val="0"/>
-        </w:rPr>
-        <w:t>s by a rule fixed beforehand. Three of15 are malformed; 9 of12 eligible pass. Report.</w:t>
-      </w:r>
-    </w:p>
-    <w:p>
-      <w:pPr>
-        <w:pStyle w:val="Heading3"/>
-      </w:pPr>
-      <w:r>
-        <w:t>My independent explanation, trace and limits</w:t>
-      </w:r>
-    </w:p>
-    <w:p>
-      <w:r>
-        <w:t>________________________________________________________________</w:t>
-      </w:r>
-    </w:p>
-    <w:p>
-      <w:r>
-        <w:t>________________________________________________________________</w:t>
-      </w:r>
-    </w:p>
-    <w:p>
-      <w:r>
-        <w:t>________________________________________________________________</w:t>
-      </w:r>
-    </w:p>
-    <w:p>
-      <w:r>
-        <w:t>________________________________________________________________</w:t>
-      </w:r>
-    </w:p>
-    <w:p>
-      <w:r>
-        <w:t>________________________________________________________________</w:t>
-      </w:r>
-    </w:p>
-    <w:p>
-      <w:r>
-        <w:t>________________________________________________________________</w:t>
-      </w:r>
-    </w:p>
-    <w:p>
-      <w:r>
-        <w:t>________________________________________________________________</w:t>
-      </w:r>
-    </w:p>
-    <w:p>
-      <w:pPr>
-        <w:spacing w:line="336" w:lineRule="auto" w:after="180"/>
-      </w:pPr>
-      <w:r>
-        <w:rPr>
-          <w:b w:val="0"/>
-        </w:rPr>
-        <w:t>Attempt this case before feedback. Record any help. Earlier examples below are further practice; a case already practised with feedback cannot establish fresh transfer.</w:t>
-      </w:r>
-    </w:p>
-    <w:p>
-      <w:pPr>
-        <w:pStyle w:val="Heading3"/>
-      </w:pPr>
-      <w:r>
-        <w:t>Attempt this without hints</w:t>
-      </w:r>
-    </w:p>
-    <w:p>
-      <w:pPr>
-        <w:spacing w:line="336" w:lineRule="auto" w:after="180"/>
-      </w:pPr>
-      <w:r>
-        <w:rPr>
-          <w:b w:val="0"/>
-        </w:rPr>
-        <w:t xml:space="preserve">Plan excludes malformed </w:t>
-      </w:r>
-      <w:r>
-        <w:rPr>
-          <w:b/>
-        </w:rPr>
-        <w:t>input</w:t>
-      </w:r>
-      <w:r>
-        <w:rPr>
-          <w:b w:val="0"/>
-        </w:rPr>
-        <w:t>s by a rule fixed beforehand. Three of15 are malformed; 9 of12 eligible pass. Report.</w:t>
-      </w:r>
-    </w:p>
-    <w:p>
-      <w:pPr>
-        <w:pStyle w:val="Heading3"/>
-      </w:pPr>
-      <w:r>
-        <w:t>My independent procedure, result and limitation</w:t>
-      </w:r>
-    </w:p>
-    <w:p>
-      <w:r>
-        <w:t>________________________________________________________________</w:t>
-      </w:r>
-    </w:p>
-    <w:p>
-      <w:r>
-        <w:t>________________________________________________________________</w:t>
-      </w:r>
-    </w:p>
-    <w:p>
-      <w:r>
-        <w:t>________________________________________________________________</w:t>
-      </w:r>
-    </w:p>
-    <w:p>
-      <w:r>
-        <w:t>________________________________________________________________</w:t>
-      </w:r>
-    </w:p>
-    <w:p>
-      <w:r>
-        <w:t>________________________________________________________________</w:t>
-      </w:r>
-    </w:p>
-    <w:p>
-      <w:r>
-        <w:t>________________________________________________________________</w:t>
-      </w:r>
-    </w:p>
-    <w:p>
-      <w:r>
-        <w:t>________________________________________________________________</w:t>
-      </w:r>
-    </w:p>
-    <w:p>
-      <w:r>
-        <w:t>________________________________________________________________</w:t>
-      </w:r>
-    </w:p>
-    <w:p>
-      <w:pPr>
-        <w:spacing w:line="336" w:lineRule="auto" w:after="180"/>
-      </w:pPr>
-      <w:r>
-        <w:rPr>
-          <w:b w:val="0"/>
-        </w:rPr>
-        <w:t>Record support used: none, hint or teacher explanation. After feedback, a different case is needed to demonstrate independence.</w:t>
-      </w:r>
-    </w:p>
-    <w:p>
-      <w:pPr>
-        <w:pStyle w:val="Heading3"/>
-      </w:pPr>
-      <w:r>
-        <w:t>Use feedback to improve</w:t>
-      </w:r>
-    </w:p>
-    <w:p>
-      <w:pPr>
-        <w:spacing w:line="336" w:lineRule="auto" w:after="180"/>
-      </w:pPr>
-      <w:r>
-        <w:rPr>
-          <w:b w:val="0"/>
-        </w:rPr>
-        <w:t>Attempt the independent case before hints. Record whether you worked alone, used a hint or followed a model. After feedback, fix the first unsupported step and explain why it changed.</w:t>
-      </w:r>
-    </w:p>
-    <w:p>
-      <w:pPr>
-        <w:spacing w:line="336" w:lineRule="auto" w:after="180"/>
-      </w:pPr>
-      <w:r>
-        <w:rPr>
-          <w:b w:val="0"/>
-        </w:rPr>
-        <w:t>A later check uses a changed case, not a copied answer.</w:t>
-      </w:r>
-    </w:p>
-    <w:p>
-      <w:pPr>
-        <w:pStyle w:val="Heading1"/>
-      </w:pPr>
-      <w:r>
-        <w:t>15. Your lesson route</w:t>
-      </w:r>
-    </w:p>
-    <w:p>
-      <w:r>
-        <w:t>Use this map to navigate Predefining an analysis plan, connect the goals to tasks and keep one evidence record for each attempt.</w:t>
+        <w:t>15. Reference · The earlier route checklist</w:t>
+      </w:r>
+    </w:p>
+    <w:p>
+      <w:r>
+        <w:t>Use one main route rather than repeating the lesson.</w:t>
+      </w:r>
+    </w:p>
+    <w:p>
+      <w:pPr>
+        <w:pStyle w:val="Heading2"/>
+      </w:pPr>
+      <w:r>
+        <w:t>Targets,route and first prediction</w:t>
       </w:r>
     </w:p>
     <w:p>
@@ -3179,12 +4344,117 @@
         <w:pStyle w:val="Heading1"/>
       </w:pPr>
       <w:r>
-        <w:t>16. Finish and return</w:t>
-      </w:r>
-    </w:p>
-    <w:p>
-      <w:r>
-        <w:t>Explain Predefining an analysis plan without notes, identify a remaining question and plan a later check with a changed case.</w:t>
+        <w:t>17. Extra practice · Predict,check and repair</w:t>
+      </w:r>
+    </w:p>
+    <w:p>
+      <w:r>
+        <w:t>Keep supported feedback separate from the independent case.</w:t>
+      </w:r>
+    </w:p>
+    <w:p>
+      <w:pPr>
+        <w:pStyle w:val="Heading2"/>
+      </w:pPr>
+      <w:r>
+        <w:t>First supported question and optional hint</w:t>
+      </w:r>
+    </w:p>
+    <w:p>
+      <w:pPr>
+        <w:pStyle w:val="ListBullet"/>
+      </w:pPr>
+      <w:r>
+        <w:t>Freeze decisions before the result. A team records its outcome, exclusions and analysis before evaluating a reserved set.</w:t>
+      </w:r>
+    </w:p>
+    <w:p>
+      <w:pPr>
+        <w:pStyle w:val="Heading3"/>
+      </w:pPr>
+      <w:r>
+        <w:t>Practice 1: explain the deciding evidence</w:t>
+      </w:r>
+    </w:p>
+    <w:p>
+      <w:pPr>
+        <w:pStyle w:val="ListBullet"/>
+      </w:pPr>
+      <w:r>
+        <w:t>Which labelled step matches this detail? If the plan changes, mark the change and give its reason.</w:t>
+      </w:r>
+    </w:p>
+    <w:p>
+      <w:pPr>
+        <w:pStyle w:val="ListBullet"/>
+      </w:pPr>
+      <w:r>
+        <w:t>1. Protect the reserved set</w:t>
+      </w:r>
+    </w:p>
+    <w:p>
+      <w:pPr>
+        <w:pStyle w:val="ListBullet"/>
+      </w:pPr>
+      <w:r>
+        <w:t>2. Write the rule first</w:t>
+      </w:r>
+    </w:p>
+    <w:p>
+      <w:pPr>
+        <w:pStyle w:val="ListBullet"/>
+      </w:pPr>
+      <w:r>
+        <w:t>3. Report deviations</w:t>
+      </w:r>
+    </w:p>
+    <w:p>
+      <w:pPr>
+        <w:pStyle w:val="Heading3"/>
+      </w:pPr>
+      <w:r>
+        <w:t>My selected conclusion, deciding fact and explanation</w:t>
+      </w:r>
+    </w:p>
+    <w:p>
+      <w:r>
+        <w:t>________________________________________________________________</w:t>
+      </w:r>
+    </w:p>
+    <w:p>
+      <w:r>
+        <w:t>________________________________________________________________</w:t>
+      </w:r>
+    </w:p>
+    <w:p>
+      <w:r>
+        <w:t>________________________________________________________________</w:t>
+      </w:r>
+    </w:p>
+    <w:p>
+      <w:r>
+        <w:t>________________________________________________________________</w:t>
+      </w:r>
+    </w:p>
+    <w:p>
+      <w:r>
+        <w:t>________________________________________________________________</w:t>
+      </w:r>
+    </w:p>
+    <w:p>
+      <w:pPr>
+        <w:pStyle w:val="ListBullet"/>
+      </w:pPr>
+      <w:r>
+        <w:t>Hint if needed: Read the steps in the pictorial case. Match the supplied detail to the stage that performs or records it.</w:t>
+      </w:r>
+    </w:p>
+    <w:p>
+      <w:pPr>
+        <w:pStyle w:val="Heading2"/>
+      </w:pPr>
+      <w:r>
+        <w:t>Check after the first attempt · reference / check after trying</w:t>
       </w:r>
     </w:p>
     <w:p>
@@ -3195,7 +4465,169 @@
         <w:rPr>
           <w:b w:val="0"/>
         </w:rPr>
-        <w:t xml:space="preserve">Close your notes. Explain this goal in your own words: Explain the </w:t>
+        <w:t xml:space="preserve">After your attempt, compare with the supported explanation: Report </w:t>
+      </w:r>
+      <w:r>
+        <w:rPr>
+          <w:b/>
+        </w:rPr>
+        <w:t>deviation</w:t>
+      </w:r>
+      <w:r>
+        <w:rPr>
+          <w:b w:val="0"/>
+        </w:rPr>
+        <w:t xml:space="preserve">s If the plan changes, mark the change and give its reason. An </w:t>
+      </w:r>
+      <w:r>
+        <w:rPr>
+          <w:b/>
+        </w:rPr>
+        <w:t>analysis plan</w:t>
+      </w:r>
+      <w:r>
+        <w:rPr>
+          <w:b w:val="0"/>
+        </w:rPr>
+        <w:t xml:space="preserve"> limits flexibility after outcomes are known.</w:t>
+      </w:r>
+    </w:p>
+    <w:p>
+      <w:pPr>
+        <w:spacing w:line="336" w:lineRule="auto" w:after="180"/>
+      </w:pPr>
+      <w:r>
+        <w:rPr>
+          <w:b w:val="0"/>
+        </w:rPr>
+        <w:t>Necessary changes can be transparent, but they should not be silently presented as the original plan.</w:t>
+      </w:r>
+    </w:p>
+    <w:p>
+      <w:pPr>
+        <w:pStyle w:val="Heading2"/>
+      </w:pPr>
+      <w:r>
+        <w:t>Changed-case question and optional hint</w:t>
+      </w:r>
+    </w:p>
+    <w:p>
+      <w:pPr>
+        <w:pStyle w:val="Heading3"/>
+      </w:pPr>
+      <w:r>
+        <w:t>Practice 2: explain the deciding evidence</w:t>
+      </w:r>
+    </w:p>
+    <w:p>
+      <w:pPr>
+        <w:pStyle w:val="ListBullet"/>
+      </w:pPr>
+      <w:r>
+        <w:t>Changed-case practice: Exclude two readable cases because the new model fails them. Which conclusion is supported by the supplied facts?</w:t>
+      </w:r>
+    </w:p>
+    <w:p>
+      <w:pPr>
+        <w:pStyle w:val="ListBullet"/>
+      </w:pPr>
+      <w:r>
+        <w:t>1. That outcome-driven exclusion violates the recorded rule.</w:t>
+      </w:r>
+    </w:p>
+    <w:p>
+      <w:pPr>
+        <w:pStyle w:val="ListBullet"/>
+      </w:pPr>
+      <w:r>
+        <w:t>2. This one example guarantees correct results for every future input.</w:t>
+      </w:r>
+    </w:p>
+    <w:p>
+      <w:pPr>
+        <w:pStyle w:val="ListBullet"/>
+      </w:pPr>
+      <w:r>
+        <w:t>3. We can decide the result without examining the changed input or the procedure.</w:t>
+      </w:r>
+    </w:p>
+    <w:p>
+      <w:pPr>
+        <w:pStyle w:val="Heading3"/>
+      </w:pPr>
+      <w:r>
+        <w:t>My selected conclusion, deciding fact and explanation</w:t>
+      </w:r>
+    </w:p>
+    <w:p>
+      <w:r>
+        <w:t>________________________________________________________________</w:t>
+      </w:r>
+    </w:p>
+    <w:p>
+      <w:r>
+        <w:t>________________________________________________________________</w:t>
+      </w:r>
+    </w:p>
+    <w:p>
+      <w:r>
+        <w:t>________________________________________________________________</w:t>
+      </w:r>
+    </w:p>
+    <w:p>
+      <w:r>
+        <w:t>________________________________________________________________</w:t>
+      </w:r>
+    </w:p>
+    <w:p>
+      <w:r>
+        <w:t>________________________________________________________________</w:t>
+      </w:r>
+    </w:p>
+    <w:p>
+      <w:pPr>
+        <w:pStyle w:val="ListBullet"/>
+      </w:pPr>
+      <w:r>
+        <w:t>Hint if needed: Use the changed condition and the deciding step in the pictorial trace. The answer must say what follows from those facts.</w:t>
+      </w:r>
+    </w:p>
+    <w:p>
+      <w:pPr>
+        <w:pStyle w:val="Heading2"/>
+      </w:pPr>
+      <w:r>
+        <w:t>Check after the changed attempt · reference / check after trying</w:t>
+      </w:r>
+    </w:p>
+    <w:p>
+      <w:pPr>
+        <w:spacing w:line="336" w:lineRule="auto" w:after="180"/>
+      </w:pPr>
+      <w:r>
+        <w:rPr>
+          <w:b w:val="0"/>
+        </w:rPr>
+        <w:t>After your attempt, compare with the supported explanation: That outcome-driven exclusion violates the recorded rule. Model failure is not the predeclared unreadable-file criterion.</w:t>
+      </w:r>
+    </w:p>
+    <w:p>
+      <w:pPr>
+        <w:pStyle w:val="Heading2"/>
+      </w:pPr>
+      <w:r>
+        <w:t>Repair and retain the record</w:t>
+      </w:r>
+    </w:p>
+    <w:p>
+      <w:pPr>
+        <w:spacing w:line="336" w:lineRule="auto" w:after="180"/>
+      </w:pPr>
+      <w:r>
+        <w:rPr>
+          <w:b w:val="0"/>
+        </w:rPr>
+        <w:t xml:space="preserve">Review Privacy and data governance (ai-7/20). Goal: Explain the </w:t>
       </w:r>
       <w:r>
         <w:rPr>
@@ -3207,81 +4639,86 @@
         <w:rPr>
           <w:b w:val="0"/>
         </w:rPr>
-        <w:t xml:space="preserve"> and terminology of predefining an </w:t>
+        <w:t xml:space="preserve"> and terminology of privacy and data governance. Short practice: Point to the analysis table and the restricted identity key.</w:t>
+      </w:r>
+    </w:p>
+    <w:p>
+      <w:pPr>
+        <w:spacing w:line="336" w:lineRule="auto" w:after="180"/>
+      </w:pPr>
+      <w:r>
+        <w:rPr>
+          <w:b w:val="0"/>
+        </w:rPr>
+        <w:t>Why are the codes pseudonymous rather than guaranteed anonymous, and what changes if the key is published?. Return to this week and explain what you changed.</w:t>
+      </w:r>
+    </w:p>
+    <w:p>
+      <w:pPr>
+        <w:spacing w:line="336" w:lineRule="auto" w:after="180"/>
+      </w:pPr>
+      <w:r>
+        <w:rPr>
+          <w:b w:val="0"/>
+        </w:rPr>
+        <w:t xml:space="preserve">Review Dataset and benchmark limitations (ai-7/18). Goal: Explain the </w:t>
       </w:r>
       <w:r>
         <w:rPr>
           <w:b/>
         </w:rPr>
-        <w:t>analysis plan</w:t>
-      </w:r>
-    </w:p>
-    <w:p>
-      <w:pPr>
-        <w:pStyle w:val="Heading3"/>
-      </w:pPr>
-      <w:r>
-        <w:t>My deciding step, evidence and one remaining question</w:t>
-      </w:r>
-    </w:p>
-    <w:p>
-      <w:r>
-        <w:t>________________________________________________________________</w:t>
-      </w:r>
-    </w:p>
-    <w:p>
-      <w:r>
-        <w:t>________________________________________________________________</w:t>
-      </w:r>
-    </w:p>
-    <w:p>
-      <w:r>
-        <w:t>________________________________________________________________</w:t>
-      </w:r>
-    </w:p>
-    <w:p>
-      <w:r>
-        <w:t>________________________________________________________________</w:t>
-      </w:r>
-    </w:p>
-    <w:p>
-      <w:r>
-        <w:t>________________________________________________________________</w:t>
-      </w:r>
-    </w:p>
-    <w:p>
-      <w:pPr>
-        <w:spacing w:line="336" w:lineRule="auto" w:after="180"/>
-      </w:pPr>
+        <w:t>mechanism</w:t>
+      </w:r>
       <w:r>
         <w:rPr>
           <w:b w:val="0"/>
         </w:rPr>
-        <w:t xml:space="preserve">If you are unsure, return to the worked picture and explain one arrow. If you are ready, change an </w:t>
+        <w:t xml:space="preserve"> and terminology of dataset and benchmark limitations. Short practice: Report the indoor benchmark with its denominator and missing condition.</w:t>
+      </w:r>
+    </w:p>
+    <w:p>
+      <w:pPr>
+        <w:spacing w:line="336" w:lineRule="auto" w:after="180"/>
+      </w:pPr>
+      <w:r>
+        <w:rPr>
+          <w:b w:val="0"/>
+        </w:rPr>
+        <w:t>After two correct outdoor cases out of four are added, what slice rate is supported and what remains uncertain?. Return to this week and explain what you changed.</w:t>
+      </w:r>
+    </w:p>
+    <w:p>
+      <w:pPr>
+        <w:spacing w:line="336" w:lineRule="auto" w:after="180"/>
+      </w:pPr>
+      <w:r>
+        <w:rPr>
+          <w:b w:val="0"/>
+        </w:rPr>
+        <w:t xml:space="preserve">Review Multiple comparisons (ai-7/15). Goal: Explain the </w:t>
       </w:r>
       <w:r>
         <w:rPr>
           <w:b/>
         </w:rPr>
-        <w:t>input</w:t>
+        <w:t>mechanism</w:t>
       </w:r>
       <w:r>
         <w:rPr>
           <w:b w:val="0"/>
         </w:rPr>
-        <w:t xml:space="preserve"> or assumption and justify your </w:t>
-      </w:r>
-      <w:r>
-        <w:rPr>
-          <w:b/>
-        </w:rPr>
-        <w:t>prediction</w:t>
-      </w:r>
+        <w:t xml:space="preserve"> and terminology of multiple comparisons. Short practice: Calculate the six-test cutoff and identify which supplied p-values reject.</w:t>
+      </w:r>
+    </w:p>
+    <w:p>
+      <w:pPr>
+        <w:spacing w:line="336" w:lineRule="auto" w:after="180"/>
+      </w:pPr>
       <w:r>
         <w:rPr>
           <w:b w:val="0"/>
         </w:rPr>
-        <w:t>.</w:t>
+        <w:t>Why must the team count every planned comparison rather than report only its smallest p-value?. Return to this week and explain what you changed.</w:t>
       </w:r>
     </w:p>
     <w:p>
@@ -3292,7 +4729,7 @@
         <w:rPr>
           <w:b w:val="0"/>
         </w:rPr>
-        <w:t xml:space="preserve">Save your workbook </w:t>
+        <w:t xml:space="preserve">Use Download completed work in the hosted lesson to export your answers, reflections, practice feedback and code-run </w:t>
       </w:r>
       <w:r>
         <w:rPr>
@@ -3304,20 +4741,26 @@
         <w:rPr>
           <w:b w:val="0"/>
         </w:rPr>
-        <w:t>. At the next review, try a different case before opening your old answer.</w:t>
-      </w:r>
-    </w:p>
-    <w:p>
-      <w:pPr>
-        <w:pStyle w:val="Heading1"/>
-      </w:pPr>
-      <w:r>
-        <w:t>17. Supported practice, repair and portfolio</w:t>
-      </w:r>
-    </w:p>
-    <w:p>
-      <w:r>
-        <w:t>Attempt supported questions before using hints or feedback. Review a missing building block, then keep the completed work.</w:t>
+        <w:t>. Open the HTML copy to read or print it.</w:t>
+      </w:r>
+    </w:p>
+    <w:p>
+      <w:pPr>
+        <w:spacing w:line="336" w:lineRule="auto" w:after="180"/>
+      </w:pPr>
+      <w:r>
+        <w:rPr>
+          <w:b w:val="0"/>
+        </w:rPr>
+        <w:t>Drafts stay in this browser when storage is available; clear drafts on a shared device.</w:t>
+      </w:r>
+    </w:p>
+    <w:p>
+      <w:pPr>
+        <w:pStyle w:val="Heading2"/>
+      </w:pPr>
+      <w:r>
+        <w:t>Earlier wording, alternatives and picture transcripts · reference / check after trying</w:t>
       </w:r>
     </w:p>
     <w:p>
@@ -3333,80 +4776,10 @@
     </w:p>
     <w:p>
       <w:pPr>
-        <w:spacing w:line="336" w:lineRule="auto" w:after="180"/>
-      </w:pPr>
-      <w:r>
-        <w:rPr>
-          <w:b w:val="0"/>
-        </w:rPr>
-        <w:t>Freeze decisions before the result. A team records its outcome, exclusions and analysis before evaluating a reserved set.</w:t>
-      </w:r>
-    </w:p>
-    <w:p>
-      <w:pPr>
         <w:pStyle w:val="Heading3"/>
       </w:pPr>
       <w:r>
-        <w:t>Practice 1: explain the deciding evidence</w:t>
-      </w:r>
-    </w:p>
-    <w:p>
-      <w:pPr>
-        <w:spacing w:line="336" w:lineRule="auto" w:after="180"/>
-      </w:pPr>
-      <w:r>
-        <w:rPr>
-          <w:b w:val="0"/>
-        </w:rPr>
-        <w:t>Which labelled step matches this detail? If the plan changes, mark the change and give its reason.</w:t>
-      </w:r>
-    </w:p>
-    <w:p>
-      <w:pPr>
-        <w:spacing w:line="336" w:lineRule="auto" w:after="180"/>
-        <w:shd w:fill="F4F9FC"/>
-      </w:pPr>
-      <w:r>
-        <w:rPr>
-          <w:b w:val="0"/>
-        </w:rPr>
-        <w:t>1. Protect the reserved set</w:t>
-      </w:r>
-    </w:p>
-    <w:p>
-      <w:pPr>
-        <w:spacing w:line="336" w:lineRule="auto" w:after="180"/>
-        <w:shd w:fill="F4F9FC"/>
-      </w:pPr>
-      <w:r>
-        <w:rPr>
-          <w:b w:val="0"/>
-        </w:rPr>
-        <w:t>2. Write the rule first</w:t>
-      </w:r>
-    </w:p>
-    <w:p>
-      <w:pPr>
-        <w:spacing w:line="336" w:lineRule="auto" w:after="180"/>
-        <w:shd w:fill="F4F9FC"/>
-      </w:pPr>
-      <w:r>
-        <w:rPr>
-          <w:b w:val="0"/>
-        </w:rPr>
-        <w:t xml:space="preserve">3. Report </w:t>
-      </w:r>
-      <w:r>
-        <w:rPr>
-          <w:b/>
-        </w:rPr>
-        <w:t>deviation</w:t>
-      </w:r>
-      <w:r>
-        <w:rPr>
-          <w:b w:val="0"/>
-        </w:rPr>
-        <w:t>s</w:t>
+        <w:t>Repair a missing building block</w:t>
       </w:r>
     </w:p>
     <w:p>
@@ -3414,439 +4787,25 @@
         <w:pStyle w:val="Heading3"/>
       </w:pPr>
       <w:r>
-        <w:t>My selected conclusion, deciding fact and explanation</w:t>
-      </w:r>
-    </w:p>
-    <w:p>
-      <w:r>
-        <w:t>________________________________________________________________</w:t>
-      </w:r>
-    </w:p>
-    <w:p>
-      <w:r>
-        <w:t>________________________________________________________________</w:t>
-      </w:r>
-    </w:p>
-    <w:p>
-      <w:r>
-        <w:t>________________________________________________________________</w:t>
-      </w:r>
-    </w:p>
-    <w:p>
-      <w:r>
-        <w:t>________________________________________________________________</w:t>
-      </w:r>
-    </w:p>
-    <w:p>
-      <w:r>
-        <w:t>________________________________________________________________</w:t>
-      </w:r>
-    </w:p>
-    <w:p>
-      <w:pPr>
-        <w:pStyle w:val="Heading3"/>
-      </w:pPr>
-      <w:r>
-        <w:t>Hint · try first</w:t>
-      </w:r>
-    </w:p>
-    <w:p>
-      <w:pPr>
-        <w:spacing w:line="336" w:lineRule="auto" w:after="180"/>
-        <w:shd w:fill="F1F6F8"/>
-      </w:pPr>
-      <w:r>
-        <w:rPr>
-          <w:b w:val="0"/>
-        </w:rPr>
-        <w:t>Hint if needed: Read the steps in the pictorial case. Match the supplied detail to the stage that performs or records it.</w:t>
-      </w:r>
-    </w:p>
-    <w:p>
-      <w:pPr>
-        <w:pStyle w:val="Heading3"/>
-      </w:pPr>
-      <w:r>
-        <w:t>Feedback · compare after trying</w:t>
-      </w:r>
-    </w:p>
-    <w:p>
-      <w:pPr>
-        <w:spacing w:line="336" w:lineRule="auto" w:after="180"/>
-        <w:shd w:fill="F1F6FC"/>
-      </w:pPr>
-      <w:r>
-        <w:rPr>
-          <w:b w:val="0"/>
-        </w:rPr>
-        <w:t xml:space="preserve">After your attempt, compare with the supported explanation: Report </w:t>
-      </w:r>
-      <w:r>
-        <w:rPr>
-          <w:b/>
-        </w:rPr>
-        <w:t>deviation</w:t>
-      </w:r>
-      <w:r>
-        <w:rPr>
-          <w:b w:val="0"/>
-        </w:rPr>
-        <w:t xml:space="preserve">s If the plan changes, mark the change and give its reason. An </w:t>
-      </w:r>
-      <w:r>
-        <w:rPr>
-          <w:b/>
-        </w:rPr>
-        <w:t>analysis plan</w:t>
-      </w:r>
-      <w:r>
-        <w:rPr>
-          <w:b w:val="0"/>
-        </w:rPr>
-        <w:t xml:space="preserve"> limits flexibility after outcomes are known.</w:t>
-      </w:r>
-    </w:p>
-    <w:p>
-      <w:pPr>
-        <w:spacing w:line="336" w:lineRule="auto" w:after="180"/>
-        <w:shd w:fill="F1F6FC"/>
-      </w:pPr>
-      <w:r>
-        <w:rPr>
-          <w:b w:val="0"/>
-        </w:rPr>
-        <w:t>Necessary changes can be transparent, but they should not be silently presented as the original plan.</w:t>
-      </w:r>
-    </w:p>
-    <w:p>
-      <w:pPr>
-        <w:pStyle w:val="Heading3"/>
-      </w:pPr>
-      <w:r>
-        <w:t>Practice 2: explain the deciding evidence</w:t>
-      </w:r>
-    </w:p>
-    <w:p>
-      <w:pPr>
-        <w:pStyle w:val="Heading3"/>
-      </w:pPr>
-      <w:r>
-        <w:t>Changed case · predict first</w:t>
-      </w:r>
-    </w:p>
-    <w:p>
-      <w:pPr>
-        <w:spacing w:line="336" w:lineRule="auto" w:after="180"/>
-        <w:shd w:fill="F5F1FB"/>
-      </w:pPr>
-      <w:r>
-        <w:rPr>
-          <w:b w:val="0"/>
-        </w:rPr>
-        <w:t>Changed-case practice: Exclude two readable cases because the new model fails them. Which conclusion is supported by the supplied facts?</w:t>
-      </w:r>
-    </w:p>
-    <w:p>
-      <w:pPr>
-        <w:spacing w:line="336" w:lineRule="auto" w:after="180"/>
-        <w:shd w:fill="F4F9FC"/>
-      </w:pPr>
-      <w:r>
-        <w:rPr>
-          <w:b w:val="0"/>
-        </w:rPr>
-        <w:t>1. That outcome-driven exclusion violates the recorded rule.</w:t>
-      </w:r>
-    </w:p>
-    <w:p>
-      <w:pPr>
-        <w:spacing w:line="336" w:lineRule="auto" w:after="180"/>
-        <w:shd w:fill="F4F9FC"/>
-      </w:pPr>
-      <w:r>
-        <w:rPr>
-          <w:b w:val="0"/>
-        </w:rPr>
-        <w:t xml:space="preserve">2. This one example guarantees correct results for every future </w:t>
-      </w:r>
-      <w:r>
-        <w:rPr>
-          <w:b/>
-        </w:rPr>
-        <w:t>input</w:t>
-      </w:r>
-      <w:r>
-        <w:rPr>
-          <w:b w:val="0"/>
-        </w:rPr>
-        <w:t>.</w:t>
-      </w:r>
-    </w:p>
-    <w:p>
-      <w:pPr>
-        <w:spacing w:line="336" w:lineRule="auto" w:after="180"/>
-        <w:shd w:fill="F4F9FC"/>
-      </w:pPr>
-      <w:r>
-        <w:rPr>
-          <w:b w:val="0"/>
-        </w:rPr>
-        <w:t xml:space="preserve">3. We can decide the result without examining the changed </w:t>
-      </w:r>
-      <w:r>
-        <w:rPr>
-          <w:b/>
-        </w:rPr>
-        <w:t>input</w:t>
-      </w:r>
-      <w:r>
-        <w:rPr>
-          <w:b w:val="0"/>
-        </w:rPr>
-        <w:t xml:space="preserve"> or the procedure.</w:t>
-      </w:r>
-    </w:p>
-    <w:p>
-      <w:pPr>
-        <w:pStyle w:val="Heading3"/>
-      </w:pPr>
-      <w:r>
-        <w:t>My selected conclusion, deciding fact and explanation</w:t>
-      </w:r>
-    </w:p>
-    <w:p>
-      <w:r>
-        <w:t>________________________________________________________________</w:t>
-      </w:r>
-    </w:p>
-    <w:p>
-      <w:r>
-        <w:t>________________________________________________________________</w:t>
-      </w:r>
-    </w:p>
-    <w:p>
-      <w:r>
-        <w:t>________________________________________________________________</w:t>
-      </w:r>
-    </w:p>
-    <w:p>
-      <w:r>
-        <w:t>________________________________________________________________</w:t>
-      </w:r>
-    </w:p>
-    <w:p>
-      <w:r>
-        <w:t>________________________________________________________________</w:t>
-      </w:r>
-    </w:p>
-    <w:p>
-      <w:pPr>
-        <w:pStyle w:val="Heading3"/>
-      </w:pPr>
-      <w:r>
-        <w:t>Hint · try first</w:t>
-      </w:r>
-    </w:p>
-    <w:p>
-      <w:pPr>
-        <w:spacing w:line="336" w:lineRule="auto" w:after="180"/>
-        <w:shd w:fill="F1F6F8"/>
-      </w:pPr>
-      <w:r>
-        <w:rPr>
-          <w:b w:val="0"/>
-        </w:rPr>
-        <w:t>Hint if needed: Use the changed condition and the deciding step in the pictorial trace. The answer must say what follows from those facts.</w:t>
-      </w:r>
-    </w:p>
-    <w:p>
-      <w:pPr>
-        <w:pStyle w:val="Heading3"/>
-      </w:pPr>
-      <w:r>
-        <w:t>Feedback · compare after trying</w:t>
-      </w:r>
-    </w:p>
-    <w:p>
-      <w:pPr>
-        <w:spacing w:line="336" w:lineRule="auto" w:after="180"/>
-        <w:shd w:fill="F1F6FC"/>
-      </w:pPr>
-      <w:r>
-        <w:rPr>
-          <w:b w:val="0"/>
-        </w:rPr>
-        <w:t>After your attempt, compare with the supported explanation: That outcome-driven exclusion violates the recorded rule. Model failure is not the predeclared unreadable-file criterion.</w:t>
-      </w:r>
-    </w:p>
-    <w:p>
-      <w:pPr>
-        <w:pStyle w:val="Heading3"/>
-      </w:pPr>
-      <w:r>
-        <w:t>Repair a missing building block</w:t>
-      </w:r>
-    </w:p>
-    <w:p>
-      <w:pPr>
-        <w:spacing w:line="336" w:lineRule="auto" w:after="180"/>
-      </w:pPr>
-      <w:r>
-        <w:rPr>
-          <w:b w:val="0"/>
-        </w:rPr>
-        <w:t xml:space="preserve">Review Privacy and data governance (ai-7/20). Goal: Explain the </w:t>
-      </w:r>
-      <w:r>
-        <w:rPr>
-          <w:b/>
-        </w:rPr>
-        <w:t>mechanism</w:t>
-      </w:r>
-      <w:r>
-        <w:rPr>
-          <w:b w:val="0"/>
-        </w:rPr>
-        <w:t xml:space="preserve"> and terminology of privacy and data governance. Short practice: Point to the analysis table and the restricted identity key.</w:t>
-      </w:r>
-    </w:p>
-    <w:p>
-      <w:pPr>
-        <w:spacing w:line="336" w:lineRule="auto" w:after="180"/>
-      </w:pPr>
-      <w:r>
-        <w:rPr>
-          <w:b w:val="0"/>
-        </w:rPr>
-        <w:t>Why are the codes pseudonymous rather than guaranteed anonymous, and what changes if the key is published?. Return to this week and explain what you changed.</w:t>
-      </w:r>
-    </w:p>
-    <w:p>
-      <w:pPr>
-        <w:spacing w:line="336" w:lineRule="auto" w:after="180"/>
-      </w:pPr>
-      <w:r>
-        <w:rPr>
-          <w:b w:val="0"/>
-        </w:rPr>
-        <w:t xml:space="preserve">Review Dataset and benchmark limitations (ai-7/18). Goal: Explain the </w:t>
-      </w:r>
-      <w:r>
-        <w:rPr>
-          <w:b/>
-        </w:rPr>
-        <w:t>mechanism</w:t>
-      </w:r>
-      <w:r>
-        <w:rPr>
-          <w:b w:val="0"/>
-        </w:rPr>
-        <w:t xml:space="preserve"> and terminology of dataset and benchmark limitations. Short practice: Report the indoor benchmark with its denominator and missing condition.</w:t>
-      </w:r>
-    </w:p>
-    <w:p>
-      <w:pPr>
-        <w:spacing w:line="336" w:lineRule="auto" w:after="180"/>
-      </w:pPr>
-      <w:r>
-        <w:rPr>
-          <w:b w:val="0"/>
-        </w:rPr>
-        <w:t>After two correct outdoor cases out of four are added, what slice rate is supported and what remains uncertain?. Return to this week and explain what you changed.</w:t>
-      </w:r>
-    </w:p>
-    <w:p>
-      <w:pPr>
-        <w:spacing w:line="336" w:lineRule="auto" w:after="180"/>
-      </w:pPr>
-      <w:r>
-        <w:rPr>
-          <w:b w:val="0"/>
-        </w:rPr>
-        <w:t xml:space="preserve">Review Multiple comparisons (ai-7/15). Goal: Explain the </w:t>
-      </w:r>
-      <w:r>
-        <w:rPr>
-          <w:b/>
-        </w:rPr>
-        <w:t>mechanism</w:t>
-      </w:r>
-      <w:r>
-        <w:rPr>
-          <w:b w:val="0"/>
-        </w:rPr>
-        <w:t xml:space="preserve"> and terminology of multiple comparisons. Short practice: Calculate the six-test cutoff and identify which supplied p-values reject.</w:t>
-      </w:r>
-    </w:p>
-    <w:p>
-      <w:pPr>
-        <w:spacing w:line="336" w:lineRule="auto" w:after="180"/>
-      </w:pPr>
-      <w:r>
-        <w:rPr>
-          <w:b w:val="0"/>
-        </w:rPr>
-        <w:t>Why must the team count every planned comparison rather than report only its smallest p-value?. Return to this week and explain what you changed.</w:t>
-      </w:r>
-    </w:p>
-    <w:p>
-      <w:pPr>
-        <w:pStyle w:val="Heading3"/>
-      </w:pPr>
-      <w:r>
         <w:t>Keep your completed work</w:t>
       </w:r>
     </w:p>
     <w:p>
       <w:pPr>
-        <w:spacing w:line="336" w:lineRule="auto" w:after="180"/>
-      </w:pPr>
-      <w:r>
-        <w:rPr>
-          <w:b w:val="0"/>
-        </w:rPr>
-        <w:t xml:space="preserve">Use Download completed work in the hosted lesson to export your answers, reflections, practice feedback and code-run </w:t>
-      </w:r>
-      <w:r>
-        <w:rPr>
-          <w:b/>
-        </w:rPr>
-        <w:t>evidence</w:t>
-      </w:r>
-      <w:r>
-        <w:rPr>
-          <w:b w:val="0"/>
-        </w:rPr>
-        <w:t>. Open the HTML copy to read or print it.</w:t>
-      </w:r>
-    </w:p>
-    <w:p>
-      <w:pPr>
-        <w:spacing w:line="336" w:lineRule="auto" w:after="180"/>
-      </w:pPr>
-      <w:r>
-        <w:rPr>
-          <w:b w:val="0"/>
-        </w:rPr>
-        <w:t>Drafts stay in this browser when storage is available; clear drafts on a shared device.</w:t>
-      </w:r>
-    </w:p>
-    <w:p>
-      <w:pPr>
         <w:pStyle w:val="Heading1"/>
       </w:pPr>
       <w:r>
-        <w:t>18. Visual concept journey</w:t>
-      </w:r>
-    </w:p>
-    <w:p>
-      <w:r>
-        <w:t>Explain each Predefining an analysis plan graphic using its labels, deciding evidence and relevant limitation.</w:t>
-      </w:r>
-    </w:p>
-    <w:p>
-      <w:pPr>
-        <w:pStyle w:val="Heading3"/>
+        <w:t>18. Reference · Six-picture concept journey</w:t>
+      </w:r>
+    </w:p>
+    <w:p>
+      <w:r>
+        <w:t>Choose the picture that supports the current explanation.</w:t>
+      </w:r>
+    </w:p>
+    <w:p>
+      <w:pPr>
+        <w:pStyle w:val="Heading2"/>
       </w:pPr>
       <w:r>
         <w:t>01. Predefining an analysis plan: the case</w:t>
@@ -3857,7 +4816,7 @@
         <w:drawing>
           <wp:inline xmlns:a="http://schemas.openxmlformats.org/drawingml/2006/main" xmlns:pic="http://schemas.openxmlformats.org/drawingml/2006/picture">
             <wp:extent cx="5486400" cy="2834640"/>
-            <wp:docPr id="2" name="Picture 2" descr="Freeze decisions before the result. A team records its outcome, exclusions and analysis before evaluating a reserved set. Supplied facts: Plan: compare correct counts on 12 cases; exclude only unreadable files identified before scoring; report all version results."/>
+            <wp:docPr id="5" name="Picture 5" descr="Freeze decisions before the result. A team records its outcome, exclusions and analysis before evaluating a reserved set. Supplied facts: Plan: compare correct counts on 12 cases; exclude only unreadable files identified before scoring; report all version results."/>
             <wp:cNvGraphicFramePr>
               <a:graphicFrameLocks noChangeAspect="1"/>
             </wp:cNvGraphicFramePr>
@@ -3869,7 +4828,7 @@
                     <pic:cNvPicPr/>
                   </pic:nvPicPr>
                   <pic:blipFill>
-                    <a:blip r:embed="rId10"/>
+                    <a:blip r:embed="rId13"/>
                     <a:stretch>
                       <a:fillRect/>
                     </a:stretch>
@@ -3913,7 +4872,6 @@
     <w:p>
       <w:pPr>
         <w:spacing w:line="336" w:lineRule="auto" w:after="180"/>
-        <w:shd w:fill="F5F1FB"/>
       </w:pPr>
       <w:r>
         <w:rPr>
@@ -3924,7 +4882,7 @@
     </w:p>
     <w:p>
       <w:pPr>
-        <w:pStyle w:val="Heading3"/>
+        <w:pStyle w:val="Heading2"/>
       </w:pPr>
       <w:r>
         <w:t>02. Follow the deciding steps</w:t>
@@ -3935,7 +4893,7 @@
         <w:drawing>
           <wp:inline xmlns:a="http://schemas.openxmlformats.org/drawingml/2006/main" xmlns:pic="http://schemas.openxmlformats.org/drawingml/2006/picture">
             <wp:extent cx="5486400" cy="3182112"/>
-            <wp:docPr id="3" name="Picture 3" descr="Write the rule first: Record the outcome and justified unreadable-file exclusion. → Protect the reserved set: Do not choose exclusions from which cases each model fails. → Report deviations: If the plan changes, mark the change and give its reason."/>
+            <wp:docPr id="6" name="Picture 6" descr="Write the rule first: Record the outcome and justified unreadable-file exclusion. → Protect the reserved set: Do not choose exclusions from which cases each model fails. → Report deviations: If the plan changes, mark the change and give its reason."/>
             <wp:cNvGraphicFramePr>
               <a:graphicFrameLocks noChangeAspect="1"/>
             </wp:cNvGraphicFramePr>
@@ -3947,7 +4905,7 @@
                     <pic:cNvPicPr/>
                   </pic:nvPicPr>
                   <pic:blipFill>
-                    <a:blip r:embed="rId11"/>
+                    <a:blip r:embed="rId10"/>
                     <a:stretch>
                       <a:fillRect/>
                     </a:stretch>
@@ -3992,7 +4950,6 @@
     <w:p>
       <w:pPr>
         <w:spacing w:line="336" w:lineRule="auto" w:after="180"/>
-        <w:shd w:fill="F5F1FB"/>
       </w:pPr>
       <w:r>
         <w:rPr>
@@ -4015,7 +4972,7 @@
     </w:p>
     <w:p>
       <w:pPr>
-        <w:pStyle w:val="Heading3"/>
+        <w:pStyle w:val="Heading2"/>
       </w:pPr>
       <w:r>
         <w:t>03. Predefining an analysis plan — evidence trace</w:t>
@@ -4026,7 +4983,7 @@
         <w:drawing>
           <wp:inline xmlns:a="http://schemas.openxmlformats.org/drawingml/2006/main" xmlns:pic="http://schemas.openxmlformats.org/drawingml/2006/picture">
             <wp:extent cx="5486400" cy="3297936"/>
-            <wp:docPr id="4" name="Picture 4" descr="Predefining an analysis plan — evidence trace. Plan includes all20 cases. After results, the team removes four failed cases because they make the graph look worse. | Declare primary metric, eligible cases, missing handling, baseline, test assumptions and reporting. Timestamp/version the plan; label later choices exploratory. | The exclusion is outcome-informed and violates the plan. If the other 16 cases all passed, report the original 16/20; otherwise use the actual pass count out of 20, and label any revised analysis with reasons rather than hiding failures."/>
+            <wp:docPr id="7" name="Picture 7" descr="Predefining an analysis plan — evidence trace. Plan includes all 20 cases. After results, the team removes four failed cases because they make the graph look worse. | Declare primary metric, eligible cases, missing handling, baseline, test assumptions and reporting. Timestamp/version the plan; label later choices exploratory. | The exclusion is outcome-informed and violates the plan. If the other 16 cases all passed, report the original 16/20; otherwise use the actual pass count out of 20, and label any revised analysis with reasons rather than hiding failures."/>
             <wp:cNvGraphicFramePr>
               <a:graphicFrameLocks noChangeAspect="1"/>
             </wp:cNvGraphicFramePr>
@@ -4038,7 +4995,7 @@
                     <pic:cNvPicPr/>
                   </pic:nvPicPr>
                   <pic:blipFill>
-                    <a:blip r:embed="rId12"/>
+                    <a:blip r:embed="rId14"/>
                     <a:stretch>
                       <a:fillRect/>
                     </a:stretch>
@@ -4089,35 +5046,12 @@
         <w:rPr>
           <w:b w:val="0"/>
         </w:rPr>
-        <w:t xml:space="preserve"> trace. Plan includes all20 cases.</w:t>
+        <w:t xml:space="preserve"> trace. Plan includes all 20 cases. After results, the team removes four failed cases because they make the graph look worse. | Declare primary metric, eligible cases, missing handling, baseline, test assumptions and reporting. Timestamp/version the plan; label later choices exploratory. | The exclusion is outcome-informed and violates the plan. If the other 16 cases all passed, report the original 16/20; otherwise use the actual pass count out of 20, and label any revised analysis with reasons rather than hiding failures.</w:t>
       </w:r>
     </w:p>
     <w:p>
       <w:pPr>
         <w:spacing w:line="336" w:lineRule="auto" w:after="180"/>
-      </w:pPr>
-      <w:r>
-        <w:rPr>
-          <w:b w:val="0"/>
-        </w:rPr>
-        <w:t>After results, the team removes four failed cases because they make the graph look worse. | Declare primary metric, eligible cases, missing handling, baseline, test assumptions and reporting.</w:t>
-      </w:r>
-    </w:p>
-    <w:p>
-      <w:pPr>
-        <w:spacing w:line="336" w:lineRule="auto" w:after="180"/>
-      </w:pPr>
-      <w:r>
-        <w:rPr>
-          <w:b w:val="0"/>
-        </w:rPr>
-        <w:t>Timestamp/version the plan; label later choices exploratory. | The exclusion is outcome-informed and violates the plan. If the other 16 cases all passed, report the original 16/20; otherwise use the actual pass count out of 20, and label any revised analysis with reasons rather than hiding failures.</w:t>
-      </w:r>
-    </w:p>
-    <w:p>
-      <w:pPr>
-        <w:spacing w:line="336" w:lineRule="auto" w:after="180"/>
-        <w:shd w:fill="F5F1FB"/>
       </w:pPr>
       <w:r>
         <w:rPr>
@@ -4128,7 +5062,7 @@
     </w:p>
     <w:p>
       <w:pPr>
-        <w:pStyle w:val="Heading3"/>
+        <w:pStyle w:val="Heading2"/>
       </w:pPr>
       <w:r>
         <w:t>04. Change one thing. Trace what follows.</w:t>
@@ -4139,7 +5073,7 @@
         <w:drawing>
           <wp:inline xmlns:a="http://schemas.openxmlformats.org/drawingml/2006/main" xmlns:pic="http://schemas.openxmlformats.org/drawingml/2006/picture">
             <wp:extent cx="5486400" cy="3026664"/>
-            <wp:docPr id="5" name="Picture 5" descr="Original case: If the plan changes, mark the change and give its reason. Changed condition: Exclude two readable cases because the new model fails them. Expected result: That outcome-driven exclusion violates the recorded rule. Reason: Model failure is not the predeclared unreadable-file criterion."/>
+            <wp:docPr id="8" name="Picture 8" descr="Original case: If the plan changes, mark the change and give its reason. Changed condition: Exclude two readable cases because the new model fails them. Expected result: That outcome-driven exclusion violates the recorded rule. Reason: Model failure is not the predeclared unreadable-file criterion."/>
             <wp:cNvGraphicFramePr>
               <a:graphicFrameLocks noChangeAspect="1"/>
             </wp:cNvGraphicFramePr>
@@ -4151,7 +5085,7 @@
                     <pic:cNvPicPr/>
                   </pic:nvPicPr>
                   <pic:blipFill>
-                    <a:blip r:embed="rId13"/>
+                    <a:blip r:embed="rId11"/>
                     <a:stretch>
                       <a:fillRect/>
                     </a:stretch>
@@ -4195,7 +5129,6 @@
     <w:p>
       <w:pPr>
         <w:spacing w:line="336" w:lineRule="auto" w:after="180"/>
-        <w:shd w:fill="F5F1FB"/>
       </w:pPr>
       <w:r>
         <w:rPr>
@@ -4206,7 +5139,7 @@
     </w:p>
     <w:p>
       <w:pPr>
-        <w:pStyle w:val="Heading3"/>
+        <w:pStyle w:val="Heading2"/>
       </w:pPr>
       <w:r>
         <w:t>05. Connect the explanation to its limit</w:t>
@@ -4217,7 +5150,7 @@
         <w:drawing>
           <wp:inline xmlns:a="http://schemas.openxmlformats.org/drawingml/2006/main" xmlns:pic="http://schemas.openxmlformats.org/drawingml/2006/picture">
             <wp:extent cx="5486400" cy="2834640"/>
-            <wp:docPr id="6" name="Picture 6" descr="An analysis plan limits flexibility after outcomes are known. Necessary changes can be transparent, but they should not be silently presented as the original plan. Limit: A plan cannot correct poor sampling or guarantee valid assumptions; it makes decisions auditable."/>
+            <wp:docPr id="9" name="Picture 9" descr="An analysis plan limits flexibility after outcomes are known. Necessary changes can be transparent, but they should not be silently presented as the original plan. Limit: A plan cannot correct poor sampling or guarantee valid assumptions; it makes decisions auditable."/>
             <wp:cNvGraphicFramePr>
               <a:graphicFrameLocks noChangeAspect="1"/>
             </wp:cNvGraphicFramePr>
@@ -4229,7 +5162,7 @@
                     <pic:cNvPicPr/>
                   </pic:nvPicPr>
                   <pic:blipFill>
-                    <a:blip r:embed="rId14"/>
+                    <a:blip r:embed="rId15"/>
                     <a:stretch>
                       <a:fillRect/>
                     </a:stretch>
@@ -4285,7 +5218,6 @@
     <w:p>
       <w:pPr>
         <w:spacing w:line="336" w:lineRule="auto" w:after="180"/>
-        <w:shd w:fill="F5F1FB"/>
       </w:pPr>
       <w:r>
         <w:rPr>
@@ -4296,7 +5228,7 @@
     </w:p>
     <w:p>
       <w:pPr>
-        <w:pStyle w:val="Heading3"/>
+        <w:pStyle w:val="Heading2"/>
       </w:pPr>
       <w:r>
         <w:t>06. Make the idea visible in your project</w:t>
@@ -4307,7 +5239,7 @@
         <w:drawing>
           <wp:inline xmlns:a="http://schemas.openxmlformats.org/drawingml/2006/main" xmlns:pic="http://schemas.openxmlformats.org/drawingml/2006/picture">
             <wp:extent cx="5486400" cy="3681984"/>
-            <wp:docPr id="7" name="Picture 7" descr="For the Reproducible AI Research Study, retain an annotated worked trace and the changed-case reasoning. Connect the claim to its records, units and assumptions so another investigator can challenge or reproduce it. Draw your input, deciding step, result and limit. Supported question: Apply the recorded exclusion rule. Can two readable model failures be removed, and how must a necessary later plan change be disclosed?"/>
+            <wp:docPr id="10" name="Picture 10" descr="For the Reproducible AI Research Study, retain an annotated worked trace and the changed-case reasoning. Connect the claim to its records, units and assumptions so another investigator can challenge or reproduce it. Draw your input, deciding step, result and limit. Supported question: Apply the recorded exclusion rule. Can two readable model failures be removed, and how must a necessary later plan change be disclosed?"/>
             <wp:cNvGraphicFramePr>
               <a:graphicFrameLocks noChangeAspect="1"/>
             </wp:cNvGraphicFramePr>
@@ -4319,7 +5251,7 @@
                     <pic:cNvPicPr/>
                   </pic:nvPicPr>
                   <pic:blipFill>
-                    <a:blip r:embed="rId15"/>
+                    <a:blip r:embed="rId16"/>
                     <a:stretch>
                       <a:fillRect/>
                     </a:stretch>
@@ -4387,7 +5319,6 @@
     <w:p>
       <w:pPr>
         <w:spacing w:line="336" w:lineRule="auto" w:after="180"/>
-        <w:shd w:fill="F5F1FB"/>
       </w:pPr>
       <w:r>
         <w:rPr>
@@ -4406,6 +5337,62 @@
           <w:b w:val="0"/>
         </w:rPr>
         <w:t>.</w:t>
+      </w:r>
+    </w:p>
+    <w:p>
+      <w:pPr>
+        <w:pStyle w:val="Heading2"/>
+      </w:pPr>
+      <w:r>
+        <w:t>Earlier wording, alternatives and picture transcripts · reference / check after trying</w:t>
+      </w:r>
+    </w:p>
+    <w:p>
+      <w:pPr>
+        <w:pStyle w:val="Heading3"/>
+      </w:pPr>
+      <w:r>
+        <w:t>01. Predefining an analysis plan: the case</w:t>
+      </w:r>
+    </w:p>
+    <w:p>
+      <w:pPr>
+        <w:pStyle w:val="Heading3"/>
+      </w:pPr>
+      <w:r>
+        <w:t>02. Follow the deciding steps</w:t>
+      </w:r>
+    </w:p>
+    <w:p>
+      <w:pPr>
+        <w:pStyle w:val="Heading3"/>
+      </w:pPr>
+      <w:r>
+        <w:t>03. Predefining an analysis plan — evidence trace</w:t>
+      </w:r>
+    </w:p>
+    <w:p>
+      <w:pPr>
+        <w:pStyle w:val="Heading3"/>
+      </w:pPr>
+      <w:r>
+        <w:t>04. Change one thing. Trace what follows.</w:t>
+      </w:r>
+    </w:p>
+    <w:p>
+      <w:pPr>
+        <w:pStyle w:val="Heading3"/>
+      </w:pPr>
+      <w:r>
+        <w:t>05. Connect the explanation to its limit</w:t>
+      </w:r>
+    </w:p>
+    <w:p>
+      <w:pPr>
+        <w:pStyle w:val="Heading3"/>
+      </w:pPr>
+      <w:r>
+        <w:t>06. Make the idea visible in your project</w:t>
       </w:r>
     </w:p>
     <w:sectPr>
